--- a/XEngine_Docment/Docment_zh.docx
+++ b/XEngine_Docment/Docment_zh.docx
@@ -11,7 +11,7 @@
           <w:szCs w:val="44"/>
         </w:rPr>
       </w:pPr>
-      <w:bookmarkStart w:id="0" w:name="_Toc195085137"/>
+      <w:bookmarkStart w:id="0" w:name="_Toc213424900"/>
       <w:proofErr w:type="spellStart"/>
       <w:r>
         <w:rPr>
@@ -96,7 +96,7 @@
           <w:r>
             <w:fldChar w:fldCharType="separate"/>
           </w:r>
-          <w:hyperlink w:anchor="_Toc195085137" w:history="1">
+          <w:hyperlink w:anchor="_Toc213424900" w:history="1">
             <w:r>
               <w:rPr>
                 <w:rStyle w:val="ad"/>
@@ -142,7 +142,7 @@
                 <w:noProof/>
                 <w:webHidden/>
               </w:rPr>
-              <w:instrText>PAGEREF _Toc195085137 \h</w:instrText>
+              <w:instrText>PAGEREF _Toc213424900 \h</w:instrText>
             </w:r>
             <w:r>
               <w:rPr>
@@ -161,6 +161,7 @@
             </w:r>
             <w:r>
               <w:rPr>
+                <w:rFonts w:hint="eastAsia"/>
                 <w:noProof/>
                 <w:webHidden/>
               </w:rPr>
@@ -197,7 +198,7 @@
               <w14:ligatures w14:val="standardContextual"/>
             </w:rPr>
           </w:pPr>
-          <w:hyperlink w:anchor="_Toc195085138" w:history="1">
+          <w:hyperlink w:anchor="_Toc213424901" w:history="1">
             <w:r>
               <w:rPr>
                 <w:rStyle w:val="ad"/>
@@ -235,7 +236,7 @@
                 <w:noProof/>
                 <w:webHidden/>
               </w:rPr>
-              <w:instrText>PAGEREF _Toc195085138 \h</w:instrText>
+              <w:instrText>PAGEREF _Toc213424901 \h</w:instrText>
             </w:r>
             <w:r>
               <w:rPr>
@@ -254,6 +255,7 @@
             </w:r>
             <w:r>
               <w:rPr>
+                <w:rFonts w:hint="eastAsia"/>
                 <w:noProof/>
                 <w:webHidden/>
               </w:rPr>
@@ -290,7 +292,7 @@
               <w14:ligatures w14:val="standardContextual"/>
             </w:rPr>
           </w:pPr>
-          <w:hyperlink w:anchor="_Toc195085139" w:history="1">
+          <w:hyperlink w:anchor="_Toc213424902" w:history="1">
             <w:r>
               <w:rPr>
                 <w:rStyle w:val="ad"/>
@@ -328,7 +330,7 @@
                 <w:noProof/>
                 <w:webHidden/>
               </w:rPr>
-              <w:instrText>PAGEREF _Toc195085139 \h</w:instrText>
+              <w:instrText>PAGEREF _Toc213424902 \h</w:instrText>
             </w:r>
             <w:r>
               <w:rPr>
@@ -347,6 +349,7 @@
             </w:r>
             <w:r>
               <w:rPr>
+                <w:rFonts w:hint="eastAsia"/>
                 <w:noProof/>
                 <w:webHidden/>
               </w:rPr>
@@ -383,7 +386,7 @@
               <w14:ligatures w14:val="standardContextual"/>
             </w:rPr>
           </w:pPr>
-          <w:hyperlink w:anchor="_Toc195085140" w:history="1">
+          <w:hyperlink w:anchor="_Toc213424903" w:history="1">
             <w:r>
               <w:rPr>
                 <w:rStyle w:val="ad"/>
@@ -421,7 +424,7 @@
                 <w:noProof/>
                 <w:webHidden/>
               </w:rPr>
-              <w:instrText>PAGEREF _Toc195085140 \h</w:instrText>
+              <w:instrText>PAGEREF _Toc213424903 \h</w:instrText>
             </w:r>
             <w:r>
               <w:rPr>
@@ -440,6 +443,7 @@
             </w:r>
             <w:r>
               <w:rPr>
+                <w:rFonts w:hint="eastAsia"/>
                 <w:noProof/>
                 <w:webHidden/>
               </w:rPr>
@@ -476,7 +480,7 @@
               <w14:ligatures w14:val="standardContextual"/>
             </w:rPr>
           </w:pPr>
-          <w:hyperlink w:anchor="_Toc195085141" w:history="1">
+          <w:hyperlink w:anchor="_Toc213424904" w:history="1">
             <w:r>
               <w:rPr>
                 <w:rStyle w:val="ad"/>
@@ -514,7 +518,7 @@
                 <w:noProof/>
                 <w:webHidden/>
               </w:rPr>
-              <w:instrText>PAGEREF _Toc195085141 \h</w:instrText>
+              <w:instrText>PAGEREF _Toc213424904 \h</w:instrText>
             </w:r>
             <w:r>
               <w:rPr>
@@ -533,6 +537,7 @@
             </w:r>
             <w:r>
               <w:rPr>
+                <w:rFonts w:hint="eastAsia"/>
                 <w:noProof/>
                 <w:webHidden/>
               </w:rPr>
@@ -569,7 +574,7 @@
               <w14:ligatures w14:val="standardContextual"/>
             </w:rPr>
           </w:pPr>
-          <w:hyperlink w:anchor="_Toc195085142" w:history="1">
+          <w:hyperlink w:anchor="_Toc213424905" w:history="1">
             <w:r>
               <w:rPr>
                 <w:rStyle w:val="ad"/>
@@ -623,7 +628,7 @@
                 <w:noProof/>
                 <w:webHidden/>
               </w:rPr>
-              <w:instrText>PAGEREF _Toc195085142 \h</w:instrText>
+              <w:instrText>PAGEREF _Toc213424905 \h</w:instrText>
             </w:r>
             <w:r>
               <w:rPr>
@@ -642,6 +647,7 @@
             </w:r>
             <w:r>
               <w:rPr>
+                <w:rFonts w:hint="eastAsia"/>
                 <w:noProof/>
                 <w:webHidden/>
               </w:rPr>
@@ -678,7 +684,7 @@
               <w14:ligatures w14:val="standardContextual"/>
             </w:rPr>
           </w:pPr>
-          <w:hyperlink w:anchor="_Toc195085143" w:history="1">
+          <w:hyperlink w:anchor="_Toc213424906" w:history="1">
             <w:r>
               <w:rPr>
                 <w:rStyle w:val="ad"/>
@@ -724,7 +730,7 @@
                 <w:noProof/>
                 <w:webHidden/>
               </w:rPr>
-              <w:instrText>PAGEREF _Toc195085143 \h</w:instrText>
+              <w:instrText>PAGEREF _Toc213424906 \h</w:instrText>
             </w:r>
             <w:r>
               <w:rPr>
@@ -743,6 +749,7 @@
             </w:r>
             <w:r>
               <w:rPr>
+                <w:rFonts w:hint="eastAsia"/>
                 <w:noProof/>
                 <w:webHidden/>
               </w:rPr>
@@ -779,7 +786,7 @@
               <w14:ligatures w14:val="standardContextual"/>
             </w:rPr>
           </w:pPr>
-          <w:hyperlink w:anchor="_Toc195085144" w:history="1">
+          <w:hyperlink w:anchor="_Toc213424907" w:history="1">
             <w:r>
               <w:rPr>
                 <w:rStyle w:val="ad"/>
@@ -825,7 +832,7 @@
                 <w:noProof/>
                 <w:webHidden/>
               </w:rPr>
-              <w:instrText>PAGEREF _Toc195085144 \h</w:instrText>
+              <w:instrText>PAGEREF _Toc213424907 \h</w:instrText>
             </w:r>
             <w:r>
               <w:rPr>
@@ -844,6 +851,7 @@
             </w:r>
             <w:r>
               <w:rPr>
+                <w:rFonts w:hint="eastAsia"/>
                 <w:noProof/>
                 <w:webHidden/>
               </w:rPr>
@@ -880,7 +888,7 @@
               <w14:ligatures w14:val="standardContextual"/>
             </w:rPr>
           </w:pPr>
-          <w:hyperlink w:anchor="_Toc195085145" w:history="1">
+          <w:hyperlink w:anchor="_Toc213424908" w:history="1">
             <w:r>
               <w:rPr>
                 <w:rStyle w:val="ad"/>
@@ -926,7 +934,7 @@
                 <w:noProof/>
                 <w:webHidden/>
               </w:rPr>
-              <w:instrText>PAGEREF _Toc195085145 \h</w:instrText>
+              <w:instrText>PAGEREF _Toc213424908 \h</w:instrText>
             </w:r>
             <w:r>
               <w:rPr>
@@ -945,6 +953,7 @@
             </w:r>
             <w:r>
               <w:rPr>
+                <w:rFonts w:hint="eastAsia"/>
                 <w:noProof/>
                 <w:webHidden/>
               </w:rPr>
@@ -981,7 +990,7 @@
               <w14:ligatures w14:val="standardContextual"/>
             </w:rPr>
           </w:pPr>
-          <w:hyperlink w:anchor="_Toc195085146" w:history="1">
+          <w:hyperlink w:anchor="_Toc213424909" w:history="1">
             <w:r>
               <w:rPr>
                 <w:rStyle w:val="ad"/>
@@ -1027,7 +1036,7 @@
                 <w:noProof/>
                 <w:webHidden/>
               </w:rPr>
-              <w:instrText>PAGEREF _Toc195085146 \h</w:instrText>
+              <w:instrText>PAGEREF _Toc213424909 \h</w:instrText>
             </w:r>
             <w:r>
               <w:rPr>
@@ -1046,6 +1055,7 @@
             </w:r>
             <w:r>
               <w:rPr>
+                <w:rFonts w:hint="eastAsia"/>
                 <w:noProof/>
                 <w:webHidden/>
               </w:rPr>
@@ -1082,7 +1092,7 @@
               <w14:ligatures w14:val="standardContextual"/>
             </w:rPr>
           </w:pPr>
-          <w:hyperlink w:anchor="_Toc195085147" w:history="1">
+          <w:hyperlink w:anchor="_Toc213424910" w:history="1">
             <w:r>
               <w:rPr>
                 <w:rStyle w:val="ad"/>
@@ -1136,7 +1146,7 @@
                 <w:noProof/>
                 <w:webHidden/>
               </w:rPr>
-              <w:instrText>PAGEREF _Toc195085147 \h</w:instrText>
+              <w:instrText>PAGEREF _Toc213424910 \h</w:instrText>
             </w:r>
             <w:r>
               <w:rPr>
@@ -1155,6 +1165,7 @@
             </w:r>
             <w:r>
               <w:rPr>
+                <w:rFonts w:hint="eastAsia"/>
                 <w:noProof/>
                 <w:webHidden/>
               </w:rPr>
@@ -1191,7 +1202,7 @@
               <w14:ligatures w14:val="standardContextual"/>
             </w:rPr>
           </w:pPr>
-          <w:hyperlink w:anchor="_Toc195085148" w:history="1">
+          <w:hyperlink w:anchor="_Toc213424911" w:history="1">
             <w:r>
               <w:rPr>
                 <w:rStyle w:val="ad"/>
@@ -1229,7 +1240,7 @@
                 <w:noProof/>
                 <w:webHidden/>
               </w:rPr>
-              <w:instrText>PAGEREF _Toc195085148 \h</w:instrText>
+              <w:instrText>PAGEREF _Toc213424911 \h</w:instrText>
             </w:r>
             <w:r>
               <w:rPr>
@@ -1248,6 +1259,7 @@
             </w:r>
             <w:r>
               <w:rPr>
+                <w:rFonts w:hint="eastAsia"/>
                 <w:noProof/>
                 <w:webHidden/>
               </w:rPr>
@@ -1284,7 +1296,7 @@
               <w14:ligatures w14:val="standardContextual"/>
             </w:rPr>
           </w:pPr>
-          <w:hyperlink w:anchor="_Toc195085149" w:history="1">
+          <w:hyperlink w:anchor="_Toc213424912" w:history="1">
             <w:r>
               <w:rPr>
                 <w:rStyle w:val="ad"/>
@@ -1322,7 +1334,7 @@
                 <w:noProof/>
                 <w:webHidden/>
               </w:rPr>
-              <w:instrText>PAGEREF _Toc195085149 \h</w:instrText>
+              <w:instrText>PAGEREF _Toc213424912 \h</w:instrText>
             </w:r>
             <w:r>
               <w:rPr>
@@ -1341,6 +1353,7 @@
             </w:r>
             <w:r>
               <w:rPr>
+                <w:rFonts w:hint="eastAsia"/>
                 <w:noProof/>
                 <w:webHidden/>
               </w:rPr>
@@ -1377,7 +1390,7 @@
               <w14:ligatures w14:val="standardContextual"/>
             </w:rPr>
           </w:pPr>
-          <w:hyperlink w:anchor="_Toc195085150" w:history="1">
+          <w:hyperlink w:anchor="_Toc213424913" w:history="1">
             <w:r>
               <w:rPr>
                 <w:rStyle w:val="ad"/>
@@ -1415,7 +1428,7 @@
                 <w:noProof/>
                 <w:webHidden/>
               </w:rPr>
-              <w:instrText>PAGEREF _Toc195085150 \h</w:instrText>
+              <w:instrText>PAGEREF _Toc213424913 \h</w:instrText>
             </w:r>
             <w:r>
               <w:rPr>
@@ -1434,6 +1447,7 @@
             </w:r>
             <w:r>
               <w:rPr>
+                <w:rFonts w:hint="eastAsia"/>
                 <w:noProof/>
                 <w:webHidden/>
               </w:rPr>
@@ -1470,7 +1484,7 @@
               <w14:ligatures w14:val="standardContextual"/>
             </w:rPr>
           </w:pPr>
-          <w:hyperlink w:anchor="_Toc195085151" w:history="1">
+          <w:hyperlink w:anchor="_Toc213424914" w:history="1">
             <w:r>
               <w:rPr>
                 <w:rStyle w:val="ad"/>
@@ -1524,7 +1538,7 @@
                 <w:noProof/>
                 <w:webHidden/>
               </w:rPr>
-              <w:instrText>PAGEREF _Toc195085151 \h</w:instrText>
+              <w:instrText>PAGEREF _Toc213424914 \h</w:instrText>
             </w:r>
             <w:r>
               <w:rPr>
@@ -1543,6 +1557,7 @@
             </w:r>
             <w:r>
               <w:rPr>
+                <w:rFonts w:hint="eastAsia"/>
                 <w:noProof/>
                 <w:webHidden/>
               </w:rPr>
@@ -1579,7 +1594,7 @@
               <w14:ligatures w14:val="standardContextual"/>
             </w:rPr>
           </w:pPr>
-          <w:hyperlink w:anchor="_Toc195085152" w:history="1">
+          <w:hyperlink w:anchor="_Toc213424915" w:history="1">
             <w:r>
               <w:rPr>
                 <w:rStyle w:val="ad"/>
@@ -1625,7 +1640,7 @@
                 <w:noProof/>
                 <w:webHidden/>
               </w:rPr>
-              <w:instrText>PAGEREF _Toc195085152 \h</w:instrText>
+              <w:instrText>PAGEREF _Toc213424915 \h</w:instrText>
             </w:r>
             <w:r>
               <w:rPr>
@@ -1644,6 +1659,7 @@
             </w:r>
             <w:r>
               <w:rPr>
+                <w:rFonts w:hint="eastAsia"/>
                 <w:noProof/>
                 <w:webHidden/>
               </w:rPr>
@@ -1680,7 +1696,7 @@
               <w14:ligatures w14:val="standardContextual"/>
             </w:rPr>
           </w:pPr>
-          <w:hyperlink w:anchor="_Toc195085153" w:history="1">
+          <w:hyperlink w:anchor="_Toc213424916" w:history="1">
             <w:r>
               <w:rPr>
                 <w:rStyle w:val="ad"/>
@@ -1726,7 +1742,7 @@
                 <w:noProof/>
                 <w:webHidden/>
               </w:rPr>
-              <w:instrText>PAGEREF _Toc195085153 \h</w:instrText>
+              <w:instrText>PAGEREF _Toc213424916 \h</w:instrText>
             </w:r>
             <w:r>
               <w:rPr>
@@ -1745,6 +1761,7 @@
             </w:r>
             <w:r>
               <w:rPr>
+                <w:rFonts w:hint="eastAsia"/>
                 <w:noProof/>
                 <w:webHidden/>
               </w:rPr>
@@ -1781,7 +1798,7 @@
               <w14:ligatures w14:val="standardContextual"/>
             </w:rPr>
           </w:pPr>
-          <w:hyperlink w:anchor="_Toc195085154" w:history="1">
+          <w:hyperlink w:anchor="_Toc213424917" w:history="1">
             <w:r>
               <w:rPr>
                 <w:rStyle w:val="ad"/>
@@ -1827,7 +1844,7 @@
                 <w:noProof/>
                 <w:webHidden/>
               </w:rPr>
-              <w:instrText>PAGEREF _Toc195085154 \h</w:instrText>
+              <w:instrText>PAGEREF _Toc213424917 \h</w:instrText>
             </w:r>
             <w:r>
               <w:rPr>
@@ -1846,6 +1863,7 @@
             </w:r>
             <w:r>
               <w:rPr>
+                <w:rFonts w:hint="eastAsia"/>
                 <w:noProof/>
                 <w:webHidden/>
               </w:rPr>
@@ -1882,7 +1900,7 @@
               <w14:ligatures w14:val="standardContextual"/>
             </w:rPr>
           </w:pPr>
-          <w:hyperlink w:anchor="_Toc195085155" w:history="1">
+          <w:hyperlink w:anchor="_Toc213424918" w:history="1">
             <w:r>
               <w:rPr>
                 <w:rStyle w:val="ad"/>
@@ -1928,7 +1946,7 @@
                 <w:noProof/>
                 <w:webHidden/>
               </w:rPr>
-              <w:instrText>PAGEREF _Toc195085155 \h</w:instrText>
+              <w:instrText>PAGEREF _Toc213424918 \h</w:instrText>
             </w:r>
             <w:r>
               <w:rPr>
@@ -1947,6 +1965,7 @@
             </w:r>
             <w:r>
               <w:rPr>
+                <w:rFonts w:hint="eastAsia"/>
                 <w:noProof/>
                 <w:webHidden/>
               </w:rPr>
@@ -1983,7 +2002,7 @@
               <w14:ligatures w14:val="standardContextual"/>
             </w:rPr>
           </w:pPr>
-          <w:hyperlink w:anchor="_Toc195085156" w:history="1">
+          <w:hyperlink w:anchor="_Toc213424919" w:history="1">
             <w:r>
               <w:rPr>
                 <w:rStyle w:val="ad"/>
@@ -2029,7 +2048,7 @@
                 <w:noProof/>
                 <w:webHidden/>
               </w:rPr>
-              <w:instrText>PAGEREF _Toc195085156 \h</w:instrText>
+              <w:instrText>PAGEREF _Toc213424919 \h</w:instrText>
             </w:r>
             <w:r>
               <w:rPr>
@@ -2048,6 +2067,7 @@
             </w:r>
             <w:r>
               <w:rPr>
+                <w:rFonts w:hint="eastAsia"/>
                 <w:noProof/>
                 <w:webHidden/>
               </w:rPr>
@@ -2084,7 +2104,7 @@
               <w14:ligatures w14:val="standardContextual"/>
             </w:rPr>
           </w:pPr>
-          <w:hyperlink w:anchor="_Toc195085157" w:history="1">
+          <w:hyperlink w:anchor="_Toc213424920" w:history="1">
             <w:r>
               <w:rPr>
                 <w:rStyle w:val="ad"/>
@@ -2130,7 +2150,7 @@
                 <w:noProof/>
                 <w:webHidden/>
               </w:rPr>
-              <w:instrText>PAGEREF _Toc195085157 \h</w:instrText>
+              <w:instrText>PAGEREF _Toc213424920 \h</w:instrText>
             </w:r>
             <w:r>
               <w:rPr>
@@ -2149,6 +2169,7 @@
             </w:r>
             <w:r>
               <w:rPr>
+                <w:rFonts w:hint="eastAsia"/>
                 <w:noProof/>
                 <w:webHidden/>
               </w:rPr>
@@ -2185,7 +2206,7 @@
               <w14:ligatures w14:val="standardContextual"/>
             </w:rPr>
           </w:pPr>
-          <w:hyperlink w:anchor="_Toc195085158" w:history="1">
+          <w:hyperlink w:anchor="_Toc213424921" w:history="1">
             <w:r>
               <w:rPr>
                 <w:rStyle w:val="ad"/>
@@ -2231,7 +2252,7 @@
                 <w:noProof/>
                 <w:webHidden/>
               </w:rPr>
-              <w:instrText>PAGEREF _Toc195085158 \h</w:instrText>
+              <w:instrText>PAGEREF _Toc213424921 \h</w:instrText>
             </w:r>
             <w:r>
               <w:rPr>
@@ -2250,6 +2271,7 @@
             </w:r>
             <w:r>
               <w:rPr>
+                <w:rFonts w:hint="eastAsia"/>
                 <w:noProof/>
                 <w:webHidden/>
               </w:rPr>
@@ -2286,7 +2308,7 @@
               <w14:ligatures w14:val="standardContextual"/>
             </w:rPr>
           </w:pPr>
-          <w:hyperlink w:anchor="_Toc195085159" w:history="1">
+          <w:hyperlink w:anchor="_Toc213424922" w:history="1">
             <w:r>
               <w:rPr>
                 <w:rStyle w:val="ad"/>
@@ -2332,7 +2354,7 @@
                 <w:noProof/>
                 <w:webHidden/>
               </w:rPr>
-              <w:instrText>PAGEREF _Toc195085159 \h</w:instrText>
+              <w:instrText>PAGEREF _Toc213424922 \h</w:instrText>
             </w:r>
             <w:r>
               <w:rPr>
@@ -2351,6 +2373,7 @@
             </w:r>
             <w:r>
               <w:rPr>
+                <w:rFonts w:hint="eastAsia"/>
                 <w:noProof/>
                 <w:webHidden/>
               </w:rPr>
@@ -2387,14 +2410,14 @@
               <w14:ligatures w14:val="standardContextual"/>
             </w:rPr>
           </w:pPr>
-          <w:hyperlink w:anchor="_Toc195085160" w:history="1">
+          <w:hyperlink w:anchor="_Toc213424923" w:history="1">
             <w:r>
               <w:rPr>
                 <w:rStyle w:val="ad"/>
                 <w:rFonts w:hint="eastAsia"/>
                 <w:noProof/>
               </w:rPr>
-              <w:t xml:space="preserve">3.4 </w:t>
+              <w:t>3.4 HTTP</w:t>
             </w:r>
             <w:r>
               <w:rPr>
@@ -2402,7 +2425,7 @@
                 <w:rFonts w:hint="eastAsia"/>
                 <w:noProof/>
               </w:rPr>
-              <w:t>转推流协议</w:t>
+              <w:t>管理接口</w:t>
             </w:r>
             <w:r>
               <w:rPr>
@@ -2433,7 +2456,7 @@
                 <w:noProof/>
                 <w:webHidden/>
               </w:rPr>
-              <w:instrText>PAGEREF _Toc195085160 \h</w:instrText>
+              <w:instrText>PAGEREF _Toc213424923 \h</w:instrText>
             </w:r>
             <w:r>
               <w:rPr>
@@ -2452,6 +2475,7 @@
             </w:r>
             <w:r>
               <w:rPr>
+                <w:rFonts w:hint="eastAsia"/>
                 <w:noProof/>
                 <w:webHidden/>
               </w:rPr>
@@ -2488,7 +2512,7 @@
               <w14:ligatures w14:val="standardContextual"/>
             </w:rPr>
           </w:pPr>
-          <w:hyperlink w:anchor="_Toc195085161" w:history="1">
+          <w:hyperlink w:anchor="_Toc213424924" w:history="1">
             <w:r>
               <w:rPr>
                 <w:rStyle w:val="ad"/>
@@ -2503,7 +2527,7 @@
                 <w:rFonts w:hint="eastAsia"/>
                 <w:noProof/>
               </w:rPr>
-              <w:t>播放</w:t>
+              <w:t>推流列表获取</w:t>
             </w:r>
             <w:r>
               <w:rPr>
@@ -2534,7 +2558,7 @@
                 <w:noProof/>
                 <w:webHidden/>
               </w:rPr>
-              <w:instrText>PAGEREF _Toc195085161 \h</w:instrText>
+              <w:instrText>PAGEREF _Toc213424924 \h</w:instrText>
             </w:r>
             <w:r>
               <w:rPr>
@@ -2553,6 +2577,7 @@
             </w:r>
             <w:r>
               <w:rPr>
+                <w:rFonts w:hint="eastAsia"/>
                 <w:noProof/>
                 <w:webHidden/>
               </w:rPr>
@@ -2563,7 +2588,7 @@
                 <w:noProof/>
                 <w:webHidden/>
               </w:rPr>
-              <w:t>10</w:t>
+              <w:t>9</w:t>
             </w:r>
             <w:r>
               <w:rPr>
@@ -2589,7 +2614,7 @@
               <w14:ligatures w14:val="standardContextual"/>
             </w:rPr>
           </w:pPr>
-          <w:hyperlink w:anchor="_Toc195085162" w:history="1">
+          <w:hyperlink w:anchor="_Toc213424925" w:history="1">
             <w:r>
               <w:rPr>
                 <w:rStyle w:val="ad"/>
@@ -2604,7 +2629,7 @@
                 <w:rFonts w:hint="eastAsia"/>
                 <w:noProof/>
               </w:rPr>
-              <w:t>停止</w:t>
+              <w:t>拉流列表获取</w:t>
             </w:r>
             <w:r>
               <w:rPr>
@@ -2635,7 +2660,7 @@
                 <w:noProof/>
                 <w:webHidden/>
               </w:rPr>
-              <w:instrText>PAGEREF _Toc195085162 \h</w:instrText>
+              <w:instrText>PAGEREF _Toc213424925 \h</w:instrText>
             </w:r>
             <w:r>
               <w:rPr>
@@ -2654,6 +2679,7 @@
             </w:r>
             <w:r>
               <w:rPr>
+                <w:rFonts w:hint="eastAsia"/>
                 <w:noProof/>
                 <w:webHidden/>
               </w:rPr>
@@ -2665,6 +2691,218 @@
                 <w:webHidden/>
               </w:rPr>
               <w:t>10</w:t>
+            </w:r>
+            <w:r>
+              <w:rPr>
+                <w:rFonts w:hint="eastAsia"/>
+                <w:noProof/>
+                <w:webHidden/>
+              </w:rPr>
+              <w:fldChar w:fldCharType="end"/>
+            </w:r>
+          </w:hyperlink>
+        </w:p>
+        <w:p>
+          <w:pPr>
+            <w:pStyle w:val="TOC1"/>
+            <w:tabs>
+              <w:tab w:val="right" w:leader="dot" w:pos="8296"/>
+            </w:tabs>
+            <w:rPr>
+              <w:rFonts w:hint="eastAsia"/>
+              <w:noProof/>
+              <w:sz w:val="22"/>
+              <w:szCs w:val="24"/>
+              <w14:ligatures w14:val="standardContextual"/>
+            </w:rPr>
+          </w:pPr>
+          <w:hyperlink w:anchor="_Toc213424926" w:history="1">
+            <w:r>
+              <w:rPr>
+                <w:rStyle w:val="ad"/>
+                <w:rFonts w:hint="eastAsia"/>
+                <w:noProof/>
+              </w:rPr>
+              <w:t>四</w:t>
+            </w:r>
+            <w:r>
+              <w:rPr>
+                <w:rStyle w:val="ad"/>
+                <w:rFonts w:hint="eastAsia"/>
+                <w:noProof/>
+              </w:rPr>
+              <w:t xml:space="preserve"> </w:t>
+            </w:r>
+            <w:r>
+              <w:rPr>
+                <w:rStyle w:val="ad"/>
+                <w:rFonts w:hint="eastAsia"/>
+                <w:noProof/>
+              </w:rPr>
+              <w:t>配置说明</w:t>
+            </w:r>
+            <w:r>
+              <w:rPr>
+                <w:rFonts w:hint="eastAsia"/>
+                <w:noProof/>
+                <w:webHidden/>
+              </w:rPr>
+              <w:tab/>
+            </w:r>
+            <w:r>
+              <w:rPr>
+                <w:rFonts w:hint="eastAsia"/>
+                <w:noProof/>
+                <w:webHidden/>
+              </w:rPr>
+              <w:fldChar w:fldCharType="begin"/>
+            </w:r>
+            <w:r>
+              <w:rPr>
+                <w:rFonts w:hint="eastAsia"/>
+                <w:noProof/>
+                <w:webHidden/>
+              </w:rPr>
+              <w:instrText xml:space="preserve"> </w:instrText>
+            </w:r>
+            <w:r>
+              <w:rPr>
+                <w:noProof/>
+                <w:webHidden/>
+              </w:rPr>
+              <w:instrText>PAGEREF _Toc213424926 \h</w:instrText>
+            </w:r>
+            <w:r>
+              <w:rPr>
+                <w:rFonts w:hint="eastAsia"/>
+                <w:noProof/>
+                <w:webHidden/>
+              </w:rPr>
+              <w:instrText xml:space="preserve"> </w:instrText>
+            </w:r>
+            <w:r>
+              <w:rPr>
+                <w:rFonts w:hint="eastAsia"/>
+                <w:noProof/>
+                <w:webHidden/>
+              </w:rPr>
+            </w:r>
+            <w:r>
+              <w:rPr>
+                <w:rFonts w:hint="eastAsia"/>
+                <w:noProof/>
+                <w:webHidden/>
+              </w:rPr>
+              <w:fldChar w:fldCharType="separate"/>
+            </w:r>
+            <w:r>
+              <w:rPr>
+                <w:noProof/>
+                <w:webHidden/>
+              </w:rPr>
+              <w:t>11</w:t>
+            </w:r>
+            <w:r>
+              <w:rPr>
+                <w:rFonts w:hint="eastAsia"/>
+                <w:noProof/>
+                <w:webHidden/>
+              </w:rPr>
+              <w:fldChar w:fldCharType="end"/>
+            </w:r>
+          </w:hyperlink>
+        </w:p>
+        <w:p>
+          <w:pPr>
+            <w:pStyle w:val="TOC2"/>
+            <w:tabs>
+              <w:tab w:val="right" w:leader="dot" w:pos="8296"/>
+            </w:tabs>
+            <w:rPr>
+              <w:rFonts w:hint="eastAsia"/>
+              <w:noProof/>
+              <w:sz w:val="22"/>
+              <w:szCs w:val="24"/>
+              <w14:ligatures w14:val="standardContextual"/>
+            </w:rPr>
+          </w:pPr>
+          <w:hyperlink w:anchor="_Toc213424927" w:history="1">
+            <w:r>
+              <w:rPr>
+                <w:rStyle w:val="ad"/>
+                <w:rFonts w:hint="eastAsia"/>
+                <w:noProof/>
+              </w:rPr>
+              <w:t xml:space="preserve">4.1 </w:t>
+            </w:r>
+            <w:r>
+              <w:rPr>
+                <w:rStyle w:val="ad"/>
+                <w:rFonts w:hint="eastAsia"/>
+                <w:noProof/>
+              </w:rPr>
+              <w:t>服务器配置</w:t>
+            </w:r>
+            <w:r>
+              <w:rPr>
+                <w:rFonts w:hint="eastAsia"/>
+                <w:noProof/>
+                <w:webHidden/>
+              </w:rPr>
+              <w:tab/>
+            </w:r>
+            <w:r>
+              <w:rPr>
+                <w:rFonts w:hint="eastAsia"/>
+                <w:noProof/>
+                <w:webHidden/>
+              </w:rPr>
+              <w:fldChar w:fldCharType="begin"/>
+            </w:r>
+            <w:r>
+              <w:rPr>
+                <w:rFonts w:hint="eastAsia"/>
+                <w:noProof/>
+                <w:webHidden/>
+              </w:rPr>
+              <w:instrText xml:space="preserve"> </w:instrText>
+            </w:r>
+            <w:r>
+              <w:rPr>
+                <w:noProof/>
+                <w:webHidden/>
+              </w:rPr>
+              <w:instrText>PAGEREF _Toc213424927 \h</w:instrText>
+            </w:r>
+            <w:r>
+              <w:rPr>
+                <w:rFonts w:hint="eastAsia"/>
+                <w:noProof/>
+                <w:webHidden/>
+              </w:rPr>
+              <w:instrText xml:space="preserve"> </w:instrText>
+            </w:r>
+            <w:r>
+              <w:rPr>
+                <w:rFonts w:hint="eastAsia"/>
+                <w:noProof/>
+                <w:webHidden/>
+              </w:rPr>
+            </w:r>
+            <w:r>
+              <w:rPr>
+                <w:rFonts w:hint="eastAsia"/>
+                <w:noProof/>
+                <w:webHidden/>
+              </w:rPr>
+              <w:fldChar w:fldCharType="separate"/>
+            </w:r>
+            <w:r>
+              <w:rPr>
+                <w:noProof/>
+                <w:webHidden/>
+              </w:rPr>
+              <w:t>11</w:t>
             </w:r>
             <w:r>
               <w:rPr>
@@ -2690,14 +2928,14 @@
               <w14:ligatures w14:val="standardContextual"/>
             </w:rPr>
           </w:pPr>
-          <w:hyperlink w:anchor="_Toc195085163" w:history="1">
+          <w:hyperlink w:anchor="_Toc213424928" w:history="1">
             <w:r>
               <w:rPr>
                 <w:rStyle w:val="ad"/>
                 <w:rFonts w:hint="eastAsia"/>
                 <w:noProof/>
               </w:rPr>
-              <w:t xml:space="preserve">3.4.3 </w:t>
+              <w:t xml:space="preserve">4.1.1 </w:t>
             </w:r>
             <w:r>
               <w:rPr>
@@ -2705,7 +2943,7 @@
                 <w:rFonts w:hint="eastAsia"/>
                 <w:noProof/>
               </w:rPr>
-              <w:t>列举</w:t>
+              <w:t>基本配置</w:t>
             </w:r>
             <w:r>
               <w:rPr>
@@ -2736,7 +2974,7 @@
                 <w:noProof/>
                 <w:webHidden/>
               </w:rPr>
-              <w:instrText>PAGEREF _Toc195085163 \h</w:instrText>
+              <w:instrText>PAGEREF _Toc213424928 \h</w:instrText>
             </w:r>
             <w:r>
               <w:rPr>
@@ -2755,6 +2993,7 @@
             </w:r>
             <w:r>
               <w:rPr>
+                <w:rFonts w:hint="eastAsia"/>
                 <w:noProof/>
                 <w:webHidden/>
               </w:rPr>
@@ -2766,6 +3005,728 @@
                 <w:webHidden/>
               </w:rPr>
               <w:t>11</w:t>
+            </w:r>
+            <w:r>
+              <w:rPr>
+                <w:rFonts w:hint="eastAsia"/>
+                <w:noProof/>
+                <w:webHidden/>
+              </w:rPr>
+              <w:fldChar w:fldCharType="end"/>
+            </w:r>
+          </w:hyperlink>
+        </w:p>
+        <w:p>
+          <w:pPr>
+            <w:pStyle w:val="TOC3"/>
+            <w:tabs>
+              <w:tab w:val="right" w:leader="dot" w:pos="8296"/>
+            </w:tabs>
+            <w:rPr>
+              <w:rFonts w:hint="eastAsia"/>
+              <w:noProof/>
+              <w:sz w:val="22"/>
+              <w:szCs w:val="24"/>
+              <w14:ligatures w14:val="standardContextual"/>
+            </w:rPr>
+          </w:pPr>
+          <w:hyperlink w:anchor="_Toc213424929" w:history="1">
+            <w:r>
+              <w:rPr>
+                <w:rStyle w:val="ad"/>
+                <w:rFonts w:hint="eastAsia"/>
+                <w:noProof/>
+              </w:rPr>
+              <w:t xml:space="preserve">4.1.2 </w:t>
+            </w:r>
+            <w:r>
+              <w:rPr>
+                <w:rStyle w:val="ad"/>
+                <w:rFonts w:hint="eastAsia"/>
+                <w:noProof/>
+              </w:rPr>
+              <w:t>最大配置</w:t>
+            </w:r>
+            <w:r>
+              <w:rPr>
+                <w:rFonts w:hint="eastAsia"/>
+                <w:noProof/>
+                <w:webHidden/>
+              </w:rPr>
+              <w:tab/>
+            </w:r>
+            <w:r>
+              <w:rPr>
+                <w:rFonts w:hint="eastAsia"/>
+                <w:noProof/>
+                <w:webHidden/>
+              </w:rPr>
+              <w:fldChar w:fldCharType="begin"/>
+            </w:r>
+            <w:r>
+              <w:rPr>
+                <w:rFonts w:hint="eastAsia"/>
+                <w:noProof/>
+                <w:webHidden/>
+              </w:rPr>
+              <w:instrText xml:space="preserve"> </w:instrText>
+            </w:r>
+            <w:r>
+              <w:rPr>
+                <w:noProof/>
+                <w:webHidden/>
+              </w:rPr>
+              <w:instrText>PAGEREF _Toc213424929 \h</w:instrText>
+            </w:r>
+            <w:r>
+              <w:rPr>
+                <w:rFonts w:hint="eastAsia"/>
+                <w:noProof/>
+                <w:webHidden/>
+              </w:rPr>
+              <w:instrText xml:space="preserve"> </w:instrText>
+            </w:r>
+            <w:r>
+              <w:rPr>
+                <w:rFonts w:hint="eastAsia"/>
+                <w:noProof/>
+                <w:webHidden/>
+              </w:rPr>
+            </w:r>
+            <w:r>
+              <w:rPr>
+                <w:rFonts w:hint="eastAsia"/>
+                <w:noProof/>
+                <w:webHidden/>
+              </w:rPr>
+              <w:fldChar w:fldCharType="separate"/>
+            </w:r>
+            <w:r>
+              <w:rPr>
+                <w:noProof/>
+                <w:webHidden/>
+              </w:rPr>
+              <w:t>11</w:t>
+            </w:r>
+            <w:r>
+              <w:rPr>
+                <w:rFonts w:hint="eastAsia"/>
+                <w:noProof/>
+                <w:webHidden/>
+              </w:rPr>
+              <w:fldChar w:fldCharType="end"/>
+            </w:r>
+          </w:hyperlink>
+        </w:p>
+        <w:p>
+          <w:pPr>
+            <w:pStyle w:val="TOC3"/>
+            <w:tabs>
+              <w:tab w:val="right" w:leader="dot" w:pos="8296"/>
+            </w:tabs>
+            <w:rPr>
+              <w:rFonts w:hint="eastAsia"/>
+              <w:noProof/>
+              <w:sz w:val="22"/>
+              <w:szCs w:val="24"/>
+              <w14:ligatures w14:val="standardContextual"/>
+            </w:rPr>
+          </w:pPr>
+          <w:hyperlink w:anchor="_Toc213424930" w:history="1">
+            <w:r>
+              <w:rPr>
+                <w:rStyle w:val="ad"/>
+                <w:rFonts w:hint="eastAsia"/>
+                <w:noProof/>
+              </w:rPr>
+              <w:t xml:space="preserve">4.1.3 </w:t>
+            </w:r>
+            <w:r>
+              <w:rPr>
+                <w:rStyle w:val="ad"/>
+                <w:rFonts w:hint="eastAsia"/>
+                <w:noProof/>
+              </w:rPr>
+              <w:t>时间配置</w:t>
+            </w:r>
+            <w:r>
+              <w:rPr>
+                <w:rFonts w:hint="eastAsia"/>
+                <w:noProof/>
+                <w:webHidden/>
+              </w:rPr>
+              <w:tab/>
+            </w:r>
+            <w:r>
+              <w:rPr>
+                <w:rFonts w:hint="eastAsia"/>
+                <w:noProof/>
+                <w:webHidden/>
+              </w:rPr>
+              <w:fldChar w:fldCharType="begin"/>
+            </w:r>
+            <w:r>
+              <w:rPr>
+                <w:rFonts w:hint="eastAsia"/>
+                <w:noProof/>
+                <w:webHidden/>
+              </w:rPr>
+              <w:instrText xml:space="preserve"> </w:instrText>
+            </w:r>
+            <w:r>
+              <w:rPr>
+                <w:noProof/>
+                <w:webHidden/>
+              </w:rPr>
+              <w:instrText>PAGEREF _Toc213424930 \h</w:instrText>
+            </w:r>
+            <w:r>
+              <w:rPr>
+                <w:rFonts w:hint="eastAsia"/>
+                <w:noProof/>
+                <w:webHidden/>
+              </w:rPr>
+              <w:instrText xml:space="preserve"> </w:instrText>
+            </w:r>
+            <w:r>
+              <w:rPr>
+                <w:rFonts w:hint="eastAsia"/>
+                <w:noProof/>
+                <w:webHidden/>
+              </w:rPr>
+            </w:r>
+            <w:r>
+              <w:rPr>
+                <w:rFonts w:hint="eastAsia"/>
+                <w:noProof/>
+                <w:webHidden/>
+              </w:rPr>
+              <w:fldChar w:fldCharType="separate"/>
+            </w:r>
+            <w:r>
+              <w:rPr>
+                <w:noProof/>
+                <w:webHidden/>
+              </w:rPr>
+              <w:t>12</w:t>
+            </w:r>
+            <w:r>
+              <w:rPr>
+                <w:rFonts w:hint="eastAsia"/>
+                <w:noProof/>
+                <w:webHidden/>
+              </w:rPr>
+              <w:fldChar w:fldCharType="end"/>
+            </w:r>
+          </w:hyperlink>
+        </w:p>
+        <w:p>
+          <w:pPr>
+            <w:pStyle w:val="TOC3"/>
+            <w:tabs>
+              <w:tab w:val="right" w:leader="dot" w:pos="8296"/>
+            </w:tabs>
+            <w:rPr>
+              <w:rFonts w:hint="eastAsia"/>
+              <w:noProof/>
+              <w:sz w:val="22"/>
+              <w:szCs w:val="24"/>
+              <w14:ligatures w14:val="standardContextual"/>
+            </w:rPr>
+          </w:pPr>
+          <w:hyperlink w:anchor="_Toc213424931" w:history="1">
+            <w:r>
+              <w:rPr>
+                <w:rStyle w:val="ad"/>
+                <w:rFonts w:hint="eastAsia"/>
+                <w:noProof/>
+              </w:rPr>
+              <w:t xml:space="preserve">4.1.4 </w:t>
+            </w:r>
+            <w:r>
+              <w:rPr>
+                <w:rStyle w:val="ad"/>
+                <w:rFonts w:hint="eastAsia"/>
+                <w:noProof/>
+              </w:rPr>
+              <w:t>拉流配置</w:t>
+            </w:r>
+            <w:r>
+              <w:rPr>
+                <w:rFonts w:hint="eastAsia"/>
+                <w:noProof/>
+                <w:webHidden/>
+              </w:rPr>
+              <w:tab/>
+            </w:r>
+            <w:r>
+              <w:rPr>
+                <w:rFonts w:hint="eastAsia"/>
+                <w:noProof/>
+                <w:webHidden/>
+              </w:rPr>
+              <w:fldChar w:fldCharType="begin"/>
+            </w:r>
+            <w:r>
+              <w:rPr>
+                <w:rFonts w:hint="eastAsia"/>
+                <w:noProof/>
+                <w:webHidden/>
+              </w:rPr>
+              <w:instrText xml:space="preserve"> </w:instrText>
+            </w:r>
+            <w:r>
+              <w:rPr>
+                <w:noProof/>
+                <w:webHidden/>
+              </w:rPr>
+              <w:instrText>PAGEREF _Toc213424931 \h</w:instrText>
+            </w:r>
+            <w:r>
+              <w:rPr>
+                <w:rFonts w:hint="eastAsia"/>
+                <w:noProof/>
+                <w:webHidden/>
+              </w:rPr>
+              <w:instrText xml:space="preserve"> </w:instrText>
+            </w:r>
+            <w:r>
+              <w:rPr>
+                <w:rFonts w:hint="eastAsia"/>
+                <w:noProof/>
+                <w:webHidden/>
+              </w:rPr>
+            </w:r>
+            <w:r>
+              <w:rPr>
+                <w:rFonts w:hint="eastAsia"/>
+                <w:noProof/>
+                <w:webHidden/>
+              </w:rPr>
+              <w:fldChar w:fldCharType="separate"/>
+            </w:r>
+            <w:r>
+              <w:rPr>
+                <w:noProof/>
+                <w:webHidden/>
+              </w:rPr>
+              <w:t>12</w:t>
+            </w:r>
+            <w:r>
+              <w:rPr>
+                <w:rFonts w:hint="eastAsia"/>
+                <w:noProof/>
+                <w:webHidden/>
+              </w:rPr>
+              <w:fldChar w:fldCharType="end"/>
+            </w:r>
+          </w:hyperlink>
+        </w:p>
+        <w:p>
+          <w:pPr>
+            <w:pStyle w:val="TOC3"/>
+            <w:tabs>
+              <w:tab w:val="right" w:leader="dot" w:pos="8296"/>
+            </w:tabs>
+            <w:rPr>
+              <w:rFonts w:hint="eastAsia"/>
+              <w:noProof/>
+              <w:sz w:val="22"/>
+              <w:szCs w:val="24"/>
+              <w14:ligatures w14:val="standardContextual"/>
+            </w:rPr>
+          </w:pPr>
+          <w:hyperlink w:anchor="_Toc213424932" w:history="1">
+            <w:r>
+              <w:rPr>
+                <w:rStyle w:val="ad"/>
+                <w:rFonts w:hint="eastAsia"/>
+                <w:noProof/>
+              </w:rPr>
+              <w:t xml:space="preserve">4.1.5 </w:t>
+            </w:r>
+            <w:r>
+              <w:rPr>
+                <w:rStyle w:val="ad"/>
+                <w:rFonts w:hint="eastAsia"/>
+                <w:noProof/>
+              </w:rPr>
+              <w:t>日志配置</w:t>
+            </w:r>
+            <w:r>
+              <w:rPr>
+                <w:rFonts w:hint="eastAsia"/>
+                <w:noProof/>
+                <w:webHidden/>
+              </w:rPr>
+              <w:tab/>
+            </w:r>
+            <w:r>
+              <w:rPr>
+                <w:rFonts w:hint="eastAsia"/>
+                <w:noProof/>
+                <w:webHidden/>
+              </w:rPr>
+              <w:fldChar w:fldCharType="begin"/>
+            </w:r>
+            <w:r>
+              <w:rPr>
+                <w:rFonts w:hint="eastAsia"/>
+                <w:noProof/>
+                <w:webHidden/>
+              </w:rPr>
+              <w:instrText xml:space="preserve"> </w:instrText>
+            </w:r>
+            <w:r>
+              <w:rPr>
+                <w:noProof/>
+                <w:webHidden/>
+              </w:rPr>
+              <w:instrText>PAGEREF _Toc213424932 \h</w:instrText>
+            </w:r>
+            <w:r>
+              <w:rPr>
+                <w:rFonts w:hint="eastAsia"/>
+                <w:noProof/>
+                <w:webHidden/>
+              </w:rPr>
+              <w:instrText xml:space="preserve"> </w:instrText>
+            </w:r>
+            <w:r>
+              <w:rPr>
+                <w:rFonts w:hint="eastAsia"/>
+                <w:noProof/>
+                <w:webHidden/>
+              </w:rPr>
+            </w:r>
+            <w:r>
+              <w:rPr>
+                <w:rFonts w:hint="eastAsia"/>
+                <w:noProof/>
+                <w:webHidden/>
+              </w:rPr>
+              <w:fldChar w:fldCharType="separate"/>
+            </w:r>
+            <w:r>
+              <w:rPr>
+                <w:noProof/>
+                <w:webHidden/>
+              </w:rPr>
+              <w:t>12</w:t>
+            </w:r>
+            <w:r>
+              <w:rPr>
+                <w:rFonts w:hint="eastAsia"/>
+                <w:noProof/>
+                <w:webHidden/>
+              </w:rPr>
+              <w:fldChar w:fldCharType="end"/>
+            </w:r>
+          </w:hyperlink>
+        </w:p>
+        <w:p>
+          <w:pPr>
+            <w:pStyle w:val="TOC3"/>
+            <w:tabs>
+              <w:tab w:val="right" w:leader="dot" w:pos="8296"/>
+            </w:tabs>
+            <w:rPr>
+              <w:rFonts w:hint="eastAsia"/>
+              <w:noProof/>
+              <w:sz w:val="22"/>
+              <w:szCs w:val="24"/>
+              <w14:ligatures w14:val="standardContextual"/>
+            </w:rPr>
+          </w:pPr>
+          <w:hyperlink w:anchor="_Toc213424933" w:history="1">
+            <w:r>
+              <w:rPr>
+                <w:rStyle w:val="ad"/>
+                <w:rFonts w:hint="eastAsia"/>
+                <w:noProof/>
+              </w:rPr>
+              <w:t xml:space="preserve">5.1.6 </w:t>
+            </w:r>
+            <w:r>
+              <w:rPr>
+                <w:rStyle w:val="ad"/>
+                <w:rFonts w:hint="eastAsia"/>
+                <w:noProof/>
+              </w:rPr>
+              <w:t>报告配置</w:t>
+            </w:r>
+            <w:r>
+              <w:rPr>
+                <w:rFonts w:hint="eastAsia"/>
+                <w:noProof/>
+                <w:webHidden/>
+              </w:rPr>
+              <w:tab/>
+            </w:r>
+            <w:r>
+              <w:rPr>
+                <w:rFonts w:hint="eastAsia"/>
+                <w:noProof/>
+                <w:webHidden/>
+              </w:rPr>
+              <w:fldChar w:fldCharType="begin"/>
+            </w:r>
+            <w:r>
+              <w:rPr>
+                <w:rFonts w:hint="eastAsia"/>
+                <w:noProof/>
+                <w:webHidden/>
+              </w:rPr>
+              <w:instrText xml:space="preserve"> </w:instrText>
+            </w:r>
+            <w:r>
+              <w:rPr>
+                <w:noProof/>
+                <w:webHidden/>
+              </w:rPr>
+              <w:instrText>PAGEREF _Toc213424933 \h</w:instrText>
+            </w:r>
+            <w:r>
+              <w:rPr>
+                <w:rFonts w:hint="eastAsia"/>
+                <w:noProof/>
+                <w:webHidden/>
+              </w:rPr>
+              <w:instrText xml:space="preserve"> </w:instrText>
+            </w:r>
+            <w:r>
+              <w:rPr>
+                <w:rFonts w:hint="eastAsia"/>
+                <w:noProof/>
+                <w:webHidden/>
+              </w:rPr>
+            </w:r>
+            <w:r>
+              <w:rPr>
+                <w:rFonts w:hint="eastAsia"/>
+                <w:noProof/>
+                <w:webHidden/>
+              </w:rPr>
+              <w:fldChar w:fldCharType="separate"/>
+            </w:r>
+            <w:r>
+              <w:rPr>
+                <w:noProof/>
+                <w:webHidden/>
+              </w:rPr>
+              <w:t>12</w:t>
+            </w:r>
+            <w:r>
+              <w:rPr>
+                <w:rFonts w:hint="eastAsia"/>
+                <w:noProof/>
+                <w:webHidden/>
+              </w:rPr>
+              <w:fldChar w:fldCharType="end"/>
+            </w:r>
+          </w:hyperlink>
+        </w:p>
+        <w:p>
+          <w:pPr>
+            <w:pStyle w:val="TOC3"/>
+            <w:tabs>
+              <w:tab w:val="right" w:leader="dot" w:pos="8296"/>
+            </w:tabs>
+            <w:rPr>
+              <w:rFonts w:hint="eastAsia"/>
+              <w:noProof/>
+              <w:sz w:val="22"/>
+              <w:szCs w:val="24"/>
+              <w14:ligatures w14:val="standardContextual"/>
+            </w:rPr>
+          </w:pPr>
+          <w:hyperlink w:anchor="_Toc213424934" w:history="1">
+            <w:r>
+              <w:rPr>
+                <w:rStyle w:val="ad"/>
+                <w:rFonts w:hint="eastAsia"/>
+                <w:noProof/>
+              </w:rPr>
+              <w:t xml:space="preserve">5.1.7 </w:t>
+            </w:r>
+            <w:r>
+              <w:rPr>
+                <w:rStyle w:val="ad"/>
+                <w:rFonts w:hint="eastAsia"/>
+                <w:noProof/>
+              </w:rPr>
+              <w:t>用户验证配置</w:t>
+            </w:r>
+            <w:r>
+              <w:rPr>
+                <w:rFonts w:hint="eastAsia"/>
+                <w:noProof/>
+                <w:webHidden/>
+              </w:rPr>
+              <w:tab/>
+            </w:r>
+            <w:r>
+              <w:rPr>
+                <w:rFonts w:hint="eastAsia"/>
+                <w:noProof/>
+                <w:webHidden/>
+              </w:rPr>
+              <w:fldChar w:fldCharType="begin"/>
+            </w:r>
+            <w:r>
+              <w:rPr>
+                <w:rFonts w:hint="eastAsia"/>
+                <w:noProof/>
+                <w:webHidden/>
+              </w:rPr>
+              <w:instrText xml:space="preserve"> </w:instrText>
+            </w:r>
+            <w:r>
+              <w:rPr>
+                <w:noProof/>
+                <w:webHidden/>
+              </w:rPr>
+              <w:instrText>PAGEREF _Toc213424934 \h</w:instrText>
+            </w:r>
+            <w:r>
+              <w:rPr>
+                <w:rFonts w:hint="eastAsia"/>
+                <w:noProof/>
+                <w:webHidden/>
+              </w:rPr>
+              <w:instrText xml:space="preserve"> </w:instrText>
+            </w:r>
+            <w:r>
+              <w:rPr>
+                <w:rFonts w:hint="eastAsia"/>
+                <w:noProof/>
+                <w:webHidden/>
+              </w:rPr>
+            </w:r>
+            <w:r>
+              <w:rPr>
+                <w:rFonts w:hint="eastAsia"/>
+                <w:noProof/>
+                <w:webHidden/>
+              </w:rPr>
+              <w:fldChar w:fldCharType="separate"/>
+            </w:r>
+            <w:r>
+              <w:rPr>
+                <w:noProof/>
+                <w:webHidden/>
+              </w:rPr>
+              <w:t>13</w:t>
+            </w:r>
+            <w:r>
+              <w:rPr>
+                <w:rFonts w:hint="eastAsia"/>
+                <w:noProof/>
+                <w:webHidden/>
+              </w:rPr>
+              <w:fldChar w:fldCharType="end"/>
+            </w:r>
+          </w:hyperlink>
+        </w:p>
+        <w:p>
+          <w:pPr>
+            <w:pStyle w:val="TOC1"/>
+            <w:tabs>
+              <w:tab w:val="right" w:leader="dot" w:pos="8296"/>
+            </w:tabs>
+            <w:rPr>
+              <w:rFonts w:hint="eastAsia"/>
+              <w:noProof/>
+              <w:sz w:val="22"/>
+              <w:szCs w:val="24"/>
+              <w14:ligatures w14:val="standardContextual"/>
+            </w:rPr>
+          </w:pPr>
+          <w:hyperlink w:anchor="_Toc213424935" w:history="1">
+            <w:r>
+              <w:rPr>
+                <w:rStyle w:val="ad"/>
+                <w:rFonts w:hint="eastAsia"/>
+                <w:noProof/>
+              </w:rPr>
+              <w:t>五</w:t>
+            </w:r>
+            <w:r>
+              <w:rPr>
+                <w:rStyle w:val="ad"/>
+                <w:rFonts w:hint="eastAsia"/>
+                <w:noProof/>
+              </w:rPr>
+              <w:t xml:space="preserve"> </w:t>
+            </w:r>
+            <w:r>
+              <w:rPr>
+                <w:rStyle w:val="ad"/>
+                <w:rFonts w:hint="eastAsia"/>
+                <w:noProof/>
+              </w:rPr>
+              <w:t>高级说明</w:t>
+            </w:r>
+            <w:r>
+              <w:rPr>
+                <w:rFonts w:hint="eastAsia"/>
+                <w:noProof/>
+                <w:webHidden/>
+              </w:rPr>
+              <w:tab/>
+            </w:r>
+            <w:r>
+              <w:rPr>
+                <w:rFonts w:hint="eastAsia"/>
+                <w:noProof/>
+                <w:webHidden/>
+              </w:rPr>
+              <w:fldChar w:fldCharType="begin"/>
+            </w:r>
+            <w:r>
+              <w:rPr>
+                <w:rFonts w:hint="eastAsia"/>
+                <w:noProof/>
+                <w:webHidden/>
+              </w:rPr>
+              <w:instrText xml:space="preserve"> </w:instrText>
+            </w:r>
+            <w:r>
+              <w:rPr>
+                <w:noProof/>
+                <w:webHidden/>
+              </w:rPr>
+              <w:instrText>PAGEREF _Toc213424935 \h</w:instrText>
+            </w:r>
+            <w:r>
+              <w:rPr>
+                <w:rFonts w:hint="eastAsia"/>
+                <w:noProof/>
+                <w:webHidden/>
+              </w:rPr>
+              <w:instrText xml:space="preserve"> </w:instrText>
+            </w:r>
+            <w:r>
+              <w:rPr>
+                <w:rFonts w:hint="eastAsia"/>
+                <w:noProof/>
+                <w:webHidden/>
+              </w:rPr>
+            </w:r>
+            <w:r>
+              <w:rPr>
+                <w:rFonts w:hint="eastAsia"/>
+                <w:noProof/>
+                <w:webHidden/>
+              </w:rPr>
+              <w:fldChar w:fldCharType="separate"/>
+            </w:r>
+            <w:r>
+              <w:rPr>
+                <w:noProof/>
+                <w:webHidden/>
+              </w:rPr>
+              <w:t>13</w:t>
             </w:r>
             <w:r>
               <w:rPr>
@@ -2791,14 +3752,14 @@
               <w14:ligatures w14:val="standardContextual"/>
             </w:rPr>
           </w:pPr>
-          <w:hyperlink w:anchor="_Toc195085164" w:history="1">
+          <w:hyperlink w:anchor="_Toc213424936" w:history="1">
             <w:r>
               <w:rPr>
                 <w:rStyle w:val="ad"/>
                 <w:rFonts w:hint="eastAsia"/>
                 <w:noProof/>
               </w:rPr>
-              <w:t>3.5 HTTP</w:t>
+              <w:t>5.1 GOP</w:t>
             </w:r>
             <w:r>
               <w:rPr>
@@ -2806,7 +3767,7 @@
                 <w:rFonts w:hint="eastAsia"/>
                 <w:noProof/>
               </w:rPr>
-              <w:t>管理接口</w:t>
+              <w:t>缓存</w:t>
             </w:r>
             <w:r>
               <w:rPr>
@@ -2837,7 +3798,7 @@
                 <w:noProof/>
                 <w:webHidden/>
               </w:rPr>
-              <w:instrText>PAGEREF _Toc195085164 \h</w:instrText>
+              <w:instrText>PAGEREF _Toc213424936 \h</w:instrText>
             </w:r>
             <w:r>
               <w:rPr>
@@ -2856,6 +3817,7 @@
             </w:r>
             <w:r>
               <w:rPr>
+                <w:rFonts w:hint="eastAsia"/>
                 <w:noProof/>
                 <w:webHidden/>
               </w:rPr>
@@ -2866,7 +3828,7 @@
                 <w:noProof/>
                 <w:webHidden/>
               </w:rPr>
-              <w:t>11</w:t>
+              <w:t>13</w:t>
             </w:r>
             <w:r>
               <w:rPr>
@@ -2880,7 +3842,7 @@
         </w:p>
         <w:p>
           <w:pPr>
-            <w:pStyle w:val="TOC3"/>
+            <w:pStyle w:val="TOC2"/>
             <w:tabs>
               <w:tab w:val="right" w:leader="dot" w:pos="8296"/>
             </w:tabs>
@@ -2892,14 +3854,14 @@
               <w14:ligatures w14:val="standardContextual"/>
             </w:rPr>
           </w:pPr>
-          <w:hyperlink w:anchor="_Toc195085165" w:history="1">
+          <w:hyperlink w:anchor="_Toc213424937" w:history="1">
             <w:r>
               <w:rPr>
                 <w:rStyle w:val="ad"/>
                 <w:rFonts w:hint="eastAsia"/>
                 <w:noProof/>
               </w:rPr>
-              <w:t xml:space="preserve">3.5.1 </w:t>
+              <w:t xml:space="preserve">5.2 </w:t>
             </w:r>
             <w:r>
               <w:rPr>
@@ -2907,7 +3869,7 @@
                 <w:rFonts w:hint="eastAsia"/>
                 <w:noProof/>
               </w:rPr>
-              <w:t>推流列表获取</w:t>
+              <w:t>优先拉流</w:t>
             </w:r>
             <w:r>
               <w:rPr>
@@ -2938,7 +3900,7 @@
                 <w:noProof/>
                 <w:webHidden/>
               </w:rPr>
-              <w:instrText>PAGEREF _Toc195085165 \h</w:instrText>
+              <w:instrText>PAGEREF _Toc213424937 \h</w:instrText>
             </w:r>
             <w:r>
               <w:rPr>
@@ -2957,6 +3919,7 @@
             </w:r>
             <w:r>
               <w:rPr>
+                <w:rFonts w:hint="eastAsia"/>
                 <w:noProof/>
                 <w:webHidden/>
               </w:rPr>
@@ -2967,7 +3930,7 @@
                 <w:noProof/>
                 <w:webHidden/>
               </w:rPr>
-              <w:t>11</w:t>
+              <w:t>13</w:t>
             </w:r>
             <w:r>
               <w:rPr>
@@ -2981,7 +3944,7 @@
         </w:p>
         <w:p>
           <w:pPr>
-            <w:pStyle w:val="TOC3"/>
+            <w:pStyle w:val="TOC2"/>
             <w:tabs>
               <w:tab w:val="right" w:leader="dot" w:pos="8296"/>
             </w:tabs>
@@ -2993,14 +3956,14 @@
               <w14:ligatures w14:val="standardContextual"/>
             </w:rPr>
           </w:pPr>
-          <w:hyperlink w:anchor="_Toc195085166" w:history="1">
+          <w:hyperlink w:anchor="_Toc213424938" w:history="1">
             <w:r>
               <w:rPr>
                 <w:rStyle w:val="ad"/>
                 <w:rFonts w:hint="eastAsia"/>
                 <w:noProof/>
               </w:rPr>
-              <w:t xml:space="preserve">3.5.2 </w:t>
+              <w:t xml:space="preserve">5.3 </w:t>
             </w:r>
             <w:r>
               <w:rPr>
@@ -3008,7 +3971,7 @@
                 <w:rFonts w:hint="eastAsia"/>
                 <w:noProof/>
               </w:rPr>
-              <w:t>拉流列表获取</w:t>
+              <w:t>流转换</w:t>
             </w:r>
             <w:r>
               <w:rPr>
@@ -3039,7 +4002,7 @@
                 <w:noProof/>
                 <w:webHidden/>
               </w:rPr>
-              <w:instrText>PAGEREF _Toc195085166 \h</w:instrText>
+              <w:instrText>PAGEREF _Toc213424938 \h</w:instrText>
             </w:r>
             <w:r>
               <w:rPr>
@@ -3058,6 +4021,7 @@
             </w:r>
             <w:r>
               <w:rPr>
+                <w:rFonts w:hint="eastAsia"/>
                 <w:noProof/>
                 <w:webHidden/>
               </w:rPr>
@@ -3068,7 +4032,101 @@
                 <w:noProof/>
                 <w:webHidden/>
               </w:rPr>
-              <w:t>12</w:t>
+              <w:t>13</w:t>
+            </w:r>
+            <w:r>
+              <w:rPr>
+                <w:rFonts w:hint="eastAsia"/>
+                <w:noProof/>
+                <w:webHidden/>
+              </w:rPr>
+              <w:fldChar w:fldCharType="end"/>
+            </w:r>
+          </w:hyperlink>
+        </w:p>
+        <w:p>
+          <w:pPr>
+            <w:pStyle w:val="TOC2"/>
+            <w:tabs>
+              <w:tab w:val="right" w:leader="dot" w:pos="8296"/>
+            </w:tabs>
+            <w:rPr>
+              <w:rFonts w:hint="eastAsia"/>
+              <w:noProof/>
+              <w:sz w:val="22"/>
+              <w:szCs w:val="24"/>
+              <w14:ligatures w14:val="standardContextual"/>
+            </w:rPr>
+          </w:pPr>
+          <w:hyperlink w:anchor="_Toc213424939" w:history="1">
+            <w:r>
+              <w:rPr>
+                <w:rStyle w:val="ad"/>
+                <w:rFonts w:hint="eastAsia"/>
+                <w:noProof/>
+              </w:rPr>
+              <w:t>5.4 M3U8</w:t>
+            </w:r>
+            <w:r>
+              <w:rPr>
+                <w:rFonts w:hint="eastAsia"/>
+                <w:noProof/>
+                <w:webHidden/>
+              </w:rPr>
+              <w:tab/>
+            </w:r>
+            <w:r>
+              <w:rPr>
+                <w:rFonts w:hint="eastAsia"/>
+                <w:noProof/>
+                <w:webHidden/>
+              </w:rPr>
+              <w:fldChar w:fldCharType="begin"/>
+            </w:r>
+            <w:r>
+              <w:rPr>
+                <w:rFonts w:hint="eastAsia"/>
+                <w:noProof/>
+                <w:webHidden/>
+              </w:rPr>
+              <w:instrText xml:space="preserve"> </w:instrText>
+            </w:r>
+            <w:r>
+              <w:rPr>
+                <w:noProof/>
+                <w:webHidden/>
+              </w:rPr>
+              <w:instrText>PAGEREF _Toc213424939 \h</w:instrText>
+            </w:r>
+            <w:r>
+              <w:rPr>
+                <w:rFonts w:hint="eastAsia"/>
+                <w:noProof/>
+                <w:webHidden/>
+              </w:rPr>
+              <w:instrText xml:space="preserve"> </w:instrText>
+            </w:r>
+            <w:r>
+              <w:rPr>
+                <w:rFonts w:hint="eastAsia"/>
+                <w:noProof/>
+                <w:webHidden/>
+              </w:rPr>
+            </w:r>
+            <w:r>
+              <w:rPr>
+                <w:rFonts w:hint="eastAsia"/>
+                <w:noProof/>
+                <w:webHidden/>
+              </w:rPr>
+              <w:fldChar w:fldCharType="separate"/>
+            </w:r>
+            <w:r>
+              <w:rPr>
+                <w:noProof/>
+                <w:webHidden/>
+              </w:rPr>
+              <w:t>13</w:t>
             </w:r>
             <w:r>
               <w:rPr>
@@ -3094,30 +4152,14 @@
               <w14:ligatures w14:val="standardContextual"/>
             </w:rPr>
           </w:pPr>
-          <w:hyperlink w:anchor="_Toc195085167" w:history="1">
+          <w:hyperlink w:anchor="_Toc213424940" w:history="1">
             <w:r>
               <w:rPr>
                 <w:rStyle w:val="ad"/>
                 <w:rFonts w:hint="eastAsia"/>
                 <w:noProof/>
               </w:rPr>
-              <w:t>四</w:t>
-            </w:r>
-            <w:r>
-              <w:rPr>
-                <w:rStyle w:val="ad"/>
-                <w:rFonts w:hint="eastAsia"/>
-                <w:noProof/>
-              </w:rPr>
-              <w:t xml:space="preserve"> </w:t>
-            </w:r>
-            <w:r>
-              <w:rPr>
-                <w:rStyle w:val="ad"/>
-                <w:rFonts w:hint="eastAsia"/>
-                <w:noProof/>
-              </w:rPr>
-              <w:t>配置说明</w:t>
+              <w:t>附录</w:t>
             </w:r>
             <w:r>
               <w:rPr>
@@ -3148,7 +4190,7 @@
                 <w:noProof/>
                 <w:webHidden/>
               </w:rPr>
-              <w:instrText>PAGEREF _Toc195085167 \h</w:instrText>
+              <w:instrText>PAGEREF _Toc213424940 \h</w:instrText>
             </w:r>
             <w:r>
               <w:rPr>
@@ -3167,6 +4209,7 @@
             </w:r>
             <w:r>
               <w:rPr>
+                <w:rFonts w:hint="eastAsia"/>
                 <w:noProof/>
                 <w:webHidden/>
               </w:rPr>
@@ -3177,7 +4220,7 @@
                 <w:noProof/>
                 <w:webHidden/>
               </w:rPr>
-              <w:t>13</w:t>
+              <w:t>14</w:t>
             </w:r>
             <w:r>
               <w:rPr>
@@ -3203,14 +4246,14 @@
               <w14:ligatures w14:val="standardContextual"/>
             </w:rPr>
           </w:pPr>
-          <w:hyperlink w:anchor="_Toc195085168" w:history="1">
+          <w:hyperlink w:anchor="_Toc213424941" w:history="1">
             <w:r>
               <w:rPr>
                 <w:rStyle w:val="ad"/>
                 <w:rFonts w:hint="eastAsia"/>
                 <w:noProof/>
               </w:rPr>
-              <w:t xml:space="preserve">4.1 </w:t>
+              <w:t>附录</w:t>
             </w:r>
             <w:r>
               <w:rPr>
@@ -3218,7 +4261,15 @@
                 <w:rFonts w:hint="eastAsia"/>
                 <w:noProof/>
               </w:rPr>
-              <w:t>服务器配置</w:t>
+              <w:t xml:space="preserve"> </w:t>
+            </w:r>
+            <w:r>
+              <w:rPr>
+                <w:rStyle w:val="ad"/>
+                <w:rFonts w:hint="eastAsia"/>
+                <w:noProof/>
+              </w:rPr>
+              <w:t>更新历史</w:t>
             </w:r>
             <w:r>
               <w:rPr>
@@ -3249,7 +4300,7 @@
                 <w:noProof/>
                 <w:webHidden/>
               </w:rPr>
-              <w:instrText>PAGEREF _Toc195085168 \h</w:instrText>
+              <w:instrText>PAGEREF _Toc213424941 \h</w:instrText>
             </w:r>
             <w:r>
               <w:rPr>
@@ -3268,6 +4319,7 @@
             </w:r>
             <w:r>
               <w:rPr>
+                <w:rFonts w:hint="eastAsia"/>
                 <w:noProof/>
                 <w:webHidden/>
               </w:rPr>
@@ -3278,1320 +4330,7 @@
                 <w:noProof/>
                 <w:webHidden/>
               </w:rPr>
-              <w:t>13</w:t>
-            </w:r>
-            <w:r>
-              <w:rPr>
-                <w:rFonts w:hint="eastAsia"/>
-                <w:noProof/>
-                <w:webHidden/>
-              </w:rPr>
-              <w:fldChar w:fldCharType="end"/>
-            </w:r>
-          </w:hyperlink>
-        </w:p>
-        <w:p>
-          <w:pPr>
-            <w:pStyle w:val="TOC3"/>
-            <w:tabs>
-              <w:tab w:val="right" w:leader="dot" w:pos="8296"/>
-            </w:tabs>
-            <w:rPr>
-              <w:rFonts w:hint="eastAsia"/>
-              <w:noProof/>
-              <w:sz w:val="22"/>
-              <w:szCs w:val="24"/>
-              <w14:ligatures w14:val="standardContextual"/>
-            </w:rPr>
-          </w:pPr>
-          <w:hyperlink w:anchor="_Toc195085169" w:history="1">
-            <w:r>
-              <w:rPr>
-                <w:rStyle w:val="ad"/>
-                <w:rFonts w:hint="eastAsia"/>
-                <w:noProof/>
-              </w:rPr>
-              <w:t xml:space="preserve">4.1.1 </w:t>
-            </w:r>
-            <w:r>
-              <w:rPr>
-                <w:rStyle w:val="ad"/>
-                <w:rFonts w:hint="eastAsia"/>
-                <w:noProof/>
-              </w:rPr>
-              <w:t>基本配置</w:t>
-            </w:r>
-            <w:r>
-              <w:rPr>
-                <w:rFonts w:hint="eastAsia"/>
-                <w:noProof/>
-                <w:webHidden/>
-              </w:rPr>
-              <w:tab/>
-            </w:r>
-            <w:r>
-              <w:rPr>
-                <w:rFonts w:hint="eastAsia"/>
-                <w:noProof/>
-                <w:webHidden/>
-              </w:rPr>
-              <w:fldChar w:fldCharType="begin"/>
-            </w:r>
-            <w:r>
-              <w:rPr>
-                <w:rFonts w:hint="eastAsia"/>
-                <w:noProof/>
-                <w:webHidden/>
-              </w:rPr>
-              <w:instrText xml:space="preserve"> </w:instrText>
-            </w:r>
-            <w:r>
-              <w:rPr>
-                <w:noProof/>
-                <w:webHidden/>
-              </w:rPr>
-              <w:instrText>PAGEREF _Toc195085169 \h</w:instrText>
-            </w:r>
-            <w:r>
-              <w:rPr>
-                <w:rFonts w:hint="eastAsia"/>
-                <w:noProof/>
-                <w:webHidden/>
-              </w:rPr>
-              <w:instrText xml:space="preserve"> </w:instrText>
-            </w:r>
-            <w:r>
-              <w:rPr>
-                <w:rFonts w:hint="eastAsia"/>
-                <w:noProof/>
-                <w:webHidden/>
-              </w:rPr>
-            </w:r>
-            <w:r>
-              <w:rPr>
-                <w:noProof/>
-                <w:webHidden/>
-              </w:rPr>
-              <w:fldChar w:fldCharType="separate"/>
-            </w:r>
-            <w:r>
-              <w:rPr>
-                <w:noProof/>
-                <w:webHidden/>
-              </w:rPr>
-              <w:t>13</w:t>
-            </w:r>
-            <w:r>
-              <w:rPr>
-                <w:rFonts w:hint="eastAsia"/>
-                <w:noProof/>
-                <w:webHidden/>
-              </w:rPr>
-              <w:fldChar w:fldCharType="end"/>
-            </w:r>
-          </w:hyperlink>
-        </w:p>
-        <w:p>
-          <w:pPr>
-            <w:pStyle w:val="TOC3"/>
-            <w:tabs>
-              <w:tab w:val="right" w:leader="dot" w:pos="8296"/>
-            </w:tabs>
-            <w:rPr>
-              <w:rFonts w:hint="eastAsia"/>
-              <w:noProof/>
-              <w:sz w:val="22"/>
-              <w:szCs w:val="24"/>
-              <w14:ligatures w14:val="standardContextual"/>
-            </w:rPr>
-          </w:pPr>
-          <w:hyperlink w:anchor="_Toc195085170" w:history="1">
-            <w:r>
-              <w:rPr>
-                <w:rStyle w:val="ad"/>
-                <w:rFonts w:hint="eastAsia"/>
-                <w:noProof/>
-              </w:rPr>
-              <w:t xml:space="preserve">4.1.2 </w:t>
-            </w:r>
-            <w:r>
-              <w:rPr>
-                <w:rStyle w:val="ad"/>
-                <w:rFonts w:hint="eastAsia"/>
-                <w:noProof/>
-              </w:rPr>
-              <w:t>最大配置</w:t>
-            </w:r>
-            <w:r>
-              <w:rPr>
-                <w:rFonts w:hint="eastAsia"/>
-                <w:noProof/>
-                <w:webHidden/>
-              </w:rPr>
-              <w:tab/>
-            </w:r>
-            <w:r>
-              <w:rPr>
-                <w:rFonts w:hint="eastAsia"/>
-                <w:noProof/>
-                <w:webHidden/>
-              </w:rPr>
-              <w:fldChar w:fldCharType="begin"/>
-            </w:r>
-            <w:r>
-              <w:rPr>
-                <w:rFonts w:hint="eastAsia"/>
-                <w:noProof/>
-                <w:webHidden/>
-              </w:rPr>
-              <w:instrText xml:space="preserve"> </w:instrText>
-            </w:r>
-            <w:r>
-              <w:rPr>
-                <w:noProof/>
-                <w:webHidden/>
-              </w:rPr>
-              <w:instrText>PAGEREF _Toc195085170 \h</w:instrText>
-            </w:r>
-            <w:r>
-              <w:rPr>
-                <w:rFonts w:hint="eastAsia"/>
-                <w:noProof/>
-                <w:webHidden/>
-              </w:rPr>
-              <w:instrText xml:space="preserve"> </w:instrText>
-            </w:r>
-            <w:r>
-              <w:rPr>
-                <w:rFonts w:hint="eastAsia"/>
-                <w:noProof/>
-                <w:webHidden/>
-              </w:rPr>
-            </w:r>
-            <w:r>
-              <w:rPr>
-                <w:noProof/>
-                <w:webHidden/>
-              </w:rPr>
-              <w:fldChar w:fldCharType="separate"/>
-            </w:r>
-            <w:r>
-              <w:rPr>
-                <w:noProof/>
-                <w:webHidden/>
-              </w:rPr>
-              <w:t>13</w:t>
-            </w:r>
-            <w:r>
-              <w:rPr>
-                <w:rFonts w:hint="eastAsia"/>
-                <w:noProof/>
-                <w:webHidden/>
-              </w:rPr>
-              <w:fldChar w:fldCharType="end"/>
-            </w:r>
-          </w:hyperlink>
-        </w:p>
-        <w:p>
-          <w:pPr>
-            <w:pStyle w:val="TOC3"/>
-            <w:tabs>
-              <w:tab w:val="right" w:leader="dot" w:pos="8296"/>
-            </w:tabs>
-            <w:rPr>
-              <w:rFonts w:hint="eastAsia"/>
-              <w:noProof/>
-              <w:sz w:val="22"/>
-              <w:szCs w:val="24"/>
-              <w14:ligatures w14:val="standardContextual"/>
-            </w:rPr>
-          </w:pPr>
-          <w:hyperlink w:anchor="_Toc195085171" w:history="1">
-            <w:r>
-              <w:rPr>
-                <w:rStyle w:val="ad"/>
-                <w:rFonts w:hint="eastAsia"/>
-                <w:noProof/>
-              </w:rPr>
-              <w:t xml:space="preserve">4.1.3 </w:t>
-            </w:r>
-            <w:r>
-              <w:rPr>
-                <w:rStyle w:val="ad"/>
-                <w:rFonts w:hint="eastAsia"/>
-                <w:noProof/>
-              </w:rPr>
-              <w:t>时间配置</w:t>
-            </w:r>
-            <w:r>
-              <w:rPr>
-                <w:rFonts w:hint="eastAsia"/>
-                <w:noProof/>
-                <w:webHidden/>
-              </w:rPr>
-              <w:tab/>
-            </w:r>
-            <w:r>
-              <w:rPr>
-                <w:rFonts w:hint="eastAsia"/>
-                <w:noProof/>
-                <w:webHidden/>
-              </w:rPr>
-              <w:fldChar w:fldCharType="begin"/>
-            </w:r>
-            <w:r>
-              <w:rPr>
-                <w:rFonts w:hint="eastAsia"/>
-                <w:noProof/>
-                <w:webHidden/>
-              </w:rPr>
-              <w:instrText xml:space="preserve"> </w:instrText>
-            </w:r>
-            <w:r>
-              <w:rPr>
-                <w:noProof/>
-                <w:webHidden/>
-              </w:rPr>
-              <w:instrText>PAGEREF _Toc195085171 \h</w:instrText>
-            </w:r>
-            <w:r>
-              <w:rPr>
-                <w:rFonts w:hint="eastAsia"/>
-                <w:noProof/>
-                <w:webHidden/>
-              </w:rPr>
-              <w:instrText xml:space="preserve"> </w:instrText>
-            </w:r>
-            <w:r>
-              <w:rPr>
-                <w:rFonts w:hint="eastAsia"/>
-                <w:noProof/>
-                <w:webHidden/>
-              </w:rPr>
-            </w:r>
-            <w:r>
-              <w:rPr>
-                <w:noProof/>
-                <w:webHidden/>
-              </w:rPr>
-              <w:fldChar w:fldCharType="separate"/>
-            </w:r>
-            <w:r>
-              <w:rPr>
-                <w:noProof/>
-                <w:webHidden/>
-              </w:rPr>
               <w:t>14</w:t>
-            </w:r>
-            <w:r>
-              <w:rPr>
-                <w:rFonts w:hint="eastAsia"/>
-                <w:noProof/>
-                <w:webHidden/>
-              </w:rPr>
-              <w:fldChar w:fldCharType="end"/>
-            </w:r>
-          </w:hyperlink>
-        </w:p>
-        <w:p>
-          <w:pPr>
-            <w:pStyle w:val="TOC3"/>
-            <w:tabs>
-              <w:tab w:val="right" w:leader="dot" w:pos="8296"/>
-            </w:tabs>
-            <w:rPr>
-              <w:rFonts w:hint="eastAsia"/>
-              <w:noProof/>
-              <w:sz w:val="22"/>
-              <w:szCs w:val="24"/>
-              <w14:ligatures w14:val="standardContextual"/>
-            </w:rPr>
-          </w:pPr>
-          <w:hyperlink w:anchor="_Toc195085172" w:history="1">
-            <w:r>
-              <w:rPr>
-                <w:rStyle w:val="ad"/>
-                <w:rFonts w:hint="eastAsia"/>
-                <w:noProof/>
-              </w:rPr>
-              <w:t xml:space="preserve">4.1.4 </w:t>
-            </w:r>
-            <w:r>
-              <w:rPr>
-                <w:rStyle w:val="ad"/>
-                <w:rFonts w:hint="eastAsia"/>
-                <w:noProof/>
-              </w:rPr>
-              <w:t>拉流配置</w:t>
-            </w:r>
-            <w:r>
-              <w:rPr>
-                <w:rFonts w:hint="eastAsia"/>
-                <w:noProof/>
-                <w:webHidden/>
-              </w:rPr>
-              <w:tab/>
-            </w:r>
-            <w:r>
-              <w:rPr>
-                <w:rFonts w:hint="eastAsia"/>
-                <w:noProof/>
-                <w:webHidden/>
-              </w:rPr>
-              <w:fldChar w:fldCharType="begin"/>
-            </w:r>
-            <w:r>
-              <w:rPr>
-                <w:rFonts w:hint="eastAsia"/>
-                <w:noProof/>
-                <w:webHidden/>
-              </w:rPr>
-              <w:instrText xml:space="preserve"> </w:instrText>
-            </w:r>
-            <w:r>
-              <w:rPr>
-                <w:noProof/>
-                <w:webHidden/>
-              </w:rPr>
-              <w:instrText>PAGEREF _Toc195085172 \h</w:instrText>
-            </w:r>
-            <w:r>
-              <w:rPr>
-                <w:rFonts w:hint="eastAsia"/>
-                <w:noProof/>
-                <w:webHidden/>
-              </w:rPr>
-              <w:instrText xml:space="preserve"> </w:instrText>
-            </w:r>
-            <w:r>
-              <w:rPr>
-                <w:rFonts w:hint="eastAsia"/>
-                <w:noProof/>
-                <w:webHidden/>
-              </w:rPr>
-            </w:r>
-            <w:r>
-              <w:rPr>
-                <w:noProof/>
-                <w:webHidden/>
-              </w:rPr>
-              <w:fldChar w:fldCharType="separate"/>
-            </w:r>
-            <w:r>
-              <w:rPr>
-                <w:noProof/>
-                <w:webHidden/>
-              </w:rPr>
-              <w:t>14</w:t>
-            </w:r>
-            <w:r>
-              <w:rPr>
-                <w:rFonts w:hint="eastAsia"/>
-                <w:noProof/>
-                <w:webHidden/>
-              </w:rPr>
-              <w:fldChar w:fldCharType="end"/>
-            </w:r>
-          </w:hyperlink>
-        </w:p>
-        <w:p>
-          <w:pPr>
-            <w:pStyle w:val="TOC3"/>
-            <w:tabs>
-              <w:tab w:val="right" w:leader="dot" w:pos="8296"/>
-            </w:tabs>
-            <w:rPr>
-              <w:rFonts w:hint="eastAsia"/>
-              <w:noProof/>
-              <w:sz w:val="22"/>
-              <w:szCs w:val="24"/>
-              <w14:ligatures w14:val="standardContextual"/>
-            </w:rPr>
-          </w:pPr>
-          <w:hyperlink w:anchor="_Toc195085173" w:history="1">
-            <w:r>
-              <w:rPr>
-                <w:rStyle w:val="ad"/>
-                <w:rFonts w:hint="eastAsia"/>
-                <w:noProof/>
-              </w:rPr>
-              <w:t xml:space="preserve">4.1.5 </w:t>
-            </w:r>
-            <w:r>
-              <w:rPr>
-                <w:rStyle w:val="ad"/>
-                <w:rFonts w:hint="eastAsia"/>
-                <w:noProof/>
-              </w:rPr>
-              <w:t>日志配置</w:t>
-            </w:r>
-            <w:r>
-              <w:rPr>
-                <w:rFonts w:hint="eastAsia"/>
-                <w:noProof/>
-                <w:webHidden/>
-              </w:rPr>
-              <w:tab/>
-            </w:r>
-            <w:r>
-              <w:rPr>
-                <w:rFonts w:hint="eastAsia"/>
-                <w:noProof/>
-                <w:webHidden/>
-              </w:rPr>
-              <w:fldChar w:fldCharType="begin"/>
-            </w:r>
-            <w:r>
-              <w:rPr>
-                <w:rFonts w:hint="eastAsia"/>
-                <w:noProof/>
-                <w:webHidden/>
-              </w:rPr>
-              <w:instrText xml:space="preserve"> </w:instrText>
-            </w:r>
-            <w:r>
-              <w:rPr>
-                <w:noProof/>
-                <w:webHidden/>
-              </w:rPr>
-              <w:instrText>PAGEREF _Toc195085173 \h</w:instrText>
-            </w:r>
-            <w:r>
-              <w:rPr>
-                <w:rFonts w:hint="eastAsia"/>
-                <w:noProof/>
-                <w:webHidden/>
-              </w:rPr>
-              <w:instrText xml:space="preserve"> </w:instrText>
-            </w:r>
-            <w:r>
-              <w:rPr>
-                <w:rFonts w:hint="eastAsia"/>
-                <w:noProof/>
-                <w:webHidden/>
-              </w:rPr>
-            </w:r>
-            <w:r>
-              <w:rPr>
-                <w:noProof/>
-                <w:webHidden/>
-              </w:rPr>
-              <w:fldChar w:fldCharType="separate"/>
-            </w:r>
-            <w:r>
-              <w:rPr>
-                <w:noProof/>
-                <w:webHidden/>
-              </w:rPr>
-              <w:t>14</w:t>
-            </w:r>
-            <w:r>
-              <w:rPr>
-                <w:rFonts w:hint="eastAsia"/>
-                <w:noProof/>
-                <w:webHidden/>
-              </w:rPr>
-              <w:fldChar w:fldCharType="end"/>
-            </w:r>
-          </w:hyperlink>
-        </w:p>
-        <w:p>
-          <w:pPr>
-            <w:pStyle w:val="TOC3"/>
-            <w:tabs>
-              <w:tab w:val="right" w:leader="dot" w:pos="8296"/>
-            </w:tabs>
-            <w:rPr>
-              <w:rFonts w:hint="eastAsia"/>
-              <w:noProof/>
-              <w:sz w:val="22"/>
-              <w:szCs w:val="24"/>
-              <w14:ligatures w14:val="standardContextual"/>
-            </w:rPr>
-          </w:pPr>
-          <w:hyperlink w:anchor="_Toc195085174" w:history="1">
-            <w:r>
-              <w:rPr>
-                <w:rStyle w:val="ad"/>
-                <w:rFonts w:hint="eastAsia"/>
-                <w:noProof/>
-              </w:rPr>
-              <w:t xml:space="preserve">5.1.6 </w:t>
-            </w:r>
-            <w:r>
-              <w:rPr>
-                <w:rStyle w:val="ad"/>
-                <w:rFonts w:hint="eastAsia"/>
-                <w:noProof/>
-              </w:rPr>
-              <w:t>报告配置</w:t>
-            </w:r>
-            <w:r>
-              <w:rPr>
-                <w:rFonts w:hint="eastAsia"/>
-                <w:noProof/>
-                <w:webHidden/>
-              </w:rPr>
-              <w:tab/>
-            </w:r>
-            <w:r>
-              <w:rPr>
-                <w:rFonts w:hint="eastAsia"/>
-                <w:noProof/>
-                <w:webHidden/>
-              </w:rPr>
-              <w:fldChar w:fldCharType="begin"/>
-            </w:r>
-            <w:r>
-              <w:rPr>
-                <w:rFonts w:hint="eastAsia"/>
-                <w:noProof/>
-                <w:webHidden/>
-              </w:rPr>
-              <w:instrText xml:space="preserve"> </w:instrText>
-            </w:r>
-            <w:r>
-              <w:rPr>
-                <w:noProof/>
-                <w:webHidden/>
-              </w:rPr>
-              <w:instrText>PAGEREF _Toc195085174 \h</w:instrText>
-            </w:r>
-            <w:r>
-              <w:rPr>
-                <w:rFonts w:hint="eastAsia"/>
-                <w:noProof/>
-                <w:webHidden/>
-              </w:rPr>
-              <w:instrText xml:space="preserve"> </w:instrText>
-            </w:r>
-            <w:r>
-              <w:rPr>
-                <w:rFonts w:hint="eastAsia"/>
-                <w:noProof/>
-                <w:webHidden/>
-              </w:rPr>
-            </w:r>
-            <w:r>
-              <w:rPr>
-                <w:noProof/>
-                <w:webHidden/>
-              </w:rPr>
-              <w:fldChar w:fldCharType="separate"/>
-            </w:r>
-            <w:r>
-              <w:rPr>
-                <w:noProof/>
-                <w:webHidden/>
-              </w:rPr>
-              <w:t>14</w:t>
-            </w:r>
-            <w:r>
-              <w:rPr>
-                <w:rFonts w:hint="eastAsia"/>
-                <w:noProof/>
-                <w:webHidden/>
-              </w:rPr>
-              <w:fldChar w:fldCharType="end"/>
-            </w:r>
-          </w:hyperlink>
-        </w:p>
-        <w:p>
-          <w:pPr>
-            <w:pStyle w:val="TOC1"/>
-            <w:tabs>
-              <w:tab w:val="right" w:leader="dot" w:pos="8296"/>
-            </w:tabs>
-            <w:rPr>
-              <w:rFonts w:hint="eastAsia"/>
-              <w:noProof/>
-              <w:sz w:val="22"/>
-              <w:szCs w:val="24"/>
-              <w14:ligatures w14:val="standardContextual"/>
-            </w:rPr>
-          </w:pPr>
-          <w:hyperlink w:anchor="_Toc195085175" w:history="1">
-            <w:r>
-              <w:rPr>
-                <w:rStyle w:val="ad"/>
-                <w:rFonts w:hint="eastAsia"/>
-                <w:noProof/>
-              </w:rPr>
-              <w:t>五</w:t>
-            </w:r>
-            <w:r>
-              <w:rPr>
-                <w:rStyle w:val="ad"/>
-                <w:rFonts w:hint="eastAsia"/>
-                <w:noProof/>
-              </w:rPr>
-              <w:t xml:space="preserve"> </w:t>
-            </w:r>
-            <w:r>
-              <w:rPr>
-                <w:rStyle w:val="ad"/>
-                <w:rFonts w:hint="eastAsia"/>
-                <w:noProof/>
-              </w:rPr>
-              <w:t>高级说明</w:t>
-            </w:r>
-            <w:r>
-              <w:rPr>
-                <w:rFonts w:hint="eastAsia"/>
-                <w:noProof/>
-                <w:webHidden/>
-              </w:rPr>
-              <w:tab/>
-            </w:r>
-            <w:r>
-              <w:rPr>
-                <w:rFonts w:hint="eastAsia"/>
-                <w:noProof/>
-                <w:webHidden/>
-              </w:rPr>
-              <w:fldChar w:fldCharType="begin"/>
-            </w:r>
-            <w:r>
-              <w:rPr>
-                <w:rFonts w:hint="eastAsia"/>
-                <w:noProof/>
-                <w:webHidden/>
-              </w:rPr>
-              <w:instrText xml:space="preserve"> </w:instrText>
-            </w:r>
-            <w:r>
-              <w:rPr>
-                <w:noProof/>
-                <w:webHidden/>
-              </w:rPr>
-              <w:instrText>PAGEREF _Toc195085175 \h</w:instrText>
-            </w:r>
-            <w:r>
-              <w:rPr>
-                <w:rFonts w:hint="eastAsia"/>
-                <w:noProof/>
-                <w:webHidden/>
-              </w:rPr>
-              <w:instrText xml:space="preserve"> </w:instrText>
-            </w:r>
-            <w:r>
-              <w:rPr>
-                <w:rFonts w:hint="eastAsia"/>
-                <w:noProof/>
-                <w:webHidden/>
-              </w:rPr>
-            </w:r>
-            <w:r>
-              <w:rPr>
-                <w:noProof/>
-                <w:webHidden/>
-              </w:rPr>
-              <w:fldChar w:fldCharType="separate"/>
-            </w:r>
-            <w:r>
-              <w:rPr>
-                <w:noProof/>
-                <w:webHidden/>
-              </w:rPr>
-              <w:t>15</w:t>
-            </w:r>
-            <w:r>
-              <w:rPr>
-                <w:rFonts w:hint="eastAsia"/>
-                <w:noProof/>
-                <w:webHidden/>
-              </w:rPr>
-              <w:fldChar w:fldCharType="end"/>
-            </w:r>
-          </w:hyperlink>
-        </w:p>
-        <w:p>
-          <w:pPr>
-            <w:pStyle w:val="TOC2"/>
-            <w:tabs>
-              <w:tab w:val="right" w:leader="dot" w:pos="8296"/>
-            </w:tabs>
-            <w:rPr>
-              <w:rFonts w:hint="eastAsia"/>
-              <w:noProof/>
-              <w:sz w:val="22"/>
-              <w:szCs w:val="24"/>
-              <w14:ligatures w14:val="standardContextual"/>
-            </w:rPr>
-          </w:pPr>
-          <w:hyperlink w:anchor="_Toc195085176" w:history="1">
-            <w:r>
-              <w:rPr>
-                <w:rStyle w:val="ad"/>
-                <w:rFonts w:hint="eastAsia"/>
-                <w:noProof/>
-              </w:rPr>
-              <w:t>5.1 GOP</w:t>
-            </w:r>
-            <w:r>
-              <w:rPr>
-                <w:rStyle w:val="ad"/>
-                <w:rFonts w:hint="eastAsia"/>
-                <w:noProof/>
-              </w:rPr>
-              <w:t>缓存</w:t>
-            </w:r>
-            <w:r>
-              <w:rPr>
-                <w:rFonts w:hint="eastAsia"/>
-                <w:noProof/>
-                <w:webHidden/>
-              </w:rPr>
-              <w:tab/>
-            </w:r>
-            <w:r>
-              <w:rPr>
-                <w:rFonts w:hint="eastAsia"/>
-                <w:noProof/>
-                <w:webHidden/>
-              </w:rPr>
-              <w:fldChar w:fldCharType="begin"/>
-            </w:r>
-            <w:r>
-              <w:rPr>
-                <w:rFonts w:hint="eastAsia"/>
-                <w:noProof/>
-                <w:webHidden/>
-              </w:rPr>
-              <w:instrText xml:space="preserve"> </w:instrText>
-            </w:r>
-            <w:r>
-              <w:rPr>
-                <w:noProof/>
-                <w:webHidden/>
-              </w:rPr>
-              <w:instrText>PAGEREF _Toc195085176 \h</w:instrText>
-            </w:r>
-            <w:r>
-              <w:rPr>
-                <w:rFonts w:hint="eastAsia"/>
-                <w:noProof/>
-                <w:webHidden/>
-              </w:rPr>
-              <w:instrText xml:space="preserve"> </w:instrText>
-            </w:r>
-            <w:r>
-              <w:rPr>
-                <w:rFonts w:hint="eastAsia"/>
-                <w:noProof/>
-                <w:webHidden/>
-              </w:rPr>
-            </w:r>
-            <w:r>
-              <w:rPr>
-                <w:noProof/>
-                <w:webHidden/>
-              </w:rPr>
-              <w:fldChar w:fldCharType="separate"/>
-            </w:r>
-            <w:r>
-              <w:rPr>
-                <w:noProof/>
-                <w:webHidden/>
-              </w:rPr>
-              <w:t>15</w:t>
-            </w:r>
-            <w:r>
-              <w:rPr>
-                <w:rFonts w:hint="eastAsia"/>
-                <w:noProof/>
-                <w:webHidden/>
-              </w:rPr>
-              <w:fldChar w:fldCharType="end"/>
-            </w:r>
-          </w:hyperlink>
-        </w:p>
-        <w:p>
-          <w:pPr>
-            <w:pStyle w:val="TOC2"/>
-            <w:tabs>
-              <w:tab w:val="right" w:leader="dot" w:pos="8296"/>
-            </w:tabs>
-            <w:rPr>
-              <w:rFonts w:hint="eastAsia"/>
-              <w:noProof/>
-              <w:sz w:val="22"/>
-              <w:szCs w:val="24"/>
-              <w14:ligatures w14:val="standardContextual"/>
-            </w:rPr>
-          </w:pPr>
-          <w:hyperlink w:anchor="_Toc195085177" w:history="1">
-            <w:r>
-              <w:rPr>
-                <w:rStyle w:val="ad"/>
-                <w:rFonts w:hint="eastAsia"/>
-                <w:noProof/>
-              </w:rPr>
-              <w:t xml:space="preserve">5.2 </w:t>
-            </w:r>
-            <w:r>
-              <w:rPr>
-                <w:rStyle w:val="ad"/>
-                <w:rFonts w:hint="eastAsia"/>
-                <w:noProof/>
-              </w:rPr>
-              <w:t>优先拉流</w:t>
-            </w:r>
-            <w:r>
-              <w:rPr>
-                <w:rFonts w:hint="eastAsia"/>
-                <w:noProof/>
-                <w:webHidden/>
-              </w:rPr>
-              <w:tab/>
-            </w:r>
-            <w:r>
-              <w:rPr>
-                <w:rFonts w:hint="eastAsia"/>
-                <w:noProof/>
-                <w:webHidden/>
-              </w:rPr>
-              <w:fldChar w:fldCharType="begin"/>
-            </w:r>
-            <w:r>
-              <w:rPr>
-                <w:rFonts w:hint="eastAsia"/>
-                <w:noProof/>
-                <w:webHidden/>
-              </w:rPr>
-              <w:instrText xml:space="preserve"> </w:instrText>
-            </w:r>
-            <w:r>
-              <w:rPr>
-                <w:noProof/>
-                <w:webHidden/>
-              </w:rPr>
-              <w:instrText>PAGEREF _Toc195085177 \h</w:instrText>
-            </w:r>
-            <w:r>
-              <w:rPr>
-                <w:rFonts w:hint="eastAsia"/>
-                <w:noProof/>
-                <w:webHidden/>
-              </w:rPr>
-              <w:instrText xml:space="preserve"> </w:instrText>
-            </w:r>
-            <w:r>
-              <w:rPr>
-                <w:rFonts w:hint="eastAsia"/>
-                <w:noProof/>
-                <w:webHidden/>
-              </w:rPr>
-            </w:r>
-            <w:r>
-              <w:rPr>
-                <w:noProof/>
-                <w:webHidden/>
-              </w:rPr>
-              <w:fldChar w:fldCharType="separate"/>
-            </w:r>
-            <w:r>
-              <w:rPr>
-                <w:noProof/>
-                <w:webHidden/>
-              </w:rPr>
-              <w:t>15</w:t>
-            </w:r>
-            <w:r>
-              <w:rPr>
-                <w:rFonts w:hint="eastAsia"/>
-                <w:noProof/>
-                <w:webHidden/>
-              </w:rPr>
-              <w:fldChar w:fldCharType="end"/>
-            </w:r>
-          </w:hyperlink>
-        </w:p>
-        <w:p>
-          <w:pPr>
-            <w:pStyle w:val="TOC2"/>
-            <w:tabs>
-              <w:tab w:val="right" w:leader="dot" w:pos="8296"/>
-            </w:tabs>
-            <w:rPr>
-              <w:rFonts w:hint="eastAsia"/>
-              <w:noProof/>
-              <w:sz w:val="22"/>
-              <w:szCs w:val="24"/>
-              <w14:ligatures w14:val="standardContextual"/>
-            </w:rPr>
-          </w:pPr>
-          <w:hyperlink w:anchor="_Toc195085178" w:history="1">
-            <w:r>
-              <w:rPr>
-                <w:rStyle w:val="ad"/>
-                <w:rFonts w:hint="eastAsia"/>
-                <w:noProof/>
-              </w:rPr>
-              <w:t xml:space="preserve">5.3 </w:t>
-            </w:r>
-            <w:r>
-              <w:rPr>
-                <w:rStyle w:val="ad"/>
-                <w:rFonts w:hint="eastAsia"/>
-                <w:noProof/>
-              </w:rPr>
-              <w:t>流转换</w:t>
-            </w:r>
-            <w:r>
-              <w:rPr>
-                <w:rFonts w:hint="eastAsia"/>
-                <w:noProof/>
-                <w:webHidden/>
-              </w:rPr>
-              <w:tab/>
-            </w:r>
-            <w:r>
-              <w:rPr>
-                <w:rFonts w:hint="eastAsia"/>
-                <w:noProof/>
-                <w:webHidden/>
-              </w:rPr>
-              <w:fldChar w:fldCharType="begin"/>
-            </w:r>
-            <w:r>
-              <w:rPr>
-                <w:rFonts w:hint="eastAsia"/>
-                <w:noProof/>
-                <w:webHidden/>
-              </w:rPr>
-              <w:instrText xml:space="preserve"> </w:instrText>
-            </w:r>
-            <w:r>
-              <w:rPr>
-                <w:noProof/>
-                <w:webHidden/>
-              </w:rPr>
-              <w:instrText>PAGEREF _Toc195085178 \h</w:instrText>
-            </w:r>
-            <w:r>
-              <w:rPr>
-                <w:rFonts w:hint="eastAsia"/>
-                <w:noProof/>
-                <w:webHidden/>
-              </w:rPr>
-              <w:instrText xml:space="preserve"> </w:instrText>
-            </w:r>
-            <w:r>
-              <w:rPr>
-                <w:rFonts w:hint="eastAsia"/>
-                <w:noProof/>
-                <w:webHidden/>
-              </w:rPr>
-            </w:r>
-            <w:r>
-              <w:rPr>
-                <w:noProof/>
-                <w:webHidden/>
-              </w:rPr>
-              <w:fldChar w:fldCharType="separate"/>
-            </w:r>
-            <w:r>
-              <w:rPr>
-                <w:noProof/>
-                <w:webHidden/>
-              </w:rPr>
-              <w:t>15</w:t>
-            </w:r>
-            <w:r>
-              <w:rPr>
-                <w:rFonts w:hint="eastAsia"/>
-                <w:noProof/>
-                <w:webHidden/>
-              </w:rPr>
-              <w:fldChar w:fldCharType="end"/>
-            </w:r>
-          </w:hyperlink>
-        </w:p>
-        <w:p>
-          <w:pPr>
-            <w:pStyle w:val="TOC2"/>
-            <w:tabs>
-              <w:tab w:val="right" w:leader="dot" w:pos="8296"/>
-            </w:tabs>
-            <w:rPr>
-              <w:rFonts w:hint="eastAsia"/>
-              <w:noProof/>
-              <w:sz w:val="22"/>
-              <w:szCs w:val="24"/>
-              <w14:ligatures w14:val="standardContextual"/>
-            </w:rPr>
-          </w:pPr>
-          <w:hyperlink w:anchor="_Toc195085179" w:history="1">
-            <w:r>
-              <w:rPr>
-                <w:rStyle w:val="ad"/>
-                <w:rFonts w:hint="eastAsia"/>
-                <w:noProof/>
-              </w:rPr>
-              <w:t>5.4 M3U8</w:t>
-            </w:r>
-            <w:r>
-              <w:rPr>
-                <w:rFonts w:hint="eastAsia"/>
-                <w:noProof/>
-                <w:webHidden/>
-              </w:rPr>
-              <w:tab/>
-            </w:r>
-            <w:r>
-              <w:rPr>
-                <w:rFonts w:hint="eastAsia"/>
-                <w:noProof/>
-                <w:webHidden/>
-              </w:rPr>
-              <w:fldChar w:fldCharType="begin"/>
-            </w:r>
-            <w:r>
-              <w:rPr>
-                <w:rFonts w:hint="eastAsia"/>
-                <w:noProof/>
-                <w:webHidden/>
-              </w:rPr>
-              <w:instrText xml:space="preserve"> </w:instrText>
-            </w:r>
-            <w:r>
-              <w:rPr>
-                <w:noProof/>
-                <w:webHidden/>
-              </w:rPr>
-              <w:instrText>PAGEREF _Toc195085179 \h</w:instrText>
-            </w:r>
-            <w:r>
-              <w:rPr>
-                <w:rFonts w:hint="eastAsia"/>
-                <w:noProof/>
-                <w:webHidden/>
-              </w:rPr>
-              <w:instrText xml:space="preserve"> </w:instrText>
-            </w:r>
-            <w:r>
-              <w:rPr>
-                <w:rFonts w:hint="eastAsia"/>
-                <w:noProof/>
-                <w:webHidden/>
-              </w:rPr>
-            </w:r>
-            <w:r>
-              <w:rPr>
-                <w:noProof/>
-                <w:webHidden/>
-              </w:rPr>
-              <w:fldChar w:fldCharType="separate"/>
-            </w:r>
-            <w:r>
-              <w:rPr>
-                <w:noProof/>
-                <w:webHidden/>
-              </w:rPr>
-              <w:t>15</w:t>
-            </w:r>
-            <w:r>
-              <w:rPr>
-                <w:rFonts w:hint="eastAsia"/>
-                <w:noProof/>
-                <w:webHidden/>
-              </w:rPr>
-              <w:fldChar w:fldCharType="end"/>
-            </w:r>
-          </w:hyperlink>
-        </w:p>
-        <w:p>
-          <w:pPr>
-            <w:pStyle w:val="TOC1"/>
-            <w:tabs>
-              <w:tab w:val="right" w:leader="dot" w:pos="8296"/>
-            </w:tabs>
-            <w:rPr>
-              <w:rFonts w:hint="eastAsia"/>
-              <w:noProof/>
-              <w:sz w:val="22"/>
-              <w:szCs w:val="24"/>
-              <w14:ligatures w14:val="standardContextual"/>
-            </w:rPr>
-          </w:pPr>
-          <w:hyperlink w:anchor="_Toc195085180" w:history="1">
-            <w:r>
-              <w:rPr>
-                <w:rStyle w:val="ad"/>
-                <w:rFonts w:hint="eastAsia"/>
-                <w:noProof/>
-              </w:rPr>
-              <w:t>附录</w:t>
-            </w:r>
-            <w:r>
-              <w:rPr>
-                <w:rFonts w:hint="eastAsia"/>
-                <w:noProof/>
-                <w:webHidden/>
-              </w:rPr>
-              <w:tab/>
-            </w:r>
-            <w:r>
-              <w:rPr>
-                <w:rFonts w:hint="eastAsia"/>
-                <w:noProof/>
-                <w:webHidden/>
-              </w:rPr>
-              <w:fldChar w:fldCharType="begin"/>
-            </w:r>
-            <w:r>
-              <w:rPr>
-                <w:rFonts w:hint="eastAsia"/>
-                <w:noProof/>
-                <w:webHidden/>
-              </w:rPr>
-              <w:instrText xml:space="preserve"> </w:instrText>
-            </w:r>
-            <w:r>
-              <w:rPr>
-                <w:noProof/>
-                <w:webHidden/>
-              </w:rPr>
-              <w:instrText>PAGEREF _Toc195085180 \h</w:instrText>
-            </w:r>
-            <w:r>
-              <w:rPr>
-                <w:rFonts w:hint="eastAsia"/>
-                <w:noProof/>
-                <w:webHidden/>
-              </w:rPr>
-              <w:instrText xml:space="preserve"> </w:instrText>
-            </w:r>
-            <w:r>
-              <w:rPr>
-                <w:rFonts w:hint="eastAsia"/>
-                <w:noProof/>
-                <w:webHidden/>
-              </w:rPr>
-            </w:r>
-            <w:r>
-              <w:rPr>
-                <w:noProof/>
-                <w:webHidden/>
-              </w:rPr>
-              <w:fldChar w:fldCharType="separate"/>
-            </w:r>
-            <w:r>
-              <w:rPr>
-                <w:noProof/>
-                <w:webHidden/>
-              </w:rPr>
-              <w:t>15</w:t>
-            </w:r>
-            <w:r>
-              <w:rPr>
-                <w:rFonts w:hint="eastAsia"/>
-                <w:noProof/>
-                <w:webHidden/>
-              </w:rPr>
-              <w:fldChar w:fldCharType="end"/>
-            </w:r>
-          </w:hyperlink>
-        </w:p>
-        <w:p>
-          <w:pPr>
-            <w:pStyle w:val="TOC2"/>
-            <w:tabs>
-              <w:tab w:val="right" w:leader="dot" w:pos="8296"/>
-            </w:tabs>
-            <w:rPr>
-              <w:rFonts w:hint="eastAsia"/>
-              <w:noProof/>
-              <w:sz w:val="22"/>
-              <w:szCs w:val="24"/>
-              <w14:ligatures w14:val="standardContextual"/>
-            </w:rPr>
-          </w:pPr>
-          <w:hyperlink w:anchor="_Toc195085181" w:history="1">
-            <w:r>
-              <w:rPr>
-                <w:rStyle w:val="ad"/>
-                <w:rFonts w:hint="eastAsia"/>
-                <w:noProof/>
-              </w:rPr>
-              <w:t>附录</w:t>
-            </w:r>
-            <w:r>
-              <w:rPr>
-                <w:rStyle w:val="ad"/>
-                <w:rFonts w:hint="eastAsia"/>
-                <w:noProof/>
-              </w:rPr>
-              <w:t xml:space="preserve"> </w:t>
-            </w:r>
-            <w:r>
-              <w:rPr>
-                <w:rStyle w:val="ad"/>
-                <w:rFonts w:hint="eastAsia"/>
-                <w:noProof/>
-              </w:rPr>
-              <w:t>更新历史</w:t>
-            </w:r>
-            <w:r>
-              <w:rPr>
-                <w:rFonts w:hint="eastAsia"/>
-                <w:noProof/>
-                <w:webHidden/>
-              </w:rPr>
-              <w:tab/>
-            </w:r>
-            <w:r>
-              <w:rPr>
-                <w:rFonts w:hint="eastAsia"/>
-                <w:noProof/>
-                <w:webHidden/>
-              </w:rPr>
-              <w:fldChar w:fldCharType="begin"/>
-            </w:r>
-            <w:r>
-              <w:rPr>
-                <w:rFonts w:hint="eastAsia"/>
-                <w:noProof/>
-                <w:webHidden/>
-              </w:rPr>
-              <w:instrText xml:space="preserve"> </w:instrText>
-            </w:r>
-            <w:r>
-              <w:rPr>
-                <w:noProof/>
-                <w:webHidden/>
-              </w:rPr>
-              <w:instrText>PAGEREF _Toc195085181 \h</w:instrText>
-            </w:r>
-            <w:r>
-              <w:rPr>
-                <w:rFonts w:hint="eastAsia"/>
-                <w:noProof/>
-                <w:webHidden/>
-              </w:rPr>
-              <w:instrText xml:space="preserve"> </w:instrText>
-            </w:r>
-            <w:r>
-              <w:rPr>
-                <w:rFonts w:hint="eastAsia"/>
-                <w:noProof/>
-                <w:webHidden/>
-              </w:rPr>
-            </w:r>
-            <w:r>
-              <w:rPr>
-                <w:noProof/>
-                <w:webHidden/>
-              </w:rPr>
-              <w:fldChar w:fldCharType="separate"/>
-            </w:r>
-            <w:r>
-              <w:rPr>
-                <w:noProof/>
-                <w:webHidden/>
-              </w:rPr>
-              <w:t>15</w:t>
             </w:r>
             <w:r>
               <w:rPr>
@@ -4948,6 +4687,25 @@
     <w:p>
       <w:pPr>
         <w:rPr>
+          <w:b/>
+          <w:bCs/>
+          <w:lang w:val="zh-CN"/>
+        </w:rPr>
+      </w:pPr>
+    </w:p>
+    <w:p>
+      <w:pPr>
+        <w:rPr>
+          <w:b/>
+          <w:bCs/>
+          <w:lang w:val="zh-CN"/>
+        </w:rPr>
+      </w:pPr>
+    </w:p>
+    <w:p>
+      <w:pPr>
+        <w:rPr>
+          <w:rFonts w:hint="eastAsia"/>
           <w:b/>
           <w:bCs/>
           <w:lang w:val="zh-CN"/>
@@ -4994,7 +4752,6 @@
               <w:bottom w:val="outset" w:sz="6" w:space="0" w:color="auto"/>
               <w:right w:val="outset" w:sz="6" w:space="0" w:color="auto"/>
             </w:tcBorders>
-            <w:shd w:val="clear" w:color="auto" w:fill="auto"/>
             <w:vAlign w:val="center"/>
           </w:tcPr>
           <w:p>
@@ -5137,7 +4894,6 @@
               <w:bottom w:val="outset" w:sz="6" w:space="0" w:color="auto"/>
               <w:right w:val="outset" w:sz="6" w:space="0" w:color="auto"/>
             </w:tcBorders>
-            <w:shd w:val="clear" w:color="auto" w:fill="auto"/>
             <w:vAlign w:val="center"/>
           </w:tcPr>
           <w:p>
@@ -5199,7 +4955,7 @@
               <w:rPr>
                 <w:rFonts w:hint="eastAsia"/>
               </w:rPr>
-              <w:t>11</w:t>
+              <w:t>13</w:t>
             </w:r>
             <w:r>
               <w:rPr>
@@ -5225,7 +4981,6 @@
               <w:bottom w:val="outset" w:sz="6" w:space="0" w:color="auto"/>
               <w:right w:val="outset" w:sz="6" w:space="0" w:color="auto"/>
             </w:tcBorders>
-            <w:shd w:val="clear" w:color="auto" w:fill="auto"/>
             <w:vAlign w:val="center"/>
           </w:tcPr>
           <w:p>
@@ -5296,13 +5051,7 @@
               <w:rPr>
                 <w:rFonts w:hint="eastAsia"/>
               </w:rPr>
-              <w:t>0</w:t>
-            </w:r>
-            <w:r>
-              <w:rPr>
-                <w:rFonts w:hint="eastAsia"/>
-              </w:rPr>
-              <w:t>4</w:t>
+              <w:t>11</w:t>
             </w:r>
             <w:r>
               <w:t>-</w:t>
@@ -5311,7 +5060,7 @@
               <w:rPr>
                 <w:rFonts w:hint="eastAsia"/>
               </w:rPr>
-              <w:t>09</w:t>
+              <w:t>07</w:t>
             </w:r>
           </w:p>
         </w:tc>
@@ -5408,7 +5157,7 @@
       <w:pPr>
         <w:pStyle w:val="1"/>
       </w:pPr>
-      <w:bookmarkStart w:id="1" w:name="_Toc195085138"/>
+      <w:bookmarkStart w:id="1" w:name="_Toc213424901"/>
       <w:r>
         <w:rPr>
           <w:rFonts w:hint="eastAsia"/>
@@ -5422,7 +5171,7 @@
       <w:pPr>
         <w:pStyle w:val="2"/>
       </w:pPr>
-      <w:bookmarkStart w:id="2" w:name="_Toc195085139"/>
+      <w:bookmarkStart w:id="2" w:name="_Toc213424902"/>
       <w:r>
         <w:rPr>
           <w:rFonts w:hint="eastAsia"/>
@@ -5470,7 +5219,7 @@
       <w:pPr>
         <w:pStyle w:val="2"/>
       </w:pPr>
-      <w:bookmarkStart w:id="3" w:name="_Toc195085140"/>
+      <w:bookmarkStart w:id="3" w:name="_Toc213424903"/>
       <w:r>
         <w:rPr>
           <w:rFonts w:hint="eastAsia"/>
@@ -5503,7 +5252,7 @@
       <w:pPr>
         <w:pStyle w:val="2"/>
       </w:pPr>
-      <w:bookmarkStart w:id="4" w:name="_Toc195085141"/>
+      <w:bookmarkStart w:id="4" w:name="_Toc213424904"/>
       <w:r>
         <w:rPr>
           <w:rFonts w:hint="eastAsia"/>
@@ -5573,7 +5322,7 @@
       <w:pPr>
         <w:pStyle w:val="1"/>
       </w:pPr>
-      <w:bookmarkStart w:id="5" w:name="_Toc195085142"/>
+      <w:bookmarkStart w:id="5" w:name="_Toc213424905"/>
       <w:proofErr w:type="gramStart"/>
       <w:r>
         <w:rPr>
@@ -5651,7 +5400,7 @@
           <w:numId w:val="1"/>
         </w:numPr>
       </w:pPr>
-      <w:bookmarkStart w:id="6" w:name="_Toc195085143"/>
+      <w:bookmarkStart w:id="6" w:name="_Toc213424906"/>
       <w:r>
         <w:rPr>
           <w:rFonts w:hint="eastAsia"/>
@@ -5776,7 +5525,7 @@
           <w:numId w:val="1"/>
         </w:numPr>
       </w:pPr>
-      <w:bookmarkStart w:id="7" w:name="_Toc195085144"/>
+      <w:bookmarkStart w:id="7" w:name="_Toc213424907"/>
       <w:r>
         <w:rPr>
           <w:rFonts w:hint="eastAsia"/>
@@ -5789,7 +5538,7 @@
       <w:pPr>
         <w:pStyle w:val="3"/>
       </w:pPr>
-      <w:bookmarkStart w:id="8" w:name="_Toc195085145"/>
+      <w:bookmarkStart w:id="8" w:name="_Toc213424908"/>
       <w:r>
         <w:rPr>
           <w:rFonts w:hint="eastAsia"/>
@@ -5964,7 +5713,7 @@
       <w:pPr>
         <w:pStyle w:val="3"/>
       </w:pPr>
-      <w:bookmarkStart w:id="9" w:name="_Toc195085146"/>
+      <w:bookmarkStart w:id="9" w:name="_Toc213424909"/>
       <w:r>
         <w:rPr>
           <w:rFonts w:hint="eastAsia"/>
@@ -6235,7 +5984,7 @@
       <w:pPr>
         <w:pStyle w:val="1"/>
       </w:pPr>
-      <w:bookmarkStart w:id="10" w:name="_Toc195085147"/>
+      <w:bookmarkStart w:id="10" w:name="_Toc213424910"/>
       <w:r>
         <w:rPr>
           <w:rFonts w:hint="eastAsia"/>
@@ -6260,7 +6009,7 @@
       <w:pPr>
         <w:pStyle w:val="2"/>
       </w:pPr>
-      <w:bookmarkStart w:id="11" w:name="_Toc195085148"/>
+      <w:bookmarkStart w:id="11" w:name="_Toc213424911"/>
       <w:r>
         <w:rPr>
           <w:rFonts w:hint="eastAsia"/>
@@ -6501,7 +6250,7 @@
       <w:pPr>
         <w:pStyle w:val="2"/>
       </w:pPr>
-      <w:bookmarkStart w:id="12" w:name="_Toc195085149"/>
+      <w:bookmarkStart w:id="12" w:name="_Toc213424912"/>
       <w:r>
         <w:rPr>
           <w:rFonts w:hint="eastAsia"/>
@@ -6661,7 +6410,7 @@
       <w:pPr>
         <w:pStyle w:val="2"/>
       </w:pPr>
-      <w:bookmarkStart w:id="13" w:name="_Toc195085150"/>
+      <w:bookmarkStart w:id="13" w:name="_Toc213424913"/>
       <w:r>
         <w:rPr>
           <w:rFonts w:hint="eastAsia"/>
@@ -6718,7 +6467,7 @@
       <w:pPr>
         <w:pStyle w:val="1"/>
       </w:pPr>
-      <w:bookmarkStart w:id="14" w:name="_Toc195085151"/>
+      <w:bookmarkStart w:id="14" w:name="_Toc213424914"/>
       <w:r>
         <w:rPr>
           <w:rFonts w:hint="eastAsia"/>
@@ -6766,7 +6515,7 @@
         <w:pStyle w:val="2"/>
       </w:pPr>
       <w:bookmarkStart w:id="15" w:name="_Toc14016"/>
-      <w:bookmarkStart w:id="16" w:name="_Toc195085152"/>
+      <w:bookmarkStart w:id="16" w:name="_Toc213424915"/>
       <w:r>
         <w:rPr>
           <w:rFonts w:hint="eastAsia"/>
@@ -6837,7 +6586,7 @@
       <w:pPr>
         <w:pStyle w:val="3"/>
       </w:pPr>
-      <w:bookmarkStart w:id="17" w:name="_Toc195085153"/>
+      <w:bookmarkStart w:id="17" w:name="_Toc213424916"/>
       <w:r>
         <w:rPr>
           <w:rFonts w:hint="eastAsia"/>
@@ -7855,7 +7604,7 @@
       <w:pPr>
         <w:pStyle w:val="3"/>
       </w:pPr>
-      <w:bookmarkStart w:id="18" w:name="_Toc195085154"/>
+      <w:bookmarkStart w:id="18" w:name="_Toc213424917"/>
       <w:r>
         <w:rPr>
           <w:rFonts w:hint="eastAsia"/>
@@ -8843,7 +8592,7 @@
         <w:pStyle w:val="3"/>
       </w:pPr>
       <w:bookmarkStart w:id="19" w:name="_Toc6365"/>
-      <w:bookmarkStart w:id="20" w:name="_Toc195085155"/>
+      <w:bookmarkStart w:id="20" w:name="_Toc213424918"/>
       <w:r>
         <w:rPr>
           <w:rFonts w:hint="eastAsia"/>
@@ -9385,7 +9134,7 @@
         <w:pStyle w:val="3"/>
       </w:pPr>
       <w:bookmarkStart w:id="21" w:name="_Toc14115"/>
-      <w:bookmarkStart w:id="22" w:name="_Toc195085156"/>
+      <w:bookmarkStart w:id="22" w:name="_Toc213424919"/>
       <w:r>
         <w:rPr>
           <w:rFonts w:hint="eastAsia"/>
@@ -10527,7 +10276,7 @@
         <w:pStyle w:val="3"/>
       </w:pPr>
       <w:bookmarkStart w:id="23" w:name="_Toc11538"/>
-      <w:bookmarkStart w:id="24" w:name="_Toc195085157"/>
+      <w:bookmarkStart w:id="24" w:name="_Toc213424920"/>
       <w:r>
         <w:rPr>
           <w:rFonts w:hint="eastAsia"/>
@@ -11325,7 +11074,7 @@
       <w:pPr>
         <w:pStyle w:val="2"/>
       </w:pPr>
-      <w:bookmarkStart w:id="25" w:name="_Toc195085158"/>
+      <w:bookmarkStart w:id="25" w:name="_Toc213424921"/>
       <w:r>
         <w:rPr>
           <w:rFonts w:hint="eastAsia"/>
@@ -11370,7 +11119,7 @@
       <w:pPr>
         <w:pStyle w:val="2"/>
       </w:pPr>
-      <w:bookmarkStart w:id="26" w:name="_Toc195085159"/>
+      <w:bookmarkStart w:id="26" w:name="_Toc213424922"/>
       <w:r>
         <w:rPr>
           <w:rFonts w:hint="eastAsia"/>
@@ -11409,1588 +11158,913 @@
       <w:pPr>
         <w:pStyle w:val="2"/>
       </w:pPr>
-      <w:bookmarkStart w:id="27" w:name="_Toc195085160"/>
-      <w:r>
-        <w:rPr>
-          <w:rFonts w:hint="eastAsia"/>
-        </w:rPr>
-        <w:t xml:space="preserve">3.4 </w:t>
+      <w:bookmarkStart w:id="27" w:name="_Toc213424923"/>
+      <w:r>
+        <w:rPr>
+          <w:rFonts w:hint="eastAsia"/>
+        </w:rPr>
+        <w:t>3.</w:t>
+      </w:r>
+      <w:r>
+        <w:rPr>
+          <w:rFonts w:hint="eastAsia"/>
+        </w:rPr>
+        <w:t>4</w:t>
+      </w:r>
+      <w:r>
+        <w:rPr>
+          <w:rFonts w:hint="eastAsia"/>
+        </w:rPr>
+        <w:t xml:space="preserve"> HTTP</w:t>
+      </w:r>
+      <w:r>
+        <w:rPr>
+          <w:rFonts w:hint="eastAsia"/>
+        </w:rPr>
+        <w:t>管理接口</w:t>
+      </w:r>
+      <w:bookmarkEnd w:id="27"/>
+    </w:p>
+    <w:p>
+      <w:pPr>
+        <w:pStyle w:val="3"/>
+      </w:pPr>
+      <w:bookmarkStart w:id="28" w:name="_Toc213424924"/>
+      <w:r>
+        <w:rPr>
+          <w:rFonts w:hint="eastAsia"/>
+        </w:rPr>
+        <w:t>3.</w:t>
+      </w:r>
+      <w:r>
+        <w:rPr>
+          <w:rFonts w:hint="eastAsia"/>
+        </w:rPr>
+        <w:t>4</w:t>
+      </w:r>
+      <w:r>
+        <w:rPr>
+          <w:rFonts w:hint="eastAsia"/>
+        </w:rPr>
+        <w:t xml:space="preserve">.1 </w:t>
       </w:r>
       <w:proofErr w:type="gramStart"/>
       <w:r>
         <w:rPr>
           <w:rFonts w:hint="eastAsia"/>
         </w:rPr>
-        <w:t>转推流协议</w:t>
-      </w:r>
-      <w:bookmarkEnd w:id="27"/>
+        <w:t>推流列表</w:t>
+      </w:r>
       <w:proofErr w:type="gramEnd"/>
-    </w:p>
-    <w:p>
-      <w:pPr>
-        <w:ind w:firstLine="420"/>
-      </w:pPr>
-      <w:r>
-        <w:rPr>
-          <w:rFonts w:hint="eastAsia"/>
-        </w:rPr>
-        <w:t>token</w:t>
-      </w:r>
-      <w:r>
-        <w:rPr>
-          <w:rFonts w:hint="eastAsia"/>
-        </w:rPr>
-        <w:t>是自己控制或者由系统生成</w:t>
-      </w:r>
+      <w:r>
+        <w:rPr>
+          <w:rFonts w:hint="eastAsia"/>
+        </w:rPr>
+        <w:t>获取</w:t>
+      </w:r>
+      <w:bookmarkEnd w:id="28"/>
+    </w:p>
+    <w:p>
+      <w:pPr>
+        <w:pStyle w:val="4"/>
+      </w:pPr>
+      <w:r>
+        <w:rPr>
+          <w:rFonts w:hint="eastAsia"/>
+        </w:rPr>
+        <w:t>3.</w:t>
+      </w:r>
+      <w:r>
+        <w:rPr>
+          <w:rFonts w:hint="eastAsia"/>
+        </w:rPr>
+        <w:t>4</w:t>
+      </w:r>
+      <w:r>
+        <w:rPr>
+          <w:rFonts w:hint="eastAsia"/>
+        </w:rPr>
+        <w:t xml:space="preserve">.1.1 </w:t>
+      </w:r>
+      <w:r>
+        <w:rPr>
+          <w:rFonts w:hint="eastAsia"/>
+        </w:rPr>
+        <w:t>请求</w:t>
+      </w:r>
+    </w:p>
+    <w:p>
+      <w:r>
+        <w:rPr>
+          <w:rFonts w:hint="eastAsia"/>
+        </w:rPr>
+        <w:t>接口</w:t>
+      </w:r>
+      <w:r>
+        <w:rPr>
+          <w:rFonts w:hint="eastAsia"/>
+        </w:rPr>
+        <w:t>:HTTP</w:t>
+      </w:r>
+    </w:p>
+    <w:p>
+      <w:r>
+        <w:rPr>
+          <w:rFonts w:hint="eastAsia"/>
+        </w:rPr>
+        <w:t>方法</w:t>
+      </w:r>
+      <w:r>
+        <w:rPr>
+          <w:rFonts w:hint="eastAsia"/>
+        </w:rPr>
+        <w:t>:GET</w:t>
+      </w:r>
+    </w:p>
+    <w:p>
+      <w:r>
+        <w:rPr>
+          <w:rFonts w:hint="eastAsia"/>
+        </w:rPr>
+        <w:t>地址</w:t>
+      </w:r>
+      <w:r>
+        <w:rPr>
+          <w:rFonts w:hint="eastAsia"/>
+        </w:rPr>
+        <w:t>:http://127.0.0.1:5600/</w:t>
+      </w:r>
+      <w:proofErr w:type="spellStart"/>
+      <w:r>
+        <w:rPr>
+          <w:rFonts w:hint="eastAsia"/>
+        </w:rPr>
+        <w:t>api?function</w:t>
+      </w:r>
+      <w:proofErr w:type="spellEnd"/>
+      <w:r>
+        <w:rPr>
+          <w:rFonts w:hint="eastAsia"/>
+        </w:rPr>
+        <w:t>=</w:t>
+      </w:r>
+      <w:proofErr w:type="spellStart"/>
+      <w:r>
+        <w:rPr>
+          <w:rFonts w:hint="eastAsia"/>
+        </w:rPr>
+        <w:t>publish&amp;method</w:t>
+      </w:r>
+      <w:proofErr w:type="spellEnd"/>
+      <w:r>
+        <w:rPr>
+          <w:rFonts w:hint="eastAsia"/>
+        </w:rPr>
+        <w:t>=get</w:t>
+      </w:r>
+    </w:p>
+    <w:p>
+      <w:r>
+        <w:rPr>
+          <w:rFonts w:hint="eastAsia"/>
+        </w:rPr>
+        <w:t>参数</w:t>
+      </w:r>
+      <w:r>
+        <w:rPr>
+          <w:rFonts w:hint="eastAsia"/>
+        </w:rPr>
+        <w:t>:function:</w:t>
+      </w:r>
+      <w:r>
+        <w:rPr>
+          <w:rFonts w:hint="eastAsia"/>
+        </w:rPr>
+        <w:t>操作方式</w:t>
+      </w:r>
+    </w:p>
+    <w:p>
+      <w:pPr>
+        <w:pStyle w:val="4"/>
+      </w:pPr>
+      <w:r>
+        <w:rPr>
+          <w:rFonts w:hint="eastAsia"/>
+        </w:rPr>
+        <w:lastRenderedPageBreak/>
+        <w:t>3.</w:t>
+      </w:r>
+      <w:r>
+        <w:rPr>
+          <w:rFonts w:hint="eastAsia"/>
+        </w:rPr>
+        <w:t>4</w:t>
+      </w:r>
+      <w:r>
+        <w:rPr>
+          <w:rFonts w:hint="eastAsia"/>
+        </w:rPr>
+        <w:t xml:space="preserve">.1.2 </w:t>
+      </w:r>
+      <w:r>
+        <w:rPr>
+          <w:rFonts w:hint="eastAsia"/>
+        </w:rPr>
+        <w:t>回复</w:t>
+      </w:r>
+    </w:p>
+    <w:p>
+      <w:r>
+        <w:rPr>
+          <w:rFonts w:hint="eastAsia"/>
+        </w:rPr>
+        <w:t>{</w:t>
+      </w:r>
+    </w:p>
+    <w:p>
+      <w:r>
+        <w:rPr>
+          <w:rFonts w:hint="eastAsia"/>
+        </w:rPr>
+        <w:t xml:space="preserve">    "Array</w:t>
+      </w:r>
+      <w:proofErr w:type="gramStart"/>
+      <w:r>
+        <w:rPr>
+          <w:rFonts w:hint="eastAsia"/>
+        </w:rPr>
+        <w:t>":[</w:t>
+      </w:r>
+      <w:proofErr w:type="gramEnd"/>
+    </w:p>
+    <w:p>
+      <w:r>
+        <w:rPr>
+          <w:rFonts w:hint="eastAsia"/>
+        </w:rPr>
+        <w:t xml:space="preserve">        {</w:t>
+      </w:r>
+    </w:p>
+    <w:p>
+      <w:r>
+        <w:rPr>
+          <w:rFonts w:hint="eastAsia"/>
+        </w:rPr>
+        <w:t xml:space="preserve">            "enStreamType":3,</w:t>
+      </w:r>
+    </w:p>
+    <w:p>
+      <w:r>
+        <w:rPr>
+          <w:rFonts w:hint="eastAsia"/>
+        </w:rPr>
+        <w:t xml:space="preserve">            "nClientCount":0,</w:t>
+      </w:r>
+    </w:p>
+    <w:p>
+      <w:r>
+        <w:rPr>
+          <w:rFonts w:hint="eastAsia"/>
+        </w:rPr>
+        <w:t xml:space="preserve">            "</w:t>
+      </w:r>
+      <w:proofErr w:type="spellStart"/>
+      <w:proofErr w:type="gramStart"/>
+      <w:r>
+        <w:rPr>
+          <w:rFonts w:hint="eastAsia"/>
+        </w:rPr>
+        <w:t>st</w:t>
+      </w:r>
+      <w:proofErr w:type="gramEnd"/>
+      <w:r>
+        <w:rPr>
+          <w:rFonts w:hint="eastAsia"/>
+        </w:rPr>
+        <w:t>_AudioInfo</w:t>
+      </w:r>
+      <w:proofErr w:type="spellEnd"/>
+      <w:proofErr w:type="gramStart"/>
+      <w:r>
+        <w:rPr>
+          <w:rFonts w:hint="eastAsia"/>
+        </w:rPr>
+        <w:t>":{</w:t>
+      </w:r>
+      <w:proofErr w:type="gramEnd"/>
+    </w:p>
+    <w:p>
+      <w:r>
+        <w:rPr>
+          <w:rFonts w:hint="eastAsia"/>
+        </w:rPr>
+        <w:t xml:space="preserve">                "</w:t>
+      </w:r>
+      <w:proofErr w:type="spellStart"/>
+      <w:r>
+        <w:rPr>
+          <w:rFonts w:hint="eastAsia"/>
+        </w:rPr>
+        <w:t>bEnable</w:t>
+      </w:r>
+      <w:proofErr w:type="spellEnd"/>
+      <w:proofErr w:type="gramStart"/>
+      <w:r>
+        <w:rPr>
+          <w:rFonts w:hint="eastAsia"/>
+        </w:rPr>
+        <w:t>":true</w:t>
+      </w:r>
+      <w:proofErr w:type="gramEnd"/>
       <w:r>
         <w:rPr>
           <w:rFonts w:hint="eastAsia"/>
         </w:rPr>
         <w:t>,</w:t>
       </w:r>
-      <w:r>
-        <w:rPr>
-          <w:rFonts w:hint="eastAsia"/>
-        </w:rPr>
-        <w:t>在你停止的时候需要这个</w:t>
-      </w:r>
-      <w:r>
-        <w:rPr>
-          <w:rFonts w:hint="eastAsia"/>
-        </w:rPr>
-        <w:t>token</w:t>
-      </w:r>
-      <w:r>
-        <w:rPr>
-          <w:rFonts w:hint="eastAsia"/>
-        </w:rPr>
-        <w:t>才能停止</w:t>
-      </w:r>
+    </w:p>
+    <w:p>
+      <w:r>
+        <w:rPr>
+          <w:rFonts w:hint="eastAsia"/>
+        </w:rPr>
+        <w:t xml:space="preserve">                "enAVCodec":10,</w:t>
+      </w:r>
+    </w:p>
+    <w:p>
+      <w:r>
+        <w:rPr>
+          <w:rFonts w:hint="eastAsia"/>
+        </w:rPr>
+        <w:t xml:space="preserve">                "nBitRate":160,</w:t>
+      </w:r>
+    </w:p>
+    <w:p>
+      <w:r>
+        <w:rPr>
+          <w:rFonts w:hint="eastAsia"/>
+        </w:rPr>
+        <w:t xml:space="preserve">                "nChannel":2,</w:t>
+      </w:r>
+    </w:p>
+    <w:p>
+      <w:r>
+        <w:rPr>
+          <w:rFonts w:hint="eastAsia"/>
+        </w:rPr>
+        <w:t xml:space="preserve">                "nSampleFmt":16,</w:t>
+      </w:r>
+    </w:p>
+    <w:p>
+      <w:r>
+        <w:rPr>
+          <w:rFonts w:hint="eastAsia"/>
+        </w:rPr>
+        <w:t xml:space="preserve">                "nSampleRate":48000</w:t>
+      </w:r>
+    </w:p>
+    <w:p>
+      <w:r>
+        <w:rPr>
+          <w:rFonts w:hint="eastAsia"/>
+        </w:rPr>
+        <w:t xml:space="preserve">            },</w:t>
+      </w:r>
+    </w:p>
+    <w:p>
+      <w:r>
+        <w:rPr>
+          <w:rFonts w:hint="eastAsia"/>
+        </w:rPr>
+        <w:t xml:space="preserve">            "</w:t>
+      </w:r>
+      <w:proofErr w:type="spellStart"/>
+      <w:proofErr w:type="gramStart"/>
+      <w:r>
+        <w:rPr>
+          <w:rFonts w:hint="eastAsia"/>
+        </w:rPr>
+        <w:t>st</w:t>
+      </w:r>
+      <w:proofErr w:type="gramEnd"/>
+      <w:r>
+        <w:rPr>
+          <w:rFonts w:hint="eastAsia"/>
+        </w:rPr>
+        <w:t>_VideoInfo</w:t>
+      </w:r>
+      <w:proofErr w:type="spellEnd"/>
+      <w:proofErr w:type="gramStart"/>
+      <w:r>
+        <w:rPr>
+          <w:rFonts w:hint="eastAsia"/>
+        </w:rPr>
+        <w:t>":{</w:t>
+      </w:r>
+      <w:proofErr w:type="gramEnd"/>
+    </w:p>
+    <w:p>
+      <w:r>
+        <w:rPr>
+          <w:rFonts w:hint="eastAsia"/>
+        </w:rPr>
+        <w:t xml:space="preserve">                "</w:t>
+      </w:r>
+      <w:proofErr w:type="spellStart"/>
+      <w:r>
+        <w:rPr>
+          <w:rFonts w:hint="eastAsia"/>
+        </w:rPr>
+        <w:t>bEnable</w:t>
+      </w:r>
+      <w:proofErr w:type="spellEnd"/>
+      <w:proofErr w:type="gramStart"/>
+      <w:r>
+        <w:rPr>
+          <w:rFonts w:hint="eastAsia"/>
+        </w:rPr>
+        <w:t>":true</w:t>
+      </w:r>
+      <w:proofErr w:type="gramEnd"/>
       <w:r>
         <w:rPr>
           <w:rFonts w:hint="eastAsia"/>
         </w:rPr>
         <w:t>,</w:t>
       </w:r>
-      <w:r>
-        <w:rPr>
-          <w:rFonts w:hint="eastAsia"/>
-        </w:rPr>
-        <w:t>否则这个流会一直存在并且造成可能多路同流问题</w:t>
-      </w:r>
-      <w:r>
-        <w:rPr>
-          <w:rFonts w:hint="eastAsia"/>
-        </w:rPr>
-        <w:t>.</w:t>
-      </w:r>
-    </w:p>
-    <w:p>
-      <w:pPr>
-        <w:ind w:firstLine="420"/>
-      </w:pPr>
-      <w:r>
-        <w:rPr>
-          <w:rFonts w:hint="eastAsia"/>
-          <w:color w:val="FF0000"/>
-        </w:rPr>
-        <w:t>此协议暂时</w:t>
+    </w:p>
+    <w:p>
+      <w:r>
+        <w:rPr>
+          <w:rFonts w:hint="eastAsia"/>
+        </w:rPr>
+        <w:t xml:space="preserve">                "enAVCodec":7,</w:t>
+      </w:r>
+    </w:p>
+    <w:p>
+      <w:r>
+        <w:rPr>
+          <w:rFonts w:hint="eastAsia"/>
+        </w:rPr>
+        <w:t xml:space="preserve">                "nBitRate":5950,</w:t>
+      </w:r>
+    </w:p>
+    <w:p>
+      <w:r>
+        <w:rPr>
+          <w:rFonts w:hint="eastAsia"/>
+        </w:rPr>
+        <w:t xml:space="preserve">                "nFrameRate":30,</w:t>
+      </w:r>
+    </w:p>
+    <w:p>
+      <w:r>
+        <w:rPr>
+          <w:rFonts w:hint="eastAsia"/>
+        </w:rPr>
+        <w:t xml:space="preserve">                "nHeight":1080,</w:t>
+      </w:r>
+    </w:p>
+    <w:p>
+      <w:r>
+        <w:rPr>
+          <w:rFonts w:hint="eastAsia"/>
+        </w:rPr>
+        <w:t xml:space="preserve">                "nWidth":1920</w:t>
+      </w:r>
+    </w:p>
+    <w:p>
+      <w:r>
+        <w:rPr>
+          <w:rFonts w:hint="eastAsia"/>
+        </w:rPr>
+        <w:t xml:space="preserve">            },</w:t>
+      </w:r>
+    </w:p>
+    <w:p>
+      <w:r>
+        <w:rPr>
+          <w:rFonts w:hint="eastAsia"/>
+        </w:rPr>
+        <w:t xml:space="preserve">            "</w:t>
+      </w:r>
+      <w:proofErr w:type="spellStart"/>
+      <w:r>
+        <w:rPr>
+          <w:rFonts w:hint="eastAsia"/>
+        </w:rPr>
+        <w:t>tszSMSAddr</w:t>
+      </w:r>
+      <w:proofErr w:type="spellEnd"/>
+      <w:r>
+        <w:rPr>
+          <w:rFonts w:hint="eastAsia"/>
+        </w:rPr>
+        <w:t>":"live/qyt"</w:t>
+      </w:r>
+    </w:p>
+    <w:p>
+      <w:r>
+        <w:rPr>
+          <w:rFonts w:hint="eastAsia"/>
+        </w:rPr>
+        <w:t xml:space="preserve">        }</w:t>
+      </w:r>
+    </w:p>
+    <w:p>
+      <w:r>
+        <w:rPr>
+          <w:rFonts w:hint="eastAsia"/>
+        </w:rPr>
+        <w:t xml:space="preserve">    ],</w:t>
+      </w:r>
+    </w:p>
+    <w:p>
+      <w:r>
+        <w:rPr>
+          <w:rFonts w:hint="eastAsia"/>
+        </w:rPr>
+        <w:t xml:space="preserve">    "code":0,</w:t>
+      </w:r>
+    </w:p>
+    <w:p>
+      <w:r>
+        <w:rPr>
+          <w:rFonts w:hint="eastAsia"/>
+        </w:rPr>
+        <w:t xml:space="preserve">    "</w:t>
+      </w:r>
+      <w:proofErr w:type="spellStart"/>
+      <w:r>
+        <w:rPr>
+          <w:rFonts w:hint="eastAsia"/>
+        </w:rPr>
+        <w:t>msg":"success</w:t>
+      </w:r>
+      <w:proofErr w:type="spellEnd"/>
+      <w:r>
+        <w:rPr>
+          <w:rFonts w:hint="eastAsia"/>
+        </w:rPr>
+        <w:t>"</w:t>
+      </w:r>
+    </w:p>
+    <w:p>
+      <w:r>
+        <w:rPr>
+          <w:rFonts w:hint="eastAsia"/>
+        </w:rPr>
+        <w:t>}</w:t>
+      </w:r>
+    </w:p>
+    <w:p>
+      <w:pPr>
+        <w:pStyle w:val="3"/>
+      </w:pPr>
+      <w:bookmarkStart w:id="29" w:name="_Toc213424925"/>
+      <w:r>
+        <w:rPr>
+          <w:rFonts w:hint="eastAsia"/>
+        </w:rPr>
+        <w:t>3.</w:t>
+      </w:r>
+      <w:r>
+        <w:rPr>
+          <w:rFonts w:hint="eastAsia"/>
+        </w:rPr>
+        <w:t>4</w:t>
+      </w:r>
+      <w:r>
+        <w:rPr>
+          <w:rFonts w:hint="eastAsia"/>
+        </w:rPr>
+        <w:t xml:space="preserve">.2 </w:t>
       </w:r>
       <w:proofErr w:type="gramStart"/>
       <w:r>
         <w:rPr>
           <w:rFonts w:hint="eastAsia"/>
-          <w:color w:val="FF0000"/>
-        </w:rPr>
-        <w:t>不</w:t>
+        </w:rPr>
+        <w:t>拉流列表</w:t>
       </w:r>
       <w:proofErr w:type="gramEnd"/>
       <w:r>
         <w:rPr>
           <w:rFonts w:hint="eastAsia"/>
-          <w:color w:val="FF0000"/>
-        </w:rPr>
-        <w:t>可用</w:t>
-      </w:r>
+        </w:rPr>
+        <w:t>获取</w:t>
+      </w:r>
+      <w:bookmarkEnd w:id="29"/>
+    </w:p>
+    <w:p>
+      <w:pPr>
+        <w:pStyle w:val="4"/>
+      </w:pPr>
+      <w:r>
+        <w:rPr>
+          <w:rFonts w:hint="eastAsia"/>
+        </w:rPr>
+        <w:t>3.</w:t>
+      </w:r>
+      <w:r>
+        <w:rPr>
+          <w:rFonts w:hint="eastAsia"/>
+        </w:rPr>
+        <w:t>4</w:t>
+      </w:r>
+      <w:r>
+        <w:rPr>
+          <w:rFonts w:hint="eastAsia"/>
+        </w:rPr>
+        <w:t xml:space="preserve">.2.1 </w:t>
+      </w:r>
+      <w:r>
+        <w:rPr>
+          <w:rFonts w:hint="eastAsia"/>
+        </w:rPr>
+        <w:t>请求</w:t>
+      </w:r>
+    </w:p>
+    <w:p>
+      <w:r>
+        <w:rPr>
+          <w:rFonts w:hint="eastAsia"/>
+        </w:rPr>
+        <w:t>接口</w:t>
+      </w:r>
+      <w:r>
+        <w:rPr>
+          <w:rFonts w:hint="eastAsia"/>
+        </w:rPr>
+        <w:t>:HTTP</w:t>
+      </w:r>
+    </w:p>
+    <w:p>
+      <w:r>
+        <w:rPr>
+          <w:rFonts w:hint="eastAsia"/>
+        </w:rPr>
+        <w:t>方法</w:t>
+      </w:r>
+      <w:r>
+        <w:rPr>
+          <w:rFonts w:hint="eastAsia"/>
+        </w:rPr>
+        <w:t>:GET</w:t>
+      </w:r>
+    </w:p>
+    <w:p>
+      <w:r>
+        <w:rPr>
+          <w:rFonts w:hint="eastAsia"/>
+        </w:rPr>
+        <w:t>地址</w:t>
+      </w:r>
+      <w:r>
+        <w:rPr>
+          <w:rFonts w:hint="eastAsia"/>
+        </w:rPr>
+        <w:t>:http://127.0.0.1:5600/</w:t>
+      </w:r>
+      <w:proofErr w:type="spellStart"/>
+      <w:r>
+        <w:rPr>
+          <w:rFonts w:hint="eastAsia"/>
+        </w:rPr>
+        <w:t>api?function</w:t>
+      </w:r>
+      <w:proofErr w:type="spellEnd"/>
+      <w:r>
+        <w:rPr>
+          <w:rFonts w:hint="eastAsia"/>
+        </w:rPr>
+        <w:t>=</w:t>
+      </w:r>
+      <w:proofErr w:type="spellStart"/>
+      <w:r>
+        <w:rPr>
+          <w:rFonts w:hint="eastAsia"/>
+        </w:rPr>
+        <w:t>pull&amp;method</w:t>
+      </w:r>
+      <w:proofErr w:type="spellEnd"/>
+      <w:r>
+        <w:rPr>
+          <w:rFonts w:hint="eastAsia"/>
+        </w:rPr>
+        <w:t>=get</w:t>
+      </w:r>
+    </w:p>
+    <w:p>
+      <w:r>
+        <w:rPr>
+          <w:rFonts w:hint="eastAsia"/>
+        </w:rPr>
+        <w:t>参数</w:t>
+      </w:r>
+      <w:r>
+        <w:rPr>
+          <w:rFonts w:hint="eastAsia"/>
+        </w:rPr>
+        <w:t>:function:</w:t>
+      </w:r>
+      <w:r>
+        <w:rPr>
+          <w:rFonts w:hint="eastAsia"/>
+        </w:rPr>
+        <w:t>操作方式</w:t>
+      </w:r>
+    </w:p>
+    <w:p>
+      <w:pPr>
+        <w:pStyle w:val="4"/>
+      </w:pPr>
+      <w:r>
+        <w:rPr>
+          <w:rFonts w:hint="eastAsia"/>
+        </w:rPr>
+        <w:lastRenderedPageBreak/>
+        <w:t>3.</w:t>
+      </w:r>
+      <w:r>
+        <w:rPr>
+          <w:rFonts w:hint="eastAsia"/>
+        </w:rPr>
+        <w:t>4</w:t>
+      </w:r>
+      <w:r>
+        <w:rPr>
+          <w:rFonts w:hint="eastAsia"/>
+        </w:rPr>
+        <w:t xml:space="preserve">.2.2 </w:t>
+      </w:r>
+      <w:r>
+        <w:rPr>
+          <w:rFonts w:hint="eastAsia"/>
+        </w:rPr>
+        <w:t>回复</w:t>
+      </w:r>
+    </w:p>
+    <w:p>
+      <w:r>
+        <w:t>{</w:t>
+      </w:r>
+    </w:p>
+    <w:p>
+      <w:r>
+        <w:t xml:space="preserve">    "Array</w:t>
+      </w:r>
+      <w:proofErr w:type="gramStart"/>
+      <w:r>
+        <w:t>":[</w:t>
+      </w:r>
+      <w:proofErr w:type="gramEnd"/>
+    </w:p>
+    <w:p>
+      <w:r>
+        <w:t xml:space="preserve">        {</w:t>
+      </w:r>
+    </w:p>
+    <w:p>
+      <w:r>
+        <w:t xml:space="preserve">            "enStreamType":17,</w:t>
+      </w:r>
+    </w:p>
+    <w:p>
+      <w:r>
+        <w:t xml:space="preserve">            "tszPushAddr":"127.0.0.1:50795",</w:t>
+      </w:r>
+    </w:p>
+    <w:p>
+      <w:r>
+        <w:t xml:space="preserve">            "</w:t>
+      </w:r>
+      <w:proofErr w:type="spellStart"/>
+      <w:r>
+        <w:t>tszSMSAddr</w:t>
+      </w:r>
+      <w:proofErr w:type="spellEnd"/>
+      <w:r>
+        <w:t>":"live/qyt"</w:t>
+      </w:r>
+    </w:p>
+    <w:p>
+      <w:r>
+        <w:t xml:space="preserve">        }</w:t>
+      </w:r>
+    </w:p>
+    <w:p>
+      <w:r>
+        <w:t xml:space="preserve">    ],</w:t>
+      </w:r>
+    </w:p>
+    <w:p>
+      <w:r>
+        <w:t xml:space="preserve">    "code":0,</w:t>
+      </w:r>
+    </w:p>
+    <w:p>
+      <w:r>
+        <w:t xml:space="preserve">    "</w:t>
+      </w:r>
+      <w:proofErr w:type="spellStart"/>
+      <w:r>
+        <w:t>msg":"success</w:t>
+      </w:r>
+      <w:proofErr w:type="spellEnd"/>
+      <w:r>
+        <w:t>"</w:t>
+      </w:r>
+    </w:p>
+    <w:p>
+      <w:r>
+        <w:t>}</w:t>
+      </w:r>
+    </w:p>
+    <w:p>
+      <w:pPr>
+        <w:pStyle w:val="1"/>
+      </w:pPr>
+      <w:bookmarkStart w:id="30" w:name="_Toc213424926"/>
+      <w:r>
+        <w:rPr>
+          <w:rFonts w:hint="eastAsia"/>
+        </w:rPr>
+        <w:t>四</w:t>
+      </w:r>
+      <w:r>
+        <w:rPr>
+          <w:rFonts w:hint="eastAsia"/>
+        </w:rPr>
+        <w:t xml:space="preserve"> </w:t>
+      </w:r>
+      <w:r>
+        <w:rPr>
+          <w:rFonts w:hint="eastAsia"/>
+        </w:rPr>
+        <w:t>配置说明</w:t>
+      </w:r>
+      <w:bookmarkEnd w:id="30"/>
+    </w:p>
+    <w:p>
+      <w:pPr>
+        <w:pStyle w:val="2"/>
+      </w:pPr>
+      <w:bookmarkStart w:id="31" w:name="_Toc213424927"/>
+      <w:r>
+        <w:rPr>
+          <w:rFonts w:hint="eastAsia"/>
+        </w:rPr>
+        <w:t xml:space="preserve">4.1 </w:t>
+      </w:r>
+      <w:r>
+        <w:rPr>
+          <w:rFonts w:hint="eastAsia"/>
+        </w:rPr>
+        <w:t>服务器配置</w:t>
+      </w:r>
+      <w:bookmarkEnd w:id="31"/>
+    </w:p>
+    <w:p>
+      <w:r>
+        <w:rPr>
+          <w:rFonts w:hint="eastAsia"/>
+        </w:rPr>
+        <w:t>基础配置文件</w:t>
+      </w:r>
+      <w:r>
+        <w:rPr>
+          <w:rFonts w:hint="eastAsia"/>
+        </w:rPr>
+        <w:t>:</w:t>
+      </w:r>
+      <w:proofErr w:type="spellStart"/>
+      <w:r>
+        <w:rPr>
+          <w:rFonts w:hint="eastAsia"/>
+        </w:rPr>
+        <w:t>XEngine_Config.json</w:t>
+      </w:r>
+      <w:proofErr w:type="spellEnd"/>
     </w:p>
     <w:p>
       <w:pPr>
         <w:pStyle w:val="3"/>
       </w:pPr>
-      <w:bookmarkStart w:id="28" w:name="_Toc195085161"/>
-      <w:r>
-        <w:rPr>
-          <w:rFonts w:hint="eastAsia"/>
-        </w:rPr>
-        <w:lastRenderedPageBreak/>
-        <w:t xml:space="preserve">3.4.1 </w:t>
-      </w:r>
-      <w:r>
-        <w:rPr>
-          <w:rFonts w:hint="eastAsia"/>
-        </w:rPr>
-        <w:t>播放</w:t>
-      </w:r>
-      <w:bookmarkEnd w:id="28"/>
-    </w:p>
-    <w:p>
-      <w:pPr>
-        <w:pStyle w:val="4"/>
-      </w:pPr>
-      <w:r>
-        <w:rPr>
-          <w:rFonts w:hint="eastAsia"/>
-        </w:rPr>
-        <w:t xml:space="preserve">3.4.1 </w:t>
-      </w:r>
-      <w:r>
-        <w:rPr>
-          <w:rFonts w:hint="eastAsia"/>
-        </w:rPr>
-        <w:t>请求</w:t>
-      </w:r>
-    </w:p>
-    <w:p>
-      <w:r>
-        <w:rPr>
-          <w:rFonts w:hint="eastAsia"/>
-        </w:rPr>
-        <w:t>接口</w:t>
-      </w:r>
-      <w:r>
-        <w:rPr>
-          <w:rFonts w:hint="eastAsia"/>
-        </w:rPr>
-        <w:t>:HTTP</w:t>
-      </w:r>
-    </w:p>
-    <w:p>
-      <w:r>
-        <w:rPr>
-          <w:rFonts w:hint="eastAsia"/>
-        </w:rPr>
-        <w:t>方法</w:t>
-      </w:r>
-      <w:r>
-        <w:rPr>
-          <w:rFonts w:hint="eastAsia"/>
-        </w:rPr>
-        <w:t>:POST</w:t>
-      </w:r>
-    </w:p>
-    <w:p>
-      <w:r>
-        <w:rPr>
-          <w:rFonts w:hint="eastAsia"/>
-        </w:rPr>
-        <w:t>地址</w:t>
-      </w:r>
-      <w:r>
-        <w:rPr>
-          <w:rFonts w:hint="eastAsia"/>
-        </w:rPr>
-        <w:t>:http://127.0.0.1:5602/</w:t>
-      </w:r>
-      <w:proofErr w:type="spellStart"/>
-      <w:r>
-        <w:rPr>
-          <w:rFonts w:hint="eastAsia"/>
-        </w:rPr>
-        <w:t>api?function</w:t>
-      </w:r>
-      <w:proofErr w:type="spellEnd"/>
-      <w:r>
-        <w:rPr>
-          <w:rFonts w:hint="eastAsia"/>
-        </w:rPr>
-        <w:t>=</w:t>
-      </w:r>
-      <w:proofErr w:type="spellStart"/>
-      <w:r>
-        <w:rPr>
-          <w:rFonts w:hint="eastAsia"/>
-        </w:rPr>
-        <w:t>play&amp;token</w:t>
-      </w:r>
-      <w:proofErr w:type="spellEnd"/>
-      <w:r>
-        <w:rPr>
-          <w:rFonts w:hint="eastAsia"/>
-        </w:rPr>
-        <w:t>=</w:t>
-      </w:r>
-      <w:r>
-        <w:t>100010001</w:t>
-      </w:r>
-    </w:p>
-    <w:p>
-      <w:r>
-        <w:rPr>
-          <w:rFonts w:hint="eastAsia"/>
-        </w:rPr>
-        <w:t>参数</w:t>
-      </w:r>
-      <w:r>
-        <w:rPr>
-          <w:rFonts w:hint="eastAsia"/>
-        </w:rPr>
-        <w:t>:function:</w:t>
-      </w:r>
-      <w:r>
-        <w:rPr>
-          <w:rFonts w:hint="eastAsia"/>
-        </w:rPr>
-        <w:t>操作方式</w:t>
-      </w:r>
-    </w:p>
-    <w:p>
-      <w:r>
-        <w:rPr>
-          <w:rFonts w:hint="eastAsia"/>
-        </w:rPr>
-        <w:t xml:space="preserve">     Token:</w:t>
-      </w:r>
-      <w:proofErr w:type="gramStart"/>
-      <w:r>
-        <w:rPr>
-          <w:rFonts w:hint="eastAsia"/>
-        </w:rPr>
-        <w:t>流唯一</w:t>
-      </w:r>
-      <w:proofErr w:type="gramEnd"/>
-      <w:r>
-        <w:rPr>
-          <w:rFonts w:hint="eastAsia"/>
-        </w:rPr>
-        <w:t>编号</w:t>
-      </w:r>
-    </w:p>
-    <w:p>
-      <w:r>
-        <w:rPr>
-          <w:rFonts w:hint="eastAsia"/>
-        </w:rPr>
-        <w:t>负载</w:t>
-      </w:r>
-      <w:r>
-        <w:rPr>
-          <w:rFonts w:hint="eastAsia"/>
-        </w:rPr>
-        <w:t>:RTSP</w:t>
-      </w:r>
-      <w:r>
-        <w:rPr>
-          <w:rFonts w:hint="eastAsia"/>
-        </w:rPr>
-        <w:t>或者其他协议播放地址</w:t>
-      </w:r>
-    </w:p>
-    <w:p>
-      <w:r>
-        <w:t>{</w:t>
-      </w:r>
-    </w:p>
-    <w:p>
-      <w:r>
-        <w:t xml:space="preserve">    "tszAVUrl":"rtsp://wowzaec2demo.streamlock.net/vod/mp4:BigBuckBunny_115k.mp4"</w:t>
-      </w:r>
-    </w:p>
-    <w:p>
-      <w:r>
-        <w:t>}</w:t>
-      </w:r>
-    </w:p>
-    <w:p>
-      <w:pPr>
-        <w:pStyle w:val="4"/>
-      </w:pPr>
-      <w:r>
-        <w:rPr>
-          <w:rFonts w:hint="eastAsia"/>
-        </w:rPr>
-        <w:t xml:space="preserve">3.4.2 </w:t>
-      </w:r>
-      <w:r>
-        <w:rPr>
-          <w:rFonts w:hint="eastAsia"/>
-        </w:rPr>
-        <w:t>回复</w:t>
-      </w:r>
-    </w:p>
-    <w:p>
-      <w:r>
-        <w:t>{</w:t>
-      </w:r>
-    </w:p>
-    <w:p>
-      <w:r>
-        <w:t xml:space="preserve">    "code":0,</w:t>
-      </w:r>
-    </w:p>
-    <w:p>
-      <w:r>
-        <w:t xml:space="preserve">    "</w:t>
-      </w:r>
-      <w:proofErr w:type="spellStart"/>
-      <w:r>
-        <w:t>msg":"success</w:t>
-      </w:r>
-      <w:proofErr w:type="spellEnd"/>
-      <w:r>
-        <w:t>",</w:t>
-      </w:r>
-    </w:p>
-    <w:p>
-      <w:r>
-        <w:t xml:space="preserve">    "token":"100010001"</w:t>
-      </w:r>
-    </w:p>
-    <w:p>
-      <w:r>
-        <w:t>}</w:t>
-      </w:r>
-    </w:p>
-    <w:p>
-      <w:pPr>
-        <w:pStyle w:val="3"/>
-        <w:tabs>
-          <w:tab w:val="left" w:pos="2068"/>
-        </w:tabs>
-      </w:pPr>
-      <w:bookmarkStart w:id="29" w:name="_Toc195085162"/>
-      <w:r>
-        <w:rPr>
-          <w:rFonts w:hint="eastAsia"/>
-        </w:rPr>
-        <w:t xml:space="preserve">3.4.2 </w:t>
-      </w:r>
-      <w:r>
-        <w:rPr>
-          <w:rFonts w:hint="eastAsia"/>
-        </w:rPr>
-        <w:t>停止</w:t>
-      </w:r>
-      <w:bookmarkEnd w:id="29"/>
-    </w:p>
-    <w:p>
-      <w:pPr>
-        <w:pStyle w:val="4"/>
-      </w:pPr>
-      <w:r>
-        <w:rPr>
-          <w:rFonts w:hint="eastAsia"/>
-        </w:rPr>
-        <w:t xml:space="preserve">3.4.2.1 </w:t>
-      </w:r>
-      <w:r>
-        <w:rPr>
-          <w:rFonts w:hint="eastAsia"/>
-        </w:rPr>
-        <w:t>请求</w:t>
-      </w:r>
-    </w:p>
-    <w:p>
-      <w:r>
-        <w:rPr>
-          <w:rFonts w:hint="eastAsia"/>
-        </w:rPr>
-        <w:t>接口</w:t>
-      </w:r>
-      <w:r>
-        <w:rPr>
-          <w:rFonts w:hint="eastAsia"/>
-        </w:rPr>
-        <w:t>:HTTP</w:t>
-      </w:r>
-    </w:p>
-    <w:p>
-      <w:r>
-        <w:rPr>
-          <w:rFonts w:hint="eastAsia"/>
-        </w:rPr>
-        <w:t>方法</w:t>
-      </w:r>
-      <w:r>
-        <w:rPr>
-          <w:rFonts w:hint="eastAsia"/>
-        </w:rPr>
-        <w:t>:POST</w:t>
-      </w:r>
-    </w:p>
-    <w:p>
-      <w:r>
-        <w:rPr>
-          <w:rFonts w:hint="eastAsia"/>
-        </w:rPr>
-        <w:t>地址</w:t>
-      </w:r>
-      <w:r>
-        <w:rPr>
-          <w:rFonts w:hint="eastAsia"/>
-        </w:rPr>
-        <w:t>:http://127.0.0.1:5602/</w:t>
-      </w:r>
-      <w:proofErr w:type="spellStart"/>
-      <w:r>
-        <w:rPr>
-          <w:rFonts w:hint="eastAsia"/>
-        </w:rPr>
-        <w:t>api?function</w:t>
-      </w:r>
-      <w:proofErr w:type="spellEnd"/>
-      <w:r>
-        <w:rPr>
-          <w:rFonts w:hint="eastAsia"/>
-        </w:rPr>
-        <w:t>=</w:t>
-      </w:r>
-      <w:proofErr w:type="spellStart"/>
-      <w:r>
-        <w:rPr>
-          <w:rFonts w:hint="eastAsia"/>
-        </w:rPr>
-        <w:t>stop&amp;token</w:t>
-      </w:r>
-      <w:proofErr w:type="spellEnd"/>
-      <w:r>
-        <w:rPr>
-          <w:rFonts w:hint="eastAsia"/>
-        </w:rPr>
-        <w:t>=10001001</w:t>
-      </w:r>
-    </w:p>
-    <w:p>
-      <w:r>
-        <w:rPr>
-          <w:rFonts w:hint="eastAsia"/>
-        </w:rPr>
-        <w:t>参数</w:t>
-      </w:r>
-      <w:r>
-        <w:rPr>
-          <w:rFonts w:hint="eastAsia"/>
-        </w:rPr>
-        <w:t>:function:</w:t>
-      </w:r>
-      <w:r>
-        <w:rPr>
-          <w:rFonts w:hint="eastAsia"/>
-        </w:rPr>
-        <w:t>操作方式</w:t>
-      </w:r>
-    </w:p>
-    <w:p>
-      <w:r>
-        <w:rPr>
-          <w:rFonts w:hint="eastAsia"/>
-        </w:rPr>
-        <w:t xml:space="preserve">     Token:</w:t>
-      </w:r>
-      <w:proofErr w:type="gramStart"/>
-      <w:r>
-        <w:rPr>
-          <w:rFonts w:hint="eastAsia"/>
-        </w:rPr>
-        <w:t>流唯一</w:t>
-      </w:r>
-      <w:proofErr w:type="gramEnd"/>
-      <w:r>
-        <w:rPr>
-          <w:rFonts w:hint="eastAsia"/>
-        </w:rPr>
-        <w:t>编号</w:t>
-      </w:r>
-    </w:p>
-    <w:p>
-      <w:pPr>
-        <w:pStyle w:val="4"/>
-      </w:pPr>
-      <w:r>
-        <w:rPr>
-          <w:rFonts w:hint="eastAsia"/>
-        </w:rPr>
-        <w:t xml:space="preserve">3.4.2.2 </w:t>
-      </w:r>
-      <w:r>
-        <w:rPr>
-          <w:rFonts w:hint="eastAsia"/>
-        </w:rPr>
-        <w:t>回复</w:t>
-      </w:r>
-    </w:p>
-    <w:p>
-      <w:r>
-        <w:t>{</w:t>
-      </w:r>
-    </w:p>
-    <w:p>
-      <w:r>
-        <w:t xml:space="preserve">    "code":0,</w:t>
-      </w:r>
-    </w:p>
-    <w:p>
-      <w:r>
-        <w:t xml:space="preserve">    "</w:t>
-      </w:r>
-      <w:proofErr w:type="spellStart"/>
-      <w:r>
-        <w:t>msg":"success</w:t>
-      </w:r>
-      <w:proofErr w:type="spellEnd"/>
-      <w:r>
-        <w:t>"</w:t>
-      </w:r>
-    </w:p>
-    <w:p>
-      <w:r>
-        <w:t>}</w:t>
-      </w:r>
-    </w:p>
-    <w:p>
-      <w:pPr>
-        <w:pStyle w:val="3"/>
-      </w:pPr>
-      <w:bookmarkStart w:id="30" w:name="_Toc195085163"/>
-      <w:r>
-        <w:rPr>
-          <w:rFonts w:hint="eastAsia"/>
-        </w:rPr>
-        <w:lastRenderedPageBreak/>
-        <w:t xml:space="preserve">3.4.3 </w:t>
-      </w:r>
-      <w:r>
-        <w:rPr>
-          <w:rFonts w:hint="eastAsia"/>
-        </w:rPr>
-        <w:t>列举</w:t>
-      </w:r>
-      <w:bookmarkEnd w:id="30"/>
-    </w:p>
-    <w:p>
-      <w:pPr>
-        <w:ind w:firstLine="420"/>
-      </w:pPr>
-      <w:r>
-        <w:rPr>
-          <w:rFonts w:hint="eastAsia"/>
-        </w:rPr>
-        <w:t>可以枚举所有正在播放的列表信息</w:t>
-      </w:r>
-    </w:p>
-    <w:p>
-      <w:pPr>
-        <w:pStyle w:val="4"/>
-      </w:pPr>
-      <w:r>
-        <w:rPr>
-          <w:rFonts w:hint="eastAsia"/>
-        </w:rPr>
-        <w:t xml:space="preserve">3.4.3.1 </w:t>
-      </w:r>
-      <w:r>
-        <w:rPr>
-          <w:rFonts w:hint="eastAsia"/>
-        </w:rPr>
-        <w:t>请求</w:t>
-      </w:r>
-    </w:p>
-    <w:p>
-      <w:r>
-        <w:rPr>
-          <w:rFonts w:hint="eastAsia"/>
-        </w:rPr>
-        <w:t>接口</w:t>
-      </w:r>
-      <w:r>
-        <w:rPr>
-          <w:rFonts w:hint="eastAsia"/>
-        </w:rPr>
-        <w:t>:HTTP</w:t>
-      </w:r>
-    </w:p>
-    <w:p>
-      <w:r>
-        <w:rPr>
-          <w:rFonts w:hint="eastAsia"/>
-        </w:rPr>
-        <w:t>方法</w:t>
-      </w:r>
-      <w:r>
-        <w:rPr>
-          <w:rFonts w:hint="eastAsia"/>
-        </w:rPr>
-        <w:t>:GET</w:t>
-      </w:r>
-    </w:p>
-    <w:p>
-      <w:r>
-        <w:rPr>
-          <w:rFonts w:hint="eastAsia"/>
-        </w:rPr>
-        <w:t>地址</w:t>
-      </w:r>
-      <w:r>
-        <w:rPr>
-          <w:rFonts w:hint="eastAsia"/>
-        </w:rPr>
-        <w:t>:http://127.0.0.1:5602/</w:t>
-      </w:r>
-      <w:proofErr w:type="spellStart"/>
-      <w:r>
-        <w:rPr>
-          <w:rFonts w:hint="eastAsia"/>
-        </w:rPr>
-        <w:t>api?function</w:t>
-      </w:r>
-      <w:proofErr w:type="spellEnd"/>
-      <w:r>
-        <w:rPr>
-          <w:rFonts w:hint="eastAsia"/>
-        </w:rPr>
-        <w:t>=list</w:t>
-      </w:r>
-    </w:p>
-    <w:p>
-      <w:r>
-        <w:rPr>
-          <w:rFonts w:hint="eastAsia"/>
-        </w:rPr>
-        <w:t>参数</w:t>
-      </w:r>
-      <w:r>
-        <w:rPr>
-          <w:rFonts w:hint="eastAsia"/>
-        </w:rPr>
-        <w:t>:function:</w:t>
-      </w:r>
-      <w:r>
-        <w:rPr>
-          <w:rFonts w:hint="eastAsia"/>
-        </w:rPr>
-        <w:t>操作方式</w:t>
-      </w:r>
-    </w:p>
-    <w:p>
-      <w:pPr>
-        <w:pStyle w:val="4"/>
-      </w:pPr>
-      <w:r>
-        <w:rPr>
-          <w:rFonts w:hint="eastAsia"/>
-        </w:rPr>
-        <w:t xml:space="preserve">3.4.3.2 </w:t>
-      </w:r>
-      <w:r>
-        <w:rPr>
-          <w:rFonts w:hint="eastAsia"/>
-        </w:rPr>
-        <w:t>回复</w:t>
-      </w:r>
-    </w:p>
-    <w:p>
-      <w:r>
-        <w:t>{</w:t>
-      </w:r>
-    </w:p>
-    <w:p>
-      <w:r>
-        <w:t xml:space="preserve">    "Array</w:t>
-      </w:r>
-      <w:proofErr w:type="gramStart"/>
-      <w:r>
-        <w:t>":[</w:t>
-      </w:r>
-      <w:proofErr w:type="gramEnd"/>
-    </w:p>
-    <w:p>
-      <w:r>
-        <w:t xml:space="preserve">        {</w:t>
-      </w:r>
-    </w:p>
-    <w:p>
-      <w:r>
-        <w:t xml:space="preserve">            "tszToken":"100010001"</w:t>
-      </w:r>
-      <w:r>
-        <w:rPr>
-          <w:rFonts w:hint="eastAsia"/>
-        </w:rPr>
-        <w:t>,</w:t>
-      </w:r>
-    </w:p>
-    <w:p>
-      <w:pPr>
-        <w:ind w:firstLineChars="600" w:firstLine="1260"/>
-      </w:pPr>
-      <w:r>
-        <w:t>"tszAVUrl":"rtsp://wowzaec2demo.streamlock.net/vod/mp4:BigBuckBunny_115k.mp4"</w:t>
-      </w:r>
-    </w:p>
-    <w:p>
-      <w:r>
-        <w:t xml:space="preserve">        }</w:t>
-      </w:r>
-    </w:p>
-    <w:p>
-      <w:r>
-        <w:t xml:space="preserve">    ],</w:t>
-      </w:r>
-    </w:p>
-    <w:p>
-      <w:r>
-        <w:t xml:space="preserve">    "Count":1,</w:t>
-      </w:r>
-    </w:p>
-    <w:p>
-      <w:r>
-        <w:t xml:space="preserve">    "code":0,</w:t>
-      </w:r>
-    </w:p>
-    <w:p>
-      <w:r>
-        <w:t xml:space="preserve">    "</w:t>
-      </w:r>
-      <w:proofErr w:type="spellStart"/>
-      <w:r>
-        <w:t>msg":"success</w:t>
-      </w:r>
-      <w:proofErr w:type="spellEnd"/>
-      <w:r>
-        <w:t>"</w:t>
-      </w:r>
-    </w:p>
-    <w:p>
-      <w:r>
-        <w:t>}</w:t>
-      </w:r>
-    </w:p>
-    <w:p>
-      <w:pPr>
-        <w:pStyle w:val="2"/>
-      </w:pPr>
-      <w:bookmarkStart w:id="31" w:name="_Toc195085164"/>
-      <w:r>
-        <w:rPr>
-          <w:rFonts w:hint="eastAsia"/>
-        </w:rPr>
-        <w:t>3.5 HTTP</w:t>
-      </w:r>
-      <w:r>
-        <w:rPr>
-          <w:rFonts w:hint="eastAsia"/>
-        </w:rPr>
-        <w:t>管理接口</w:t>
-      </w:r>
-      <w:bookmarkEnd w:id="31"/>
-    </w:p>
-    <w:p>
-      <w:pPr>
-        <w:pStyle w:val="3"/>
-      </w:pPr>
-      <w:bookmarkStart w:id="32" w:name="_Toc195085165"/>
-      <w:r>
-        <w:rPr>
-          <w:rFonts w:hint="eastAsia"/>
-        </w:rPr>
-        <w:t xml:space="preserve">3.5.1 </w:t>
-      </w:r>
-      <w:proofErr w:type="gramStart"/>
-      <w:r>
-        <w:rPr>
-          <w:rFonts w:hint="eastAsia"/>
-        </w:rPr>
-        <w:t>推流列表</w:t>
-      </w:r>
-      <w:proofErr w:type="gramEnd"/>
-      <w:r>
-        <w:rPr>
-          <w:rFonts w:hint="eastAsia"/>
-        </w:rPr>
-        <w:t>获取</w:t>
+      <w:bookmarkStart w:id="32" w:name="_Toc213424928"/>
+      <w:r>
+        <w:rPr>
+          <w:rFonts w:hint="eastAsia"/>
+        </w:rPr>
+        <w:t xml:space="preserve">4.1.1 </w:t>
+      </w:r>
+      <w:r>
+        <w:rPr>
+          <w:rFonts w:hint="eastAsia"/>
+        </w:rPr>
+        <w:t>基本配置</w:t>
       </w:r>
       <w:bookmarkEnd w:id="32"/>
-    </w:p>
-    <w:p>
-      <w:pPr>
-        <w:pStyle w:val="4"/>
-      </w:pPr>
-      <w:r>
-        <w:rPr>
-          <w:rFonts w:hint="eastAsia"/>
-        </w:rPr>
-        <w:t xml:space="preserve">3.5.1.1 </w:t>
-      </w:r>
-      <w:r>
-        <w:rPr>
-          <w:rFonts w:hint="eastAsia"/>
-        </w:rPr>
-        <w:t>请求</w:t>
-      </w:r>
-    </w:p>
-    <w:p>
-      <w:r>
-        <w:rPr>
-          <w:rFonts w:hint="eastAsia"/>
-        </w:rPr>
-        <w:t>接口</w:t>
-      </w:r>
-      <w:r>
-        <w:rPr>
-          <w:rFonts w:hint="eastAsia"/>
-        </w:rPr>
-        <w:t>:HTTP</w:t>
-      </w:r>
-    </w:p>
-    <w:p>
-      <w:r>
-        <w:rPr>
-          <w:rFonts w:hint="eastAsia"/>
-        </w:rPr>
-        <w:t>方法</w:t>
-      </w:r>
-      <w:r>
-        <w:rPr>
-          <w:rFonts w:hint="eastAsia"/>
-        </w:rPr>
-        <w:t>:GET</w:t>
-      </w:r>
-    </w:p>
-    <w:p>
-      <w:r>
-        <w:rPr>
-          <w:rFonts w:hint="eastAsia"/>
-        </w:rPr>
-        <w:t>地址</w:t>
-      </w:r>
-      <w:r>
-        <w:rPr>
-          <w:rFonts w:hint="eastAsia"/>
-        </w:rPr>
-        <w:t>:http://127.0.0.1:5600/</w:t>
-      </w:r>
-      <w:proofErr w:type="spellStart"/>
-      <w:r>
-        <w:rPr>
-          <w:rFonts w:hint="eastAsia"/>
-        </w:rPr>
-        <w:t>api?function</w:t>
-      </w:r>
-      <w:proofErr w:type="spellEnd"/>
-      <w:r>
-        <w:rPr>
-          <w:rFonts w:hint="eastAsia"/>
-        </w:rPr>
-        <w:t>=</w:t>
-      </w:r>
-      <w:proofErr w:type="spellStart"/>
-      <w:r>
-        <w:rPr>
-          <w:rFonts w:hint="eastAsia"/>
-        </w:rPr>
-        <w:t>publish&amp;method</w:t>
-      </w:r>
-      <w:proofErr w:type="spellEnd"/>
-      <w:r>
-        <w:rPr>
-          <w:rFonts w:hint="eastAsia"/>
-        </w:rPr>
-        <w:t>=get</w:t>
-      </w:r>
-    </w:p>
-    <w:p>
-      <w:r>
-        <w:rPr>
-          <w:rFonts w:hint="eastAsia"/>
-        </w:rPr>
-        <w:t>参数</w:t>
-      </w:r>
-      <w:r>
-        <w:rPr>
-          <w:rFonts w:hint="eastAsia"/>
-        </w:rPr>
-        <w:t>:function:</w:t>
-      </w:r>
-      <w:r>
-        <w:rPr>
-          <w:rFonts w:hint="eastAsia"/>
-        </w:rPr>
-        <w:t>操作方式</w:t>
-      </w:r>
-    </w:p>
-    <w:p>
-      <w:pPr>
-        <w:pStyle w:val="4"/>
-      </w:pPr>
-      <w:r>
-        <w:rPr>
-          <w:rFonts w:hint="eastAsia"/>
-        </w:rPr>
-        <w:lastRenderedPageBreak/>
-        <w:t xml:space="preserve">3.5.1.2 </w:t>
-      </w:r>
-      <w:r>
-        <w:rPr>
-          <w:rFonts w:hint="eastAsia"/>
-        </w:rPr>
-        <w:t>回复</w:t>
-      </w:r>
-    </w:p>
-    <w:p>
-      <w:r>
-        <w:rPr>
-          <w:rFonts w:hint="eastAsia"/>
-        </w:rPr>
-        <w:t>{</w:t>
-      </w:r>
-    </w:p>
-    <w:p>
-      <w:r>
-        <w:rPr>
-          <w:rFonts w:hint="eastAsia"/>
-        </w:rPr>
-        <w:t xml:space="preserve">    "Array</w:t>
-      </w:r>
-      <w:proofErr w:type="gramStart"/>
-      <w:r>
-        <w:rPr>
-          <w:rFonts w:hint="eastAsia"/>
-        </w:rPr>
-        <w:t>":[</w:t>
-      </w:r>
-      <w:proofErr w:type="gramEnd"/>
-    </w:p>
-    <w:p>
-      <w:r>
-        <w:rPr>
-          <w:rFonts w:hint="eastAsia"/>
-        </w:rPr>
-        <w:t xml:space="preserve">        {</w:t>
-      </w:r>
-    </w:p>
-    <w:p>
-      <w:r>
-        <w:rPr>
-          <w:rFonts w:hint="eastAsia"/>
-        </w:rPr>
-        <w:t xml:space="preserve">            "enStreamType":3,</w:t>
-      </w:r>
-    </w:p>
-    <w:p>
-      <w:r>
-        <w:rPr>
-          <w:rFonts w:hint="eastAsia"/>
-        </w:rPr>
-        <w:t xml:space="preserve">            "nClientCount":0,</w:t>
-      </w:r>
-    </w:p>
-    <w:p>
-      <w:r>
-        <w:rPr>
-          <w:rFonts w:hint="eastAsia"/>
-        </w:rPr>
-        <w:t xml:space="preserve">            "</w:t>
-      </w:r>
-      <w:proofErr w:type="spellStart"/>
-      <w:proofErr w:type="gramStart"/>
-      <w:r>
-        <w:rPr>
-          <w:rFonts w:hint="eastAsia"/>
-        </w:rPr>
-        <w:t>st</w:t>
-      </w:r>
-      <w:proofErr w:type="gramEnd"/>
-      <w:r>
-        <w:rPr>
-          <w:rFonts w:hint="eastAsia"/>
-        </w:rPr>
-        <w:t>_AudioInfo</w:t>
-      </w:r>
-      <w:proofErr w:type="spellEnd"/>
-      <w:proofErr w:type="gramStart"/>
-      <w:r>
-        <w:rPr>
-          <w:rFonts w:hint="eastAsia"/>
-        </w:rPr>
-        <w:t>":{</w:t>
-      </w:r>
-      <w:proofErr w:type="gramEnd"/>
-    </w:p>
-    <w:p>
-      <w:r>
-        <w:rPr>
-          <w:rFonts w:hint="eastAsia"/>
-        </w:rPr>
-        <w:t xml:space="preserve">                "</w:t>
-      </w:r>
-      <w:proofErr w:type="spellStart"/>
-      <w:r>
-        <w:rPr>
-          <w:rFonts w:hint="eastAsia"/>
-        </w:rPr>
-        <w:t>bEnable</w:t>
-      </w:r>
-      <w:proofErr w:type="spellEnd"/>
-      <w:proofErr w:type="gramStart"/>
-      <w:r>
-        <w:rPr>
-          <w:rFonts w:hint="eastAsia"/>
-        </w:rPr>
-        <w:t>":true</w:t>
-      </w:r>
-      <w:proofErr w:type="gramEnd"/>
-      <w:r>
-        <w:rPr>
-          <w:rFonts w:hint="eastAsia"/>
-        </w:rPr>
-        <w:t>,</w:t>
-      </w:r>
-    </w:p>
-    <w:p>
-      <w:r>
-        <w:rPr>
-          <w:rFonts w:hint="eastAsia"/>
-        </w:rPr>
-        <w:t xml:space="preserve">                "enAVCodec":10,</w:t>
-      </w:r>
-    </w:p>
-    <w:p>
-      <w:r>
-        <w:rPr>
-          <w:rFonts w:hint="eastAsia"/>
-        </w:rPr>
-        <w:t xml:space="preserve">                "nBitRate":160,</w:t>
-      </w:r>
-    </w:p>
-    <w:p>
-      <w:r>
-        <w:rPr>
-          <w:rFonts w:hint="eastAsia"/>
-        </w:rPr>
-        <w:t xml:space="preserve">                "nChannel":2,</w:t>
-      </w:r>
-    </w:p>
-    <w:p>
-      <w:r>
-        <w:rPr>
-          <w:rFonts w:hint="eastAsia"/>
-        </w:rPr>
-        <w:t xml:space="preserve">                "nSampleFmt":16,</w:t>
-      </w:r>
-    </w:p>
-    <w:p>
-      <w:r>
-        <w:rPr>
-          <w:rFonts w:hint="eastAsia"/>
-        </w:rPr>
-        <w:t xml:space="preserve">                "nSampleRate":48000</w:t>
-      </w:r>
-    </w:p>
-    <w:p>
-      <w:r>
-        <w:rPr>
-          <w:rFonts w:hint="eastAsia"/>
-        </w:rPr>
-        <w:t xml:space="preserve">            },</w:t>
-      </w:r>
-    </w:p>
-    <w:p>
-      <w:r>
-        <w:rPr>
-          <w:rFonts w:hint="eastAsia"/>
-        </w:rPr>
-        <w:t xml:space="preserve">            "</w:t>
-      </w:r>
-      <w:proofErr w:type="spellStart"/>
-      <w:proofErr w:type="gramStart"/>
-      <w:r>
-        <w:rPr>
-          <w:rFonts w:hint="eastAsia"/>
-        </w:rPr>
-        <w:t>st</w:t>
-      </w:r>
-      <w:proofErr w:type="gramEnd"/>
-      <w:r>
-        <w:rPr>
-          <w:rFonts w:hint="eastAsia"/>
-        </w:rPr>
-        <w:t>_VideoInfo</w:t>
-      </w:r>
-      <w:proofErr w:type="spellEnd"/>
-      <w:proofErr w:type="gramStart"/>
-      <w:r>
-        <w:rPr>
-          <w:rFonts w:hint="eastAsia"/>
-        </w:rPr>
-        <w:t>":{</w:t>
-      </w:r>
-      <w:proofErr w:type="gramEnd"/>
-    </w:p>
-    <w:p>
-      <w:r>
-        <w:rPr>
-          <w:rFonts w:hint="eastAsia"/>
-        </w:rPr>
-        <w:t xml:space="preserve">                "</w:t>
-      </w:r>
-      <w:proofErr w:type="spellStart"/>
-      <w:r>
-        <w:rPr>
-          <w:rFonts w:hint="eastAsia"/>
-        </w:rPr>
-        <w:t>bEnable</w:t>
-      </w:r>
-      <w:proofErr w:type="spellEnd"/>
-      <w:proofErr w:type="gramStart"/>
-      <w:r>
-        <w:rPr>
-          <w:rFonts w:hint="eastAsia"/>
-        </w:rPr>
-        <w:t>":true</w:t>
-      </w:r>
-      <w:proofErr w:type="gramEnd"/>
-      <w:r>
-        <w:rPr>
-          <w:rFonts w:hint="eastAsia"/>
-        </w:rPr>
-        <w:t>,</w:t>
-      </w:r>
-    </w:p>
-    <w:p>
-      <w:r>
-        <w:rPr>
-          <w:rFonts w:hint="eastAsia"/>
-        </w:rPr>
-        <w:t xml:space="preserve">                "enAVCodec":7,</w:t>
-      </w:r>
-    </w:p>
-    <w:p>
-      <w:r>
-        <w:rPr>
-          <w:rFonts w:hint="eastAsia"/>
-        </w:rPr>
-        <w:t xml:space="preserve">                "nBitRate":5950,</w:t>
-      </w:r>
-    </w:p>
-    <w:p>
-      <w:r>
-        <w:rPr>
-          <w:rFonts w:hint="eastAsia"/>
-        </w:rPr>
-        <w:t xml:space="preserve">                "nFrameRate":30,</w:t>
-      </w:r>
-    </w:p>
-    <w:p>
-      <w:r>
-        <w:rPr>
-          <w:rFonts w:hint="eastAsia"/>
-        </w:rPr>
-        <w:t xml:space="preserve">                "nHeight":1080,</w:t>
-      </w:r>
-    </w:p>
-    <w:p>
-      <w:r>
-        <w:rPr>
-          <w:rFonts w:hint="eastAsia"/>
-        </w:rPr>
-        <w:t xml:space="preserve">                "nWidth":1920</w:t>
-      </w:r>
-    </w:p>
-    <w:p>
-      <w:r>
-        <w:rPr>
-          <w:rFonts w:hint="eastAsia"/>
-        </w:rPr>
-        <w:t xml:space="preserve">            },</w:t>
-      </w:r>
-    </w:p>
-    <w:p>
-      <w:r>
-        <w:rPr>
-          <w:rFonts w:hint="eastAsia"/>
-        </w:rPr>
-        <w:t xml:space="preserve">            "</w:t>
-      </w:r>
-      <w:proofErr w:type="spellStart"/>
-      <w:r>
-        <w:rPr>
-          <w:rFonts w:hint="eastAsia"/>
-        </w:rPr>
-        <w:t>tszSMSAddr</w:t>
-      </w:r>
-      <w:proofErr w:type="spellEnd"/>
-      <w:r>
-        <w:rPr>
-          <w:rFonts w:hint="eastAsia"/>
-        </w:rPr>
-        <w:t>":"live/qyt"</w:t>
-      </w:r>
-    </w:p>
-    <w:p>
-      <w:r>
-        <w:rPr>
-          <w:rFonts w:hint="eastAsia"/>
-        </w:rPr>
-        <w:t xml:space="preserve">        }</w:t>
-      </w:r>
-    </w:p>
-    <w:p>
-      <w:r>
-        <w:rPr>
-          <w:rFonts w:hint="eastAsia"/>
-        </w:rPr>
-        <w:t xml:space="preserve">    ],</w:t>
-      </w:r>
-    </w:p>
-    <w:p>
-      <w:r>
-        <w:rPr>
-          <w:rFonts w:hint="eastAsia"/>
-        </w:rPr>
-        <w:t xml:space="preserve">    "code":0,</w:t>
-      </w:r>
-    </w:p>
-    <w:p>
-      <w:r>
-        <w:rPr>
-          <w:rFonts w:hint="eastAsia"/>
-        </w:rPr>
-        <w:t xml:space="preserve">    "</w:t>
-      </w:r>
-      <w:proofErr w:type="spellStart"/>
-      <w:r>
-        <w:rPr>
-          <w:rFonts w:hint="eastAsia"/>
-        </w:rPr>
-        <w:t>msg":"success</w:t>
-      </w:r>
-      <w:proofErr w:type="spellEnd"/>
-      <w:r>
-        <w:rPr>
-          <w:rFonts w:hint="eastAsia"/>
-        </w:rPr>
-        <w:t>"</w:t>
-      </w:r>
-    </w:p>
-    <w:p>
-      <w:r>
-        <w:rPr>
-          <w:rFonts w:hint="eastAsia"/>
-        </w:rPr>
-        <w:t>}</w:t>
-      </w:r>
-    </w:p>
-    <w:p>
-      <w:pPr>
-        <w:pStyle w:val="3"/>
-      </w:pPr>
-      <w:bookmarkStart w:id="33" w:name="_Toc195085166"/>
-      <w:r>
-        <w:rPr>
-          <w:rFonts w:hint="eastAsia"/>
-        </w:rPr>
-        <w:t xml:space="preserve">3.5.2 </w:t>
-      </w:r>
-      <w:proofErr w:type="gramStart"/>
-      <w:r>
-        <w:rPr>
-          <w:rFonts w:hint="eastAsia"/>
-        </w:rPr>
-        <w:t>拉流列表</w:t>
-      </w:r>
-      <w:proofErr w:type="gramEnd"/>
-      <w:r>
-        <w:rPr>
-          <w:rFonts w:hint="eastAsia"/>
-        </w:rPr>
-        <w:t>获取</w:t>
-      </w:r>
-      <w:bookmarkEnd w:id="33"/>
-    </w:p>
-    <w:p>
-      <w:pPr>
-        <w:pStyle w:val="4"/>
-      </w:pPr>
-      <w:r>
-        <w:rPr>
-          <w:rFonts w:hint="eastAsia"/>
-        </w:rPr>
-        <w:t xml:space="preserve">3.5.2.1 </w:t>
-      </w:r>
-      <w:r>
-        <w:rPr>
-          <w:rFonts w:hint="eastAsia"/>
-        </w:rPr>
-        <w:t>请求</w:t>
-      </w:r>
-    </w:p>
-    <w:p>
-      <w:r>
-        <w:rPr>
-          <w:rFonts w:hint="eastAsia"/>
-        </w:rPr>
-        <w:t>接口</w:t>
-      </w:r>
-      <w:r>
-        <w:rPr>
-          <w:rFonts w:hint="eastAsia"/>
-        </w:rPr>
-        <w:t>:HTTP</w:t>
-      </w:r>
-    </w:p>
-    <w:p>
-      <w:r>
-        <w:rPr>
-          <w:rFonts w:hint="eastAsia"/>
-        </w:rPr>
-        <w:t>方法</w:t>
-      </w:r>
-      <w:r>
-        <w:rPr>
-          <w:rFonts w:hint="eastAsia"/>
-        </w:rPr>
-        <w:t>:GET</w:t>
-      </w:r>
-    </w:p>
-    <w:p>
-      <w:r>
-        <w:rPr>
-          <w:rFonts w:hint="eastAsia"/>
-        </w:rPr>
-        <w:t>地址</w:t>
-      </w:r>
-      <w:r>
-        <w:rPr>
-          <w:rFonts w:hint="eastAsia"/>
-        </w:rPr>
-        <w:t>:http://127.0.0.1:5600/</w:t>
-      </w:r>
-      <w:proofErr w:type="spellStart"/>
-      <w:r>
-        <w:rPr>
-          <w:rFonts w:hint="eastAsia"/>
-        </w:rPr>
-        <w:t>api?function</w:t>
-      </w:r>
-      <w:proofErr w:type="spellEnd"/>
-      <w:r>
-        <w:rPr>
-          <w:rFonts w:hint="eastAsia"/>
-        </w:rPr>
-        <w:t>=</w:t>
-      </w:r>
-      <w:proofErr w:type="spellStart"/>
-      <w:r>
-        <w:rPr>
-          <w:rFonts w:hint="eastAsia"/>
-        </w:rPr>
-        <w:t>pull&amp;method</w:t>
-      </w:r>
-      <w:proofErr w:type="spellEnd"/>
-      <w:r>
-        <w:rPr>
-          <w:rFonts w:hint="eastAsia"/>
-        </w:rPr>
-        <w:t>=get</w:t>
-      </w:r>
-    </w:p>
-    <w:p>
-      <w:r>
-        <w:rPr>
-          <w:rFonts w:hint="eastAsia"/>
-        </w:rPr>
-        <w:t>参数</w:t>
-      </w:r>
-      <w:r>
-        <w:rPr>
-          <w:rFonts w:hint="eastAsia"/>
-        </w:rPr>
-        <w:t>:function:</w:t>
-      </w:r>
-      <w:r>
-        <w:rPr>
-          <w:rFonts w:hint="eastAsia"/>
-        </w:rPr>
-        <w:t>操作方式</w:t>
-      </w:r>
-    </w:p>
-    <w:p>
-      <w:pPr>
-        <w:pStyle w:val="4"/>
-      </w:pPr>
-      <w:r>
-        <w:rPr>
-          <w:rFonts w:hint="eastAsia"/>
-        </w:rPr>
-        <w:lastRenderedPageBreak/>
-        <w:t xml:space="preserve">3.5.2.2 </w:t>
-      </w:r>
-      <w:r>
-        <w:rPr>
-          <w:rFonts w:hint="eastAsia"/>
-        </w:rPr>
-        <w:t>回复</w:t>
-      </w:r>
-    </w:p>
-    <w:p>
-      <w:r>
-        <w:t>{</w:t>
-      </w:r>
-    </w:p>
-    <w:p>
-      <w:r>
-        <w:t xml:space="preserve">    "Array</w:t>
-      </w:r>
-      <w:proofErr w:type="gramStart"/>
-      <w:r>
-        <w:t>":[</w:t>
-      </w:r>
-      <w:proofErr w:type="gramEnd"/>
-    </w:p>
-    <w:p>
-      <w:r>
-        <w:t xml:space="preserve">        {</w:t>
-      </w:r>
-    </w:p>
-    <w:p>
-      <w:r>
-        <w:t xml:space="preserve">            "enStreamType":17,</w:t>
-      </w:r>
-    </w:p>
-    <w:p>
-      <w:r>
-        <w:t xml:space="preserve">            "tszPushAddr":"127.0.0.1:50795",</w:t>
-      </w:r>
-    </w:p>
-    <w:p>
-      <w:r>
-        <w:t xml:space="preserve">            "</w:t>
-      </w:r>
-      <w:proofErr w:type="spellStart"/>
-      <w:r>
-        <w:t>tszSMSAddr</w:t>
-      </w:r>
-      <w:proofErr w:type="spellEnd"/>
-      <w:r>
-        <w:t>":"live/qyt"</w:t>
-      </w:r>
-    </w:p>
-    <w:p>
-      <w:r>
-        <w:t xml:space="preserve">        }</w:t>
-      </w:r>
-    </w:p>
-    <w:p>
-      <w:r>
-        <w:t xml:space="preserve">    ],</w:t>
-      </w:r>
-    </w:p>
-    <w:p>
-      <w:r>
-        <w:t xml:space="preserve">    "code":0,</w:t>
-      </w:r>
-    </w:p>
-    <w:p>
-      <w:r>
-        <w:t xml:space="preserve">    "</w:t>
-      </w:r>
-      <w:proofErr w:type="spellStart"/>
-      <w:r>
-        <w:t>msg":"success</w:t>
-      </w:r>
-      <w:proofErr w:type="spellEnd"/>
-      <w:r>
-        <w:t>"</w:t>
-      </w:r>
-    </w:p>
-    <w:p>
-      <w:r>
-        <w:t>}</w:t>
-      </w:r>
-    </w:p>
-    <w:p>
-      <w:pPr>
-        <w:pStyle w:val="1"/>
-      </w:pPr>
-      <w:bookmarkStart w:id="34" w:name="_Toc195085167"/>
-      <w:r>
-        <w:rPr>
-          <w:rFonts w:hint="eastAsia"/>
-        </w:rPr>
-        <w:t>四</w:t>
-      </w:r>
-      <w:r>
-        <w:rPr>
-          <w:rFonts w:hint="eastAsia"/>
-        </w:rPr>
-        <w:t xml:space="preserve"> </w:t>
-      </w:r>
-      <w:r>
-        <w:rPr>
-          <w:rFonts w:hint="eastAsia"/>
-        </w:rPr>
-        <w:t>配置说明</w:t>
-      </w:r>
-      <w:bookmarkEnd w:id="34"/>
-    </w:p>
-    <w:p>
-      <w:pPr>
-        <w:pStyle w:val="2"/>
-      </w:pPr>
-      <w:bookmarkStart w:id="35" w:name="_Toc195085168"/>
-      <w:r>
-        <w:rPr>
-          <w:rFonts w:hint="eastAsia"/>
-        </w:rPr>
-        <w:t xml:space="preserve">4.1 </w:t>
-      </w:r>
-      <w:r>
-        <w:rPr>
-          <w:rFonts w:hint="eastAsia"/>
-        </w:rPr>
-        <w:t>服务器配置</w:t>
-      </w:r>
-      <w:bookmarkEnd w:id="35"/>
-    </w:p>
-    <w:p>
-      <w:r>
-        <w:rPr>
-          <w:rFonts w:hint="eastAsia"/>
-        </w:rPr>
-        <w:t>基础配置文件</w:t>
-      </w:r>
-      <w:r>
-        <w:rPr>
-          <w:rFonts w:hint="eastAsia"/>
-        </w:rPr>
-        <w:t>:</w:t>
-      </w:r>
-      <w:proofErr w:type="spellStart"/>
-      <w:r>
-        <w:rPr>
-          <w:rFonts w:hint="eastAsia"/>
-        </w:rPr>
-        <w:t>XEngine_Config.json</w:t>
-      </w:r>
-      <w:proofErr w:type="spellEnd"/>
-    </w:p>
-    <w:p>
-      <w:pPr>
-        <w:pStyle w:val="3"/>
-      </w:pPr>
-      <w:bookmarkStart w:id="36" w:name="_Toc195085169"/>
-      <w:r>
-        <w:rPr>
-          <w:rFonts w:hint="eastAsia"/>
-        </w:rPr>
-        <w:t xml:space="preserve">4.1.1 </w:t>
-      </w:r>
-      <w:r>
-        <w:rPr>
-          <w:rFonts w:hint="eastAsia"/>
-        </w:rPr>
-        <w:t>基本配置</w:t>
-      </w:r>
-      <w:bookmarkEnd w:id="36"/>
     </w:p>
     <w:p>
       <w:pPr>
@@ -13246,7 +12320,7 @@
       <w:pPr>
         <w:pStyle w:val="3"/>
       </w:pPr>
-      <w:bookmarkStart w:id="37" w:name="_Toc195085170"/>
+      <w:bookmarkStart w:id="33" w:name="_Toc213424929"/>
       <w:r>
         <w:rPr>
           <w:rFonts w:hint="eastAsia"/>
@@ -13259,7 +12333,7 @@
         </w:rPr>
         <w:t>最大配置</w:t>
       </w:r>
-      <w:bookmarkEnd w:id="37"/>
+      <w:bookmarkEnd w:id="33"/>
     </w:p>
     <w:p>
       <w:proofErr w:type="spellStart"/>
@@ -13494,7 +12568,7 @@
       <w:pPr>
         <w:pStyle w:val="3"/>
       </w:pPr>
-      <w:bookmarkStart w:id="38" w:name="_Toc195085171"/>
+      <w:bookmarkStart w:id="34" w:name="_Toc213424930"/>
       <w:r>
         <w:rPr>
           <w:rFonts w:hint="eastAsia"/>
@@ -13507,7 +12581,7 @@
         </w:rPr>
         <w:t>时间配置</w:t>
       </w:r>
-      <w:bookmarkEnd w:id="38"/>
+      <w:bookmarkEnd w:id="34"/>
     </w:p>
     <w:p>
       <w:proofErr w:type="spellStart"/>
@@ -13683,7 +12757,7 @@
       <w:pPr>
         <w:pStyle w:val="3"/>
       </w:pPr>
-      <w:bookmarkStart w:id="39" w:name="_Toc195085172"/>
+      <w:bookmarkStart w:id="35" w:name="_Toc213424931"/>
       <w:r>
         <w:rPr>
           <w:rFonts w:hint="eastAsia"/>
@@ -13697,7 +12771,7 @@
         </w:rPr>
         <w:t>拉流配置</w:t>
       </w:r>
-      <w:bookmarkEnd w:id="39"/>
+      <w:bookmarkEnd w:id="35"/>
       <w:proofErr w:type="gramEnd"/>
     </w:p>
     <w:p>
@@ -14052,7 +13126,7 @@
       <w:pPr>
         <w:pStyle w:val="3"/>
       </w:pPr>
-      <w:bookmarkStart w:id="40" w:name="_Toc195085173"/>
+      <w:bookmarkStart w:id="36" w:name="_Toc213424932"/>
       <w:r>
         <w:rPr>
           <w:rFonts w:hint="eastAsia"/>
@@ -14065,7 +13139,7 @@
         </w:rPr>
         <w:t>日志配置</w:t>
       </w:r>
-      <w:bookmarkEnd w:id="40"/>
+      <w:bookmarkEnd w:id="36"/>
     </w:p>
     <w:p>
       <w:proofErr w:type="spellStart"/>
@@ -14224,7 +13298,7 @@
       <w:pPr>
         <w:pStyle w:val="3"/>
       </w:pPr>
-      <w:bookmarkStart w:id="41" w:name="_Toc195085174"/>
+      <w:bookmarkStart w:id="37" w:name="_Toc213424933"/>
       <w:r>
         <w:rPr>
           <w:rFonts w:hint="eastAsia"/>
@@ -14237,7 +13311,7 @@
         </w:rPr>
         <w:t>报告配置</w:t>
       </w:r>
-      <w:bookmarkEnd w:id="41"/>
+      <w:bookmarkEnd w:id="37"/>
     </w:p>
     <w:p>
       <w:proofErr w:type="spellStart"/>
@@ -14347,15 +13421,859 @@
     </w:p>
     <w:p>
       <w:pPr>
+        <w:pStyle w:val="3"/>
+      </w:pPr>
+      <w:bookmarkStart w:id="38" w:name="_Toc211353364"/>
+      <w:bookmarkStart w:id="39" w:name="_Toc213424934"/>
+      <w:r>
+        <w:rPr>
+          <w:rFonts w:hint="eastAsia"/>
+        </w:rPr>
+        <w:lastRenderedPageBreak/>
+        <w:t>5</w:t>
+      </w:r>
+      <w:r>
+        <w:rPr>
+          <w:rFonts w:hint="eastAsia"/>
+        </w:rPr>
+        <w:t>.1.</w:t>
+      </w:r>
+      <w:r>
+        <w:rPr>
+          <w:rFonts w:hint="eastAsia"/>
+        </w:rPr>
+        <w:t>7</w:t>
+      </w:r>
+      <w:r>
+        <w:rPr>
+          <w:rFonts w:hint="eastAsia"/>
+        </w:rPr>
+        <w:t xml:space="preserve"> </w:t>
+      </w:r>
+      <w:r>
+        <w:rPr>
+          <w:rFonts w:hint="eastAsia"/>
+        </w:rPr>
+        <w:t>用户验证配置</w:t>
+      </w:r>
+      <w:bookmarkEnd w:id="38"/>
+      <w:bookmarkEnd w:id="39"/>
+    </w:p>
+    <w:p>
+      <w:proofErr w:type="spellStart"/>
+      <w:r>
+        <w:t>XVerification</w:t>
+      </w:r>
+      <w:proofErr w:type="spellEnd"/>
+      <w:r>
+        <w:rPr>
+          <w:rFonts w:hint="eastAsia"/>
+        </w:rPr>
+        <w:t>配置</w:t>
+      </w:r>
+    </w:p>
+    <w:p>
+      <w:pPr>
+        <w:pStyle w:val="ae"/>
+        <w:numPr>
+          <w:ilvl w:val="0"/>
+          <w:numId w:val="2"/>
+        </w:numPr>
+        <w:wordWrap w:val="0"/>
+        <w:ind w:firstLineChars="0"/>
+      </w:pPr>
+      <w:proofErr w:type="spellStart"/>
+      <w:r>
+        <w:t>tszUserName</w:t>
+      </w:r>
+      <w:proofErr w:type="spellEnd"/>
+      <w:r>
+        <w:rPr>
+          <w:rFonts w:hint="eastAsia"/>
+        </w:rPr>
+        <w:t>:</w:t>
+      </w:r>
+      <w:r>
+        <w:rPr>
+          <w:rFonts w:hint="eastAsia"/>
+        </w:rPr>
+        <w:t>要验证的用户名</w:t>
+      </w:r>
+    </w:p>
+    <w:p>
+      <w:pPr>
+        <w:pStyle w:val="ae"/>
+        <w:numPr>
+          <w:ilvl w:val="0"/>
+          <w:numId w:val="2"/>
+        </w:numPr>
+        <w:wordWrap w:val="0"/>
+        <w:ind w:firstLineChars="0"/>
+      </w:pPr>
+      <w:proofErr w:type="spellStart"/>
+      <w:r>
+        <w:t>tszUserPass</w:t>
+      </w:r>
+      <w:proofErr w:type="spellEnd"/>
+      <w:r>
+        <w:rPr>
+          <w:rFonts w:hint="eastAsia"/>
+        </w:rPr>
+        <w:t>:</w:t>
+      </w:r>
+      <w:r>
+        <w:rPr>
+          <w:rFonts w:hint="eastAsia"/>
+        </w:rPr>
+        <w:t>要验证的用户密码</w:t>
+      </w:r>
+    </w:p>
+    <w:p>
+      <w:pPr>
+        <w:pStyle w:val="ae"/>
+        <w:numPr>
+          <w:ilvl w:val="0"/>
+          <w:numId w:val="2"/>
+        </w:numPr>
+        <w:wordWrap w:val="0"/>
+        <w:ind w:firstLineChars="0"/>
+      </w:pPr>
+      <w:proofErr w:type="spellStart"/>
+      <w:r>
+        <w:t>tszAPIAuth</w:t>
+      </w:r>
+      <w:proofErr w:type="spellEnd"/>
+      <w:r>
+        <w:rPr>
+          <w:rFonts w:hint="eastAsia"/>
+        </w:rPr>
+        <w:t>:</w:t>
+      </w:r>
+      <w:r>
+        <w:rPr>
+          <w:rFonts w:hint="eastAsia"/>
+        </w:rPr>
+        <w:t>验证接口</w:t>
+      </w:r>
+      <w:r>
+        <w:rPr>
+          <w:rFonts w:hint="eastAsia"/>
+        </w:rPr>
+        <w:t>API</w:t>
+      </w:r>
+      <w:r>
+        <w:rPr>
+          <w:rFonts w:hint="eastAsia"/>
+        </w:rPr>
+        <w:t>地址</w:t>
+      </w:r>
+    </w:p>
+    <w:p>
+      <w:pPr>
+        <w:pStyle w:val="ae"/>
+        <w:numPr>
+          <w:ilvl w:val="0"/>
+          <w:numId w:val="2"/>
+        </w:numPr>
+        <w:wordWrap w:val="0"/>
+        <w:ind w:firstLineChars="0"/>
+      </w:pPr>
+      <w:proofErr w:type="spellStart"/>
+      <w:r>
+        <w:t>nVType</w:t>
+      </w:r>
+      <w:proofErr w:type="spellEnd"/>
+      <w:r>
+        <w:rPr>
+          <w:rFonts w:hint="eastAsia"/>
+        </w:rPr>
+        <w:t>:</w:t>
+      </w:r>
+      <w:r>
+        <w:rPr>
+          <w:rFonts w:hint="eastAsia"/>
+        </w:rPr>
+        <w:t>验证类型</w:t>
+      </w:r>
+      <w:r>
+        <w:rPr>
+          <w:rFonts w:hint="eastAsia"/>
+        </w:rPr>
+        <w:t>,1</w:t>
+      </w:r>
+      <w:r>
+        <w:rPr>
+          <w:rFonts w:hint="eastAsia"/>
+        </w:rPr>
+        <w:t>为</w:t>
+      </w:r>
+      <w:r>
+        <w:rPr>
+          <w:rFonts w:hint="eastAsia"/>
+        </w:rPr>
+        <w:t>Basic,2 Digest</w:t>
+      </w:r>
+    </w:p>
+    <w:p>
+      <w:pPr>
+        <w:pStyle w:val="ae"/>
+        <w:numPr>
+          <w:ilvl w:val="0"/>
+          <w:numId w:val="2"/>
+        </w:numPr>
+        <w:wordWrap w:val="0"/>
+        <w:ind w:firstLineChars="0"/>
+      </w:pPr>
+      <w:proofErr w:type="spellStart"/>
+      <w:r>
+        <w:t>bEnable</w:t>
+      </w:r>
+      <w:proofErr w:type="spellEnd"/>
+      <w:r>
+        <w:rPr>
+          <w:rFonts w:hint="eastAsia"/>
+        </w:rPr>
+        <w:t>:</w:t>
+      </w:r>
+      <w:r>
+        <w:rPr>
+          <w:rFonts w:hint="eastAsia"/>
+        </w:rPr>
+        <w:t>是否启用</w:t>
+      </w:r>
+    </w:p>
+    <w:p>
+      <w:pPr>
         <w:pStyle w:val="1"/>
       </w:pPr>
-      <w:bookmarkStart w:id="42" w:name="_Toc195085175"/>
+      <w:bookmarkStart w:id="40" w:name="_Toc213424935"/>
+      <w:r>
+        <w:rPr>
+          <w:rFonts w:hint="eastAsia"/>
+        </w:rPr>
+        <w:t>五</w:t>
+      </w:r>
+      <w:r>
+        <w:rPr>
+          <w:rFonts w:hint="eastAsia"/>
+        </w:rPr>
+        <w:t xml:space="preserve"> </w:t>
+      </w:r>
+      <w:r>
+        <w:rPr>
+          <w:rFonts w:hint="eastAsia"/>
+        </w:rPr>
+        <w:t>高级说明</w:t>
+      </w:r>
+      <w:bookmarkEnd w:id="40"/>
+    </w:p>
+    <w:p>
+      <w:pPr>
+        <w:pStyle w:val="2"/>
+      </w:pPr>
+      <w:bookmarkStart w:id="41" w:name="_Toc213424936"/>
+      <w:r>
+        <w:rPr>
+          <w:rFonts w:hint="eastAsia"/>
+        </w:rPr>
+        <w:t>5.1 GOP</w:t>
+      </w:r>
+      <w:r>
+        <w:rPr>
+          <w:rFonts w:hint="eastAsia"/>
+        </w:rPr>
+        <w:t>缓存</w:t>
+      </w:r>
+      <w:bookmarkEnd w:id="41"/>
+    </w:p>
+    <w:p>
+      <w:pPr>
+        <w:ind w:firstLine="420"/>
+      </w:pPr>
+      <w:r>
+        <w:rPr>
+          <w:rFonts w:hint="eastAsia"/>
+        </w:rPr>
+        <w:t>GOP</w:t>
+      </w:r>
+      <w:r>
+        <w:rPr>
+          <w:rFonts w:hint="eastAsia"/>
+        </w:rPr>
+        <w:t>缓存目前并不支持</w:t>
+      </w:r>
+      <w:r>
+        <w:rPr>
+          <w:rFonts w:hint="eastAsia"/>
+        </w:rPr>
+        <w:t>,</w:t>
+      </w:r>
+      <w:r>
+        <w:rPr>
+          <w:rFonts w:hint="eastAsia"/>
+        </w:rPr>
+        <w:t>所以在客户端拉</w:t>
+      </w:r>
+      <w:proofErr w:type="gramStart"/>
+      <w:r>
+        <w:rPr>
+          <w:rFonts w:hint="eastAsia"/>
+        </w:rPr>
+        <w:t>流播放</w:t>
+      </w:r>
+      <w:proofErr w:type="gramEnd"/>
+      <w:r>
+        <w:rPr>
+          <w:rFonts w:hint="eastAsia"/>
+        </w:rPr>
+        <w:t>的时候会出现黑</w:t>
+      </w:r>
+      <w:proofErr w:type="gramStart"/>
+      <w:r>
+        <w:rPr>
+          <w:rFonts w:hint="eastAsia"/>
+        </w:rPr>
+        <w:t>屏或者</w:t>
+      </w:r>
+      <w:proofErr w:type="gramEnd"/>
+      <w:r>
+        <w:rPr>
+          <w:rFonts w:hint="eastAsia"/>
+        </w:rPr>
+        <w:t>花屏问题</w:t>
+      </w:r>
+      <w:r>
+        <w:rPr>
+          <w:rFonts w:hint="eastAsia"/>
+        </w:rPr>
+        <w:t>,</w:t>
+      </w:r>
+      <w:r>
+        <w:rPr>
+          <w:rFonts w:hint="eastAsia"/>
+        </w:rPr>
+        <w:t>当遇到</w:t>
+      </w:r>
+      <w:r>
+        <w:rPr>
+          <w:rFonts w:hint="eastAsia"/>
+        </w:rPr>
+        <w:t>I</w:t>
+      </w:r>
+      <w:proofErr w:type="gramStart"/>
+      <w:r>
+        <w:rPr>
+          <w:rFonts w:hint="eastAsia"/>
+        </w:rPr>
+        <w:t>帧后就</w:t>
+      </w:r>
+      <w:proofErr w:type="gramEnd"/>
+      <w:r>
+        <w:rPr>
+          <w:rFonts w:hint="eastAsia"/>
+        </w:rPr>
+        <w:t>可以正常播放了</w:t>
+      </w:r>
+      <w:r>
+        <w:rPr>
+          <w:rFonts w:hint="eastAsia"/>
+        </w:rPr>
+        <w:t>.</w:t>
+      </w:r>
+    </w:p>
+    <w:p>
+      <w:pPr>
+        <w:ind w:firstLine="420"/>
+      </w:pPr>
+      <w:r>
+        <w:rPr>
+          <w:rFonts w:hint="eastAsia"/>
+        </w:rPr>
+        <w:t>也就是说目前是没有延迟的</w:t>
+      </w:r>
+      <w:r>
+        <w:rPr>
+          <w:rFonts w:hint="eastAsia"/>
+        </w:rPr>
+        <w:t>.</w:t>
+      </w:r>
+    </w:p>
+    <w:p>
+      <w:pPr>
+        <w:ind w:firstLine="420"/>
+      </w:pPr>
+      <w:r>
+        <w:rPr>
+          <w:rFonts w:hint="eastAsia"/>
+        </w:rPr>
+        <w:t>GOP</w:t>
+      </w:r>
+      <w:r>
+        <w:rPr>
+          <w:rFonts w:hint="eastAsia"/>
+        </w:rPr>
+        <w:t>缓冲将在以后实现</w:t>
+      </w:r>
+      <w:r>
+        <w:rPr>
+          <w:rFonts w:hint="eastAsia"/>
+        </w:rPr>
+        <w:t>.</w:t>
+      </w:r>
+    </w:p>
+    <w:p>
+      <w:pPr>
+        <w:pStyle w:val="2"/>
+      </w:pPr>
+      <w:bookmarkStart w:id="42" w:name="_Toc213424937"/>
+      <w:r>
+        <w:rPr>
+          <w:rFonts w:hint="eastAsia"/>
+        </w:rPr>
+        <w:t xml:space="preserve">5.2 </w:t>
+      </w:r>
+      <w:r>
+        <w:rPr>
+          <w:rFonts w:hint="eastAsia"/>
+        </w:rPr>
+        <w:t>优先拉流</w:t>
+      </w:r>
+      <w:bookmarkEnd w:id="42"/>
+    </w:p>
+    <w:p>
+      <w:pPr>
+        <w:ind w:firstLine="420"/>
+      </w:pPr>
+      <w:r>
+        <w:rPr>
+          <w:rFonts w:hint="eastAsia"/>
+        </w:rPr>
+        <w:t>现在支持</w:t>
+      </w:r>
+      <w:proofErr w:type="gramStart"/>
+      <w:r>
+        <w:rPr>
+          <w:rFonts w:hint="eastAsia"/>
+        </w:rPr>
+        <w:t>预拉流</w:t>
+      </w:r>
+      <w:proofErr w:type="gramEnd"/>
+      <w:r>
+        <w:rPr>
+          <w:rFonts w:hint="eastAsia"/>
+        </w:rPr>
+        <w:t>了</w:t>
+      </w:r>
+      <w:r>
+        <w:rPr>
+          <w:rFonts w:hint="eastAsia"/>
+        </w:rPr>
+        <w:t>,</w:t>
+      </w:r>
+      <w:proofErr w:type="gramStart"/>
+      <w:r>
+        <w:rPr>
+          <w:rFonts w:hint="eastAsia"/>
+        </w:rPr>
+        <w:t>预拉流</w:t>
+      </w:r>
+      <w:proofErr w:type="gramEnd"/>
+      <w:r>
+        <w:rPr>
+          <w:rFonts w:hint="eastAsia"/>
+        </w:rPr>
+        <w:t>可以通过每个</w:t>
+      </w:r>
+      <w:r>
+        <w:rPr>
+          <w:rFonts w:hint="eastAsia"/>
+        </w:rPr>
+        <w:t>Pull</w:t>
+      </w:r>
+      <w:r>
+        <w:rPr>
+          <w:rFonts w:hint="eastAsia"/>
+        </w:rPr>
+        <w:t>的配置开关</w:t>
+      </w:r>
+      <w:r>
+        <w:rPr>
+          <w:rFonts w:hint="eastAsia"/>
+        </w:rPr>
+        <w:t>,</w:t>
+      </w:r>
+      <w:r>
+        <w:rPr>
+          <w:rFonts w:hint="eastAsia"/>
+        </w:rPr>
+        <w:t>一般名称为</w:t>
+      </w:r>
+      <w:proofErr w:type="spellStart"/>
+      <w:r>
+        <w:rPr>
+          <w:rFonts w:hint="eastAsia"/>
+        </w:rPr>
+        <w:t>bPre</w:t>
+      </w:r>
+      <w:proofErr w:type="spellEnd"/>
+      <w:r>
+        <w:rPr>
+          <w:rFonts w:hint="eastAsia"/>
+        </w:rPr>
+        <w:t>开头</w:t>
+      </w:r>
+      <w:r>
+        <w:rPr>
+          <w:rFonts w:hint="eastAsia"/>
+        </w:rPr>
+        <w:t>.</w:t>
+      </w:r>
+    </w:p>
+    <w:p>
+      <w:pPr>
+        <w:pStyle w:val="2"/>
+      </w:pPr>
+      <w:bookmarkStart w:id="43" w:name="_Toc213424938"/>
+      <w:r>
+        <w:rPr>
+          <w:rFonts w:hint="eastAsia"/>
+        </w:rPr>
+        <w:t xml:space="preserve">5.3 </w:t>
+      </w:r>
+      <w:r>
+        <w:rPr>
+          <w:rFonts w:hint="eastAsia"/>
+        </w:rPr>
+        <w:t>流转换</w:t>
+      </w:r>
+      <w:bookmarkEnd w:id="43"/>
+    </w:p>
+    <w:p>
+      <w:pPr>
+        <w:ind w:firstLine="420"/>
+      </w:pPr>
+      <w:r>
+        <w:rPr>
+          <w:rFonts w:hint="eastAsia"/>
+        </w:rPr>
+        <w:t>流转换作为</w:t>
+      </w:r>
+      <w:proofErr w:type="spellStart"/>
+      <w:r>
+        <w:rPr>
+          <w:rFonts w:hint="eastAsia"/>
+        </w:rPr>
+        <w:t>XStream</w:t>
+      </w:r>
+      <w:proofErr w:type="spellEnd"/>
+      <w:r>
+        <w:rPr>
+          <w:rFonts w:hint="eastAsia"/>
+        </w:rPr>
+        <w:t>的核心功能之一</w:t>
+      </w:r>
+      <w:r>
+        <w:rPr>
+          <w:rFonts w:hint="eastAsia"/>
+        </w:rPr>
+        <w:t>,</w:t>
+      </w:r>
+      <w:r>
+        <w:rPr>
+          <w:rFonts w:hint="eastAsia"/>
+        </w:rPr>
+        <w:t>其意义重大</w:t>
+      </w:r>
+      <w:r>
+        <w:rPr>
+          <w:rFonts w:hint="eastAsia"/>
+        </w:rPr>
+        <w:t>,</w:t>
+      </w:r>
+      <w:r>
+        <w:rPr>
+          <w:rFonts w:hint="eastAsia"/>
+        </w:rPr>
+        <w:t>他可以</w:t>
+      </w:r>
+      <w:proofErr w:type="gramStart"/>
+      <w:r>
+        <w:rPr>
+          <w:rFonts w:hint="eastAsia"/>
+        </w:rPr>
+        <w:t>把推流</w:t>
+      </w:r>
+      <w:proofErr w:type="gramEnd"/>
+      <w:r>
+        <w:rPr>
+          <w:rFonts w:hint="eastAsia"/>
+        </w:rPr>
+        <w:t>的</w:t>
+      </w:r>
+      <w:r>
+        <w:rPr>
+          <w:rFonts w:hint="eastAsia"/>
+        </w:rPr>
+        <w:t>SRT,XSTREAM,RTMP</w:t>
+      </w:r>
+      <w:proofErr w:type="gramStart"/>
+      <w:r>
+        <w:rPr>
+          <w:rFonts w:hint="eastAsia"/>
+        </w:rPr>
+        <w:t>等流协议</w:t>
+      </w:r>
+      <w:proofErr w:type="gramEnd"/>
+      <w:r>
+        <w:rPr>
+          <w:rFonts w:hint="eastAsia"/>
+        </w:rPr>
+        <w:t>转换为其他</w:t>
+      </w:r>
+      <w:proofErr w:type="gramStart"/>
+      <w:r>
+        <w:rPr>
+          <w:rFonts w:hint="eastAsia"/>
+        </w:rPr>
+        <w:t>拉流协议</w:t>
+      </w:r>
+      <w:proofErr w:type="gramEnd"/>
+      <w:r>
+        <w:rPr>
+          <w:rFonts w:hint="eastAsia"/>
+        </w:rPr>
+        <w:t>,</w:t>
+      </w:r>
+      <w:r>
+        <w:rPr>
+          <w:rFonts w:hint="eastAsia"/>
+        </w:rPr>
+        <w:t>比如他们都可以转为</w:t>
+      </w:r>
+      <w:proofErr w:type="spellStart"/>
+      <w:r>
+        <w:rPr>
+          <w:rFonts w:hint="eastAsia"/>
+        </w:rPr>
+        <w:t>XStream,RTMP,Srt,HTTP</w:t>
+      </w:r>
+      <w:proofErr w:type="spellEnd"/>
+      <w:r>
+        <w:rPr>
+          <w:rFonts w:hint="eastAsia"/>
+        </w:rPr>
+        <w:t>-FLV</w:t>
+      </w:r>
+      <w:r>
+        <w:rPr>
+          <w:rFonts w:hint="eastAsia"/>
+        </w:rPr>
+        <w:t>等等</w:t>
+      </w:r>
+      <w:r>
+        <w:rPr>
+          <w:rFonts w:hint="eastAsia"/>
+        </w:rPr>
+        <w:t>,</w:t>
+      </w:r>
+      <w:r>
+        <w:rPr>
+          <w:rFonts w:hint="eastAsia"/>
+        </w:rPr>
+        <w:t>方便用户处理推拉</w:t>
+      </w:r>
+      <w:proofErr w:type="gramStart"/>
+      <w:r>
+        <w:rPr>
+          <w:rFonts w:hint="eastAsia"/>
+        </w:rPr>
+        <w:t>流端协议</w:t>
+      </w:r>
+      <w:proofErr w:type="gramEnd"/>
+      <w:r>
+        <w:rPr>
+          <w:rFonts w:hint="eastAsia"/>
+        </w:rPr>
+        <w:t>限制的问题</w:t>
+      </w:r>
+    </w:p>
+    <w:p>
+      <w:pPr>
+        <w:pStyle w:val="2"/>
+      </w:pPr>
+      <w:bookmarkStart w:id="44" w:name="_Toc213424939"/>
+      <w:r>
+        <w:rPr>
+          <w:rFonts w:hint="eastAsia"/>
+        </w:rPr>
+        <w:t>5.4 M3U8</w:t>
+      </w:r>
+      <w:bookmarkEnd w:id="44"/>
+    </w:p>
+    <w:p>
+      <w:pPr>
+        <w:ind w:firstLine="420"/>
+      </w:pPr>
+      <w:r>
+        <w:rPr>
+          <w:rFonts w:hint="eastAsia"/>
+        </w:rPr>
+        <w:t>目前流媒体服务器暂时不支持直接拉</w:t>
+      </w:r>
+      <w:r>
+        <w:rPr>
+          <w:rFonts w:hint="eastAsia"/>
+        </w:rPr>
+        <w:t>M3U8,</w:t>
+      </w:r>
+      <w:r>
+        <w:rPr>
+          <w:rFonts w:hint="eastAsia"/>
+        </w:rPr>
+        <w:t>仅仅支持转换</w:t>
+      </w:r>
+      <w:r>
+        <w:rPr>
+          <w:rFonts w:hint="eastAsia"/>
+        </w:rPr>
+        <w:t>,</w:t>
+      </w:r>
+      <w:r>
+        <w:rPr>
+          <w:rFonts w:hint="eastAsia"/>
+        </w:rPr>
+        <w:t>大家可以使用第三方工具</w:t>
+      </w:r>
+      <w:r>
+        <w:rPr>
+          <w:rFonts w:hint="eastAsia"/>
+        </w:rPr>
+        <w:t>,</w:t>
+      </w:r>
+      <w:r>
+        <w:rPr>
+          <w:rFonts w:hint="eastAsia"/>
+        </w:rPr>
+        <w:t>比如</w:t>
+      </w:r>
+      <w:r>
+        <w:rPr>
+          <w:rFonts w:hint="eastAsia"/>
+        </w:rPr>
+        <w:t>NGINX</w:t>
+      </w:r>
+      <w:proofErr w:type="gramStart"/>
+      <w:r>
+        <w:rPr>
+          <w:rFonts w:hint="eastAsia"/>
+        </w:rPr>
+        <w:t>来拉流</w:t>
+      </w:r>
+      <w:proofErr w:type="gramEnd"/>
+      <w:r>
+        <w:rPr>
+          <w:rFonts w:hint="eastAsia"/>
+        </w:rPr>
+        <w:t>.</w:t>
+      </w:r>
+    </w:p>
+    <w:p>
+      <w:pPr>
+        <w:ind w:firstLine="420"/>
+      </w:pPr>
+      <w:r>
+        <w:rPr>
+          <w:rFonts w:hint="eastAsia"/>
+        </w:rPr>
+        <w:t>时</w:t>
+      </w:r>
+      <w:proofErr w:type="gramStart"/>
+      <w:r>
+        <w:rPr>
+          <w:rFonts w:hint="eastAsia"/>
+        </w:rPr>
+        <w:t>长设置</w:t>
+      </w:r>
+      <w:proofErr w:type="gramEnd"/>
+      <w:r>
+        <w:rPr>
+          <w:rFonts w:hint="eastAsia"/>
+        </w:rPr>
+        <w:t>为</w:t>
+      </w:r>
+      <w:r>
+        <w:rPr>
+          <w:rFonts w:hint="eastAsia"/>
+        </w:rPr>
+        <w:t>15</w:t>
+      </w:r>
+      <w:r>
+        <w:rPr>
+          <w:rFonts w:hint="eastAsia"/>
+        </w:rPr>
+        <w:t>秒不一定是</w:t>
+      </w:r>
+      <w:r>
+        <w:rPr>
+          <w:rFonts w:hint="eastAsia"/>
+        </w:rPr>
+        <w:t>15</w:t>
+      </w:r>
+      <w:r>
+        <w:rPr>
+          <w:rFonts w:hint="eastAsia"/>
+        </w:rPr>
+        <w:t>秒</w:t>
+      </w:r>
+      <w:r>
+        <w:rPr>
+          <w:rFonts w:hint="eastAsia"/>
+        </w:rPr>
+        <w:t>,</w:t>
+      </w:r>
+      <w:r>
+        <w:rPr>
+          <w:rFonts w:hint="eastAsia"/>
+        </w:rPr>
+        <w:t>关键看关键帧位置</w:t>
+      </w:r>
+      <w:r>
+        <w:rPr>
+          <w:rFonts w:hint="eastAsia"/>
+        </w:rPr>
+        <w:t>,</w:t>
+      </w:r>
+      <w:r>
+        <w:rPr>
+          <w:rFonts w:hint="eastAsia"/>
+        </w:rPr>
+        <w:t>一般可能会延长个几秒</w:t>
+      </w:r>
+    </w:p>
+    <w:p>
+      <w:pPr>
+        <w:pStyle w:val="1"/>
+      </w:pPr>
+      <w:bookmarkStart w:id="45" w:name="_Toc213424940"/>
       <w:r>
         <w:rPr>
           <w:rFonts w:hint="eastAsia"/>
         </w:rPr>
         <w:lastRenderedPageBreak/>
-        <w:t>五</w:t>
+        <w:t>附录</w:t>
+      </w:r>
+      <w:bookmarkEnd w:id="45"/>
+    </w:p>
+    <w:p>
+      <w:pPr>
+        <w:pStyle w:val="2"/>
+      </w:pPr>
+      <w:bookmarkStart w:id="46" w:name="_Toc213424941"/>
+      <w:r>
+        <w:rPr>
+          <w:rFonts w:hint="eastAsia"/>
+        </w:rPr>
+        <w:t>附录</w:t>
       </w:r>
       <w:r>
         <w:rPr>
@@ -14367,647 +14285,9 @@
         <w:rPr>
           <w:rFonts w:hint="eastAsia"/>
         </w:rPr>
-        <w:t>高级说明</w:t>
-      </w:r>
-      <w:bookmarkEnd w:id="42"/>
-    </w:p>
-    <w:p>
-      <w:pPr>
-        <w:pStyle w:val="2"/>
-      </w:pPr>
-      <w:bookmarkStart w:id="43" w:name="_Toc195085176"/>
-      <w:r>
-        <w:rPr>
-          <w:rFonts w:hint="eastAsia"/>
-        </w:rPr>
-        <w:t>5.1 GOP</w:t>
-      </w:r>
-      <w:r>
-        <w:rPr>
-          <w:rFonts w:hint="eastAsia"/>
-        </w:rPr>
-        <w:t>缓存</w:t>
-      </w:r>
-      <w:bookmarkEnd w:id="43"/>
-    </w:p>
-    <w:p>
-      <w:pPr>
-        <w:ind w:firstLine="420"/>
-      </w:pPr>
-      <w:r>
-        <w:rPr>
-          <w:rFonts w:hint="eastAsia"/>
-        </w:rPr>
-        <w:t>GOP</w:t>
-      </w:r>
-      <w:r>
-        <w:rPr>
-          <w:rFonts w:hint="eastAsia"/>
-        </w:rPr>
-        <w:t>缓存目前并不支持</w:t>
-      </w:r>
-      <w:r>
-        <w:rPr>
-          <w:rFonts w:hint="eastAsia"/>
-        </w:rPr>
-        <w:t>,</w:t>
-      </w:r>
-      <w:r>
-        <w:rPr>
-          <w:rFonts w:hint="eastAsia"/>
-        </w:rPr>
-        <w:t>所以在客户端拉</w:t>
-      </w:r>
-      <w:proofErr w:type="gramStart"/>
-      <w:r>
-        <w:rPr>
-          <w:rFonts w:hint="eastAsia"/>
-        </w:rPr>
-        <w:t>流播放</w:t>
-      </w:r>
-      <w:proofErr w:type="gramEnd"/>
-      <w:r>
-        <w:rPr>
-          <w:rFonts w:hint="eastAsia"/>
-        </w:rPr>
-        <w:t>的时候会出现黑</w:t>
-      </w:r>
-      <w:proofErr w:type="gramStart"/>
-      <w:r>
-        <w:rPr>
-          <w:rFonts w:hint="eastAsia"/>
-        </w:rPr>
-        <w:t>屏或者</w:t>
-      </w:r>
-      <w:proofErr w:type="gramEnd"/>
-      <w:r>
-        <w:rPr>
-          <w:rFonts w:hint="eastAsia"/>
-        </w:rPr>
-        <w:t>花屏问题</w:t>
-      </w:r>
-      <w:r>
-        <w:rPr>
-          <w:rFonts w:hint="eastAsia"/>
-        </w:rPr>
-        <w:t>,</w:t>
-      </w:r>
-      <w:r>
-        <w:rPr>
-          <w:rFonts w:hint="eastAsia"/>
-        </w:rPr>
-        <w:t>当遇到</w:t>
-      </w:r>
-      <w:r>
-        <w:rPr>
-          <w:rFonts w:hint="eastAsia"/>
-        </w:rPr>
-        <w:t>I</w:t>
-      </w:r>
-      <w:proofErr w:type="gramStart"/>
-      <w:r>
-        <w:rPr>
-          <w:rFonts w:hint="eastAsia"/>
-        </w:rPr>
-        <w:t>帧后就</w:t>
-      </w:r>
-      <w:proofErr w:type="gramEnd"/>
-      <w:r>
-        <w:rPr>
-          <w:rFonts w:hint="eastAsia"/>
-        </w:rPr>
-        <w:t>可以正常播放了</w:t>
-      </w:r>
-      <w:r>
-        <w:rPr>
-          <w:rFonts w:hint="eastAsia"/>
-        </w:rPr>
-        <w:t>.</w:t>
-      </w:r>
-    </w:p>
-    <w:p>
-      <w:pPr>
-        <w:ind w:firstLine="420"/>
-      </w:pPr>
-      <w:r>
-        <w:rPr>
-          <w:rFonts w:hint="eastAsia"/>
-        </w:rPr>
-        <w:t>也就是说目前是没有延迟的</w:t>
-      </w:r>
-      <w:r>
-        <w:rPr>
-          <w:rFonts w:hint="eastAsia"/>
-        </w:rPr>
-        <w:t>.</w:t>
-      </w:r>
-    </w:p>
-    <w:p>
-      <w:pPr>
-        <w:ind w:firstLine="420"/>
-      </w:pPr>
-      <w:r>
-        <w:rPr>
-          <w:rFonts w:hint="eastAsia"/>
-        </w:rPr>
-        <w:t>GOP</w:t>
-      </w:r>
-      <w:r>
-        <w:rPr>
-          <w:rFonts w:hint="eastAsia"/>
-        </w:rPr>
-        <w:t>缓冲将在以后实现</w:t>
-      </w:r>
-      <w:r>
-        <w:rPr>
-          <w:rFonts w:hint="eastAsia"/>
-        </w:rPr>
-        <w:t>.</w:t>
-      </w:r>
-    </w:p>
-    <w:p>
-      <w:pPr>
-        <w:pStyle w:val="2"/>
-      </w:pPr>
-      <w:bookmarkStart w:id="44" w:name="_Toc195085177"/>
-      <w:r>
-        <w:rPr>
-          <w:rFonts w:hint="eastAsia"/>
-        </w:rPr>
-        <w:t xml:space="preserve">5.2 </w:t>
-      </w:r>
-      <w:r>
-        <w:rPr>
-          <w:rFonts w:hint="eastAsia"/>
-        </w:rPr>
-        <w:t>优先拉流</w:t>
-      </w:r>
-      <w:bookmarkEnd w:id="44"/>
-    </w:p>
-    <w:p>
-      <w:pPr>
-        <w:ind w:firstLine="420"/>
-        <w:rPr>
-          <w:rFonts w:hint="eastAsia"/>
-        </w:rPr>
-      </w:pPr>
-      <w:r>
-        <w:rPr>
-          <w:rFonts w:hint="eastAsia"/>
-        </w:rPr>
-        <w:t>现在支持</w:t>
-      </w:r>
-      <w:proofErr w:type="gramStart"/>
-      <w:r>
-        <w:rPr>
-          <w:rFonts w:hint="eastAsia"/>
-        </w:rPr>
-        <w:t>预拉流</w:t>
-      </w:r>
-      <w:proofErr w:type="gramEnd"/>
-      <w:r>
-        <w:rPr>
-          <w:rFonts w:hint="eastAsia"/>
-        </w:rPr>
-        <w:t>了</w:t>
-      </w:r>
-      <w:r>
-        <w:rPr>
-          <w:rFonts w:hint="eastAsia"/>
-        </w:rPr>
-        <w:t>,</w:t>
-      </w:r>
-      <w:proofErr w:type="gramStart"/>
-      <w:r>
-        <w:rPr>
-          <w:rFonts w:hint="eastAsia"/>
-        </w:rPr>
-        <w:t>预拉流</w:t>
-      </w:r>
-      <w:proofErr w:type="gramEnd"/>
-      <w:r>
-        <w:rPr>
-          <w:rFonts w:hint="eastAsia"/>
-        </w:rPr>
-        <w:t>可以通过每个</w:t>
-      </w:r>
-      <w:r>
-        <w:rPr>
-          <w:rFonts w:hint="eastAsia"/>
-        </w:rPr>
-        <w:t>Pull</w:t>
-      </w:r>
-      <w:r>
-        <w:rPr>
-          <w:rFonts w:hint="eastAsia"/>
-        </w:rPr>
-        <w:t>的配置开关</w:t>
-      </w:r>
-      <w:r>
-        <w:rPr>
-          <w:rFonts w:hint="eastAsia"/>
-        </w:rPr>
-        <w:t>,</w:t>
-      </w:r>
-      <w:r>
-        <w:rPr>
-          <w:rFonts w:hint="eastAsia"/>
-        </w:rPr>
-        <w:t>一般名称为</w:t>
-      </w:r>
-      <w:proofErr w:type="spellStart"/>
-      <w:r>
-        <w:rPr>
-          <w:rFonts w:hint="eastAsia"/>
-        </w:rPr>
-        <w:t>bPre</w:t>
-      </w:r>
-      <w:proofErr w:type="spellEnd"/>
-      <w:r>
-        <w:rPr>
-          <w:rFonts w:hint="eastAsia"/>
-        </w:rPr>
-        <w:t>开头</w:t>
-      </w:r>
-      <w:r>
-        <w:rPr>
-          <w:rFonts w:hint="eastAsia"/>
-        </w:rPr>
-        <w:t>.</w:t>
-      </w:r>
-    </w:p>
-    <w:p>
-      <w:pPr>
-        <w:pStyle w:val="2"/>
-      </w:pPr>
-      <w:bookmarkStart w:id="45" w:name="_Toc195085178"/>
-      <w:r>
-        <w:rPr>
-          <w:rFonts w:hint="eastAsia"/>
-        </w:rPr>
-        <w:t xml:space="preserve">5.3 </w:t>
-      </w:r>
-      <w:r>
-        <w:rPr>
-          <w:rFonts w:hint="eastAsia"/>
-        </w:rPr>
-        <w:t>流转换</w:t>
-      </w:r>
-      <w:bookmarkEnd w:id="45"/>
-    </w:p>
-    <w:p>
-      <w:pPr>
-        <w:ind w:firstLine="420"/>
-      </w:pPr>
-      <w:r>
-        <w:rPr>
-          <w:rFonts w:hint="eastAsia"/>
-        </w:rPr>
-        <w:t>流转换作为</w:t>
-      </w:r>
-      <w:proofErr w:type="spellStart"/>
-      <w:r>
-        <w:rPr>
-          <w:rFonts w:hint="eastAsia"/>
-        </w:rPr>
-        <w:t>XStream</w:t>
-      </w:r>
-      <w:proofErr w:type="spellEnd"/>
-      <w:r>
-        <w:rPr>
-          <w:rFonts w:hint="eastAsia"/>
-        </w:rPr>
-        <w:t>的核心功能之一</w:t>
-      </w:r>
-      <w:r>
-        <w:rPr>
-          <w:rFonts w:hint="eastAsia"/>
-        </w:rPr>
-        <w:t>,</w:t>
-      </w:r>
-      <w:r>
-        <w:rPr>
-          <w:rFonts w:hint="eastAsia"/>
-        </w:rPr>
-        <w:t>其意义重大</w:t>
-      </w:r>
-      <w:r>
-        <w:rPr>
-          <w:rFonts w:hint="eastAsia"/>
-        </w:rPr>
-        <w:t>,</w:t>
-      </w:r>
-      <w:r>
-        <w:rPr>
-          <w:rFonts w:hint="eastAsia"/>
-        </w:rPr>
-        <w:t>他可以</w:t>
-      </w:r>
-      <w:proofErr w:type="gramStart"/>
-      <w:r>
-        <w:rPr>
-          <w:rFonts w:hint="eastAsia"/>
-        </w:rPr>
-        <w:t>把推流</w:t>
-      </w:r>
-      <w:proofErr w:type="gramEnd"/>
-      <w:r>
-        <w:rPr>
-          <w:rFonts w:hint="eastAsia"/>
-        </w:rPr>
-        <w:t>的</w:t>
-      </w:r>
-      <w:r>
-        <w:rPr>
-          <w:rFonts w:hint="eastAsia"/>
-        </w:rPr>
-        <w:t>SRT,XSTREAM,RTMP</w:t>
-      </w:r>
-      <w:proofErr w:type="gramStart"/>
-      <w:r>
-        <w:rPr>
-          <w:rFonts w:hint="eastAsia"/>
-        </w:rPr>
-        <w:t>等流协议</w:t>
-      </w:r>
-      <w:proofErr w:type="gramEnd"/>
-      <w:r>
-        <w:rPr>
-          <w:rFonts w:hint="eastAsia"/>
-        </w:rPr>
-        <w:t>转换为其他</w:t>
-      </w:r>
-      <w:proofErr w:type="gramStart"/>
-      <w:r>
-        <w:rPr>
-          <w:rFonts w:hint="eastAsia"/>
-        </w:rPr>
-        <w:t>拉流协议</w:t>
-      </w:r>
-      <w:proofErr w:type="gramEnd"/>
-      <w:r>
-        <w:rPr>
-          <w:rFonts w:hint="eastAsia"/>
-        </w:rPr>
-        <w:t>,</w:t>
-      </w:r>
-      <w:r>
-        <w:rPr>
-          <w:rFonts w:hint="eastAsia"/>
-        </w:rPr>
-        <w:t>比如他们都可以转为</w:t>
-      </w:r>
-      <w:proofErr w:type="spellStart"/>
-      <w:r>
-        <w:rPr>
-          <w:rFonts w:hint="eastAsia"/>
-        </w:rPr>
-        <w:t>XStream,RTMP,Srt,HTTP</w:t>
-      </w:r>
-      <w:proofErr w:type="spellEnd"/>
-      <w:r>
-        <w:rPr>
-          <w:rFonts w:hint="eastAsia"/>
-        </w:rPr>
-        <w:t>-FLV</w:t>
-      </w:r>
-      <w:r>
-        <w:rPr>
-          <w:rFonts w:hint="eastAsia"/>
-        </w:rPr>
-        <w:t>等等</w:t>
-      </w:r>
-      <w:r>
-        <w:rPr>
-          <w:rFonts w:hint="eastAsia"/>
-        </w:rPr>
-        <w:t>,</w:t>
-      </w:r>
-      <w:r>
-        <w:rPr>
-          <w:rFonts w:hint="eastAsia"/>
-        </w:rPr>
-        <w:t>方便用户处理推拉</w:t>
-      </w:r>
-      <w:proofErr w:type="gramStart"/>
-      <w:r>
-        <w:rPr>
-          <w:rFonts w:hint="eastAsia"/>
-        </w:rPr>
-        <w:t>流端协议</w:t>
-      </w:r>
-      <w:proofErr w:type="gramEnd"/>
-      <w:r>
-        <w:rPr>
-          <w:rFonts w:hint="eastAsia"/>
-        </w:rPr>
-        <w:t>限制的问题</w:t>
-      </w:r>
-    </w:p>
-    <w:p>
-      <w:pPr>
-        <w:pStyle w:val="2"/>
-      </w:pPr>
-      <w:bookmarkStart w:id="46" w:name="_Toc195085179"/>
-      <w:r>
-        <w:rPr>
-          <w:rFonts w:hint="eastAsia"/>
-        </w:rPr>
-        <w:t>5.4 M3U8</w:t>
+        <w:t>更新历史</w:t>
       </w:r>
       <w:bookmarkEnd w:id="46"/>
-    </w:p>
-    <w:p>
-      <w:pPr>
-        <w:ind w:firstLine="420"/>
-      </w:pPr>
-      <w:r>
-        <w:rPr>
-          <w:rFonts w:hint="eastAsia"/>
-        </w:rPr>
-        <w:t>目前流媒体服务器暂时不支持直接拉</w:t>
-      </w:r>
-      <w:r>
-        <w:rPr>
-          <w:rFonts w:hint="eastAsia"/>
-        </w:rPr>
-        <w:t>M3U8,</w:t>
-      </w:r>
-      <w:r>
-        <w:rPr>
-          <w:rFonts w:hint="eastAsia"/>
-        </w:rPr>
-        <w:t>仅仅支持转换</w:t>
-      </w:r>
-      <w:r>
-        <w:rPr>
-          <w:rFonts w:hint="eastAsia"/>
-        </w:rPr>
-        <w:t>,</w:t>
-      </w:r>
-      <w:r>
-        <w:rPr>
-          <w:rFonts w:hint="eastAsia"/>
-        </w:rPr>
-        <w:t>大家可以使用第三方工具</w:t>
-      </w:r>
-      <w:r>
-        <w:rPr>
-          <w:rFonts w:hint="eastAsia"/>
-        </w:rPr>
-        <w:t>,</w:t>
-      </w:r>
-      <w:r>
-        <w:rPr>
-          <w:rFonts w:hint="eastAsia"/>
-        </w:rPr>
-        <w:t>比如</w:t>
-      </w:r>
-      <w:r>
-        <w:rPr>
-          <w:rFonts w:hint="eastAsia"/>
-        </w:rPr>
-        <w:t>NGINX</w:t>
-      </w:r>
-      <w:proofErr w:type="gramStart"/>
-      <w:r>
-        <w:rPr>
-          <w:rFonts w:hint="eastAsia"/>
-        </w:rPr>
-        <w:t>来拉流</w:t>
-      </w:r>
-      <w:proofErr w:type="gramEnd"/>
-      <w:r>
-        <w:rPr>
-          <w:rFonts w:hint="eastAsia"/>
-        </w:rPr>
-        <w:t>.</w:t>
-      </w:r>
-    </w:p>
-    <w:p>
-      <w:pPr>
-        <w:ind w:firstLine="420"/>
-      </w:pPr>
-      <w:r>
-        <w:rPr>
-          <w:rFonts w:hint="eastAsia"/>
-        </w:rPr>
-        <w:t>时</w:t>
-      </w:r>
-      <w:proofErr w:type="gramStart"/>
-      <w:r>
-        <w:rPr>
-          <w:rFonts w:hint="eastAsia"/>
-        </w:rPr>
-        <w:t>长设置</w:t>
-      </w:r>
-      <w:proofErr w:type="gramEnd"/>
-      <w:r>
-        <w:rPr>
-          <w:rFonts w:hint="eastAsia"/>
-        </w:rPr>
-        <w:t>为</w:t>
-      </w:r>
-      <w:r>
-        <w:rPr>
-          <w:rFonts w:hint="eastAsia"/>
-        </w:rPr>
-        <w:t>15</w:t>
-      </w:r>
-      <w:r>
-        <w:rPr>
-          <w:rFonts w:hint="eastAsia"/>
-        </w:rPr>
-        <w:t>秒不一定是</w:t>
-      </w:r>
-      <w:r>
-        <w:rPr>
-          <w:rFonts w:hint="eastAsia"/>
-        </w:rPr>
-        <w:t>15</w:t>
-      </w:r>
-      <w:r>
-        <w:rPr>
-          <w:rFonts w:hint="eastAsia"/>
-        </w:rPr>
-        <w:t>秒</w:t>
-      </w:r>
-      <w:r>
-        <w:rPr>
-          <w:rFonts w:hint="eastAsia"/>
-        </w:rPr>
-        <w:t>,</w:t>
-      </w:r>
-      <w:r>
-        <w:rPr>
-          <w:rFonts w:hint="eastAsia"/>
-        </w:rPr>
-        <w:t>关键看关键</w:t>
-      </w:r>
-      <w:proofErr w:type="gramStart"/>
-      <w:r>
-        <w:rPr>
-          <w:rFonts w:hint="eastAsia"/>
-        </w:rPr>
-        <w:t>帧</w:t>
-      </w:r>
-      <w:proofErr w:type="gramEnd"/>
-      <w:r>
-        <w:rPr>
-          <w:rFonts w:hint="eastAsia"/>
-        </w:rPr>
-        <w:t>位置</w:t>
-      </w:r>
-      <w:r>
-        <w:rPr>
-          <w:rFonts w:hint="eastAsia"/>
-        </w:rPr>
-        <w:t>,</w:t>
-      </w:r>
-      <w:r>
-        <w:rPr>
-          <w:rFonts w:hint="eastAsia"/>
-        </w:rPr>
-        <w:t>一般可能会延长个几秒</w:t>
-      </w:r>
-    </w:p>
-    <w:p>
-      <w:pPr>
-        <w:pStyle w:val="1"/>
-      </w:pPr>
-      <w:bookmarkStart w:id="47" w:name="_Toc195085180"/>
-      <w:r>
-        <w:rPr>
-          <w:rFonts w:hint="eastAsia"/>
-        </w:rPr>
-        <w:t>附录</w:t>
-      </w:r>
-      <w:bookmarkEnd w:id="47"/>
-    </w:p>
-    <w:p>
-      <w:pPr>
-        <w:pStyle w:val="2"/>
-      </w:pPr>
-      <w:bookmarkStart w:id="48" w:name="_Toc195085181"/>
-      <w:r>
-        <w:rPr>
-          <w:rFonts w:hint="eastAsia"/>
-        </w:rPr>
-        <w:t>附录</w:t>
-      </w:r>
-      <w:r>
-        <w:rPr>
-          <w:rFonts w:hint="eastAsia"/>
-        </w:rPr>
-        <w:t xml:space="preserve"> </w:t>
-      </w:r>
-      <w:r>
-        <w:rPr>
-          <w:rFonts w:hint="eastAsia"/>
-        </w:rPr>
-        <w:t>更新历史</w:t>
-      </w:r>
-      <w:bookmarkEnd w:id="48"/>
     </w:p>
     <w:tbl>
       <w:tblPr>
